--- a/Samples/Documents/Tutorial.docx
+++ b/Samples/Documents/Tutorial.docx
@@ -1,6 +1,6 @@
 
 <file path=word/document.xml><?xml version="1.0" encoding="utf-8"?>
-<w:document xmlns:a="http://schemas.openxmlformats.org/drawingml/2006/main" xmlns:a14="http://schemas.microsoft.com/office/drawing/2010/main" xmlns:pic="http://schemas.openxmlformats.org/drawingml/2006/picture" xmlns:wpc="http://schemas.microsoft.com/office/word/2010/wordprocessingCanvas" xmlns:cx="http://schemas.microsoft.com/office/drawing/2014/chartex" xmlns:cx1="http://schemas.microsoft.com/office/drawing/2015/9/8/chartex" xmlns:cx2="http://schemas.microsoft.com/office/drawing/2015/10/21/chartex" xmlns:cx3="http://schemas.microsoft.com/office/drawing/2016/5/9/chartex" xmlns:cx4="http://schemas.microsoft.com/office/drawing/2016/5/10/chartex" xmlns:cx5="http://schemas.microsoft.com/office/drawing/2016/5/11/chartex" xmlns:cx6="http://schemas.microsoft.com/office/drawing/2016/5/12/chartex" xmlns:cx7="http://schemas.microsoft.com/office/drawing/2016/5/13/chartex" xmlns:cx8="http://schemas.microsoft.com/office/drawing/2016/5/14/chartex" xmlns:mc="http://schemas.openxmlformats.org/markup-compatibility/2006" xmlns:aink="http://schemas.microsoft.com/office/drawing/2016/ink" xmlns:am3d="http://schemas.microsoft.com/office/drawing/2017/model3d" xmlns:o="urn:schemas-microsoft-com:office:office" xmlns:oel="http://schemas.microsoft.com/office/2019/extlst" xmlns:r="http://schemas.openxmlformats.org/officeDocument/2006/relationships" xmlns:m="http://schemas.openxmlformats.org/officeDocument/2006/math" xmlns:v="urn:schemas-microsoft-com:vml" xmlns:wp14="http://schemas.microsoft.com/office/word/2010/wordprocessingDrawing" xmlns:wp="http://schemas.openxmlformats.org/drawingml/2006/wordprocessingDrawing" xmlns:w10="urn:schemas-microsoft-com:office:word" xmlns:w="http://schemas.openxmlformats.org/wordprocessingml/2006/main" xmlns:w14="http://schemas.microsoft.com/office/word/2010/wordml" xmlns:w15="http://schemas.microsoft.com/office/word/2012/wordml" xmlns:w16cex="http://schemas.microsoft.com/office/word/2018/wordml/cex" xmlns:w16cid="http://schemas.microsoft.com/office/word/2016/wordml/cid" xmlns:w16="http://schemas.microsoft.com/office/word/2018/wordml" xmlns:w16du="http://schemas.microsoft.com/office/word/2023/wordml/word16du" xmlns:w16sdtdh="http://schemas.microsoft.com/office/word/2020/wordml/sdtdatahash" xmlns:w16se="http://schemas.microsoft.com/office/word/2015/wordml/symex" xmlns:wpg="http://schemas.microsoft.com/office/word/2010/wordprocessingGroup" xmlns:wpi="http://schemas.microsoft.com/office/word/2010/wordprocessingInk" xmlns:wne="http://schemas.microsoft.com/office/word/2006/wordml" xmlns:wps="http://schemas.microsoft.com/office/word/2010/wordprocessingShape" mc:Ignorable="w14 w15 w16se w16cid w16 w16cex w16sdtdh w16du wp14">
+<w:document xmlns:a="http://schemas.openxmlformats.org/drawingml/2006/main" xmlns:a14="http://schemas.microsoft.com/office/drawing/2010/main" xmlns:pic="http://schemas.openxmlformats.org/drawingml/2006/picture" xmlns:wpc="http://schemas.microsoft.com/office/word/2010/wordprocessingCanvas" xmlns:cx="http://schemas.microsoft.com/office/drawing/2014/chartex" xmlns:cx1="http://schemas.microsoft.com/office/drawing/2015/9/8/chartex" xmlns:cx2="http://schemas.microsoft.com/office/drawing/2015/10/21/chartex" xmlns:cx3="http://schemas.microsoft.com/office/drawing/2016/5/9/chartex" xmlns:cx4="http://schemas.microsoft.com/office/drawing/2016/5/10/chartex" xmlns:cx5="http://schemas.microsoft.com/office/drawing/2016/5/11/chartex" xmlns:cx6="http://schemas.microsoft.com/office/drawing/2016/5/12/chartex" xmlns:cx7="http://schemas.microsoft.com/office/drawing/2016/5/13/chartex" xmlns:cx8="http://schemas.microsoft.com/office/drawing/2016/5/14/chartex" xmlns:mc="http://schemas.openxmlformats.org/markup-compatibility/2006" xmlns:aink="http://schemas.microsoft.com/office/drawing/2016/ink" xmlns:am3d="http://schemas.microsoft.com/office/drawing/2017/model3d" xmlns:o="urn:schemas-microsoft-com:office:office" xmlns:oel="http://schemas.microsoft.com/office/2019/extlst" xmlns:r="http://schemas.openxmlformats.org/officeDocument/2006/relationships" xmlns:m="http://schemas.openxmlformats.org/officeDocument/2006/math" xmlns:v="urn:schemas-microsoft-com:vml" xmlns:wp14="http://schemas.microsoft.com/office/word/2010/wordprocessingDrawing" xmlns:wp="http://schemas.openxmlformats.org/drawingml/2006/wordprocessingDrawing" xmlns:w10="urn:schemas-microsoft-com:office:word" xmlns:w="http://schemas.openxmlformats.org/wordprocessingml/2006/main" xmlns:w14="http://schemas.microsoft.com/office/word/2010/wordml" xmlns:w15="http://schemas.microsoft.com/office/word/2012/wordml" xmlns:w16cex="http://schemas.microsoft.com/office/word/2018/wordml/cex" xmlns:w16cid="http://schemas.microsoft.com/office/word/2016/wordml/cid" xmlns:w16="http://schemas.microsoft.com/office/word/2018/wordml" xmlns:w16du="http://schemas.microsoft.com/office/word/2023/wordml/word16du" xmlns:w16sdtdh="http://schemas.microsoft.com/office/word/2020/wordml/sdtdatahash" xmlns:w16sdtfl="http://schemas.microsoft.com/office/word/2024/wordml/sdtformatlock" xmlns:w16se="http://schemas.microsoft.com/office/word/2015/wordml/symex" xmlns:wpg="http://schemas.microsoft.com/office/word/2010/wordprocessingGroup" xmlns:wpi="http://schemas.microsoft.com/office/word/2010/wordprocessingInk" xmlns:wne="http://schemas.microsoft.com/office/word/2006/wordml" xmlns:wps="http://schemas.microsoft.com/office/word/2010/wordprocessingShape" mc:Ignorable="w14 w15 w16se w16cid w16 w16cex w16sdtdh w16sdtfl w16du wp14">
   <w:background w:color="FFFFFF" w:themeColor="background1"/>
   <w:body>
     <w:sdt>
@@ -103,7 +103,7 @@
                                     <w:lang w:val="en-US"/>
                                   </w:rPr>
                                   <w:t xml:space="preserve"/>
-                                  <w:t xml:space="preserve">2.6.0.0</w:t>
+                                  <w:t xml:space="preserve">2.7.0.0</w:t>
                                 </w:r>
                                 <w:r>
                                   <w:t xml:space="preserve"/>
@@ -113,8 +113,15 @@
                                     <w:lang w:val="en-US"/>
                                   </w:rPr>
                                   <w:br/>
+                                </w:r>
+                                <w:proofErr w:type="spellStart"/>
+                                <w:r>
+                                  <w:rPr>
+                                    <w:lang w:val="en-US"/>
+                                  </w:rPr>
                                   <w:t>egonl</w:t>
                                 </w:r>
+                                <w:proofErr w:type="spellEnd"/>
                                 <w:r>
                                   <w:br/>
                                 </w:r>
@@ -123,7 +130,7 @@
                                     <w:lang w:val="en-US"/>
                                   </w:rPr>
                                   <w:t xml:space="preserve"/>
-                                  <w:t xml:space="preserve">September 2025</w:t>
+                                  <w:t xml:space="preserve">September 2026</w:t>
                                 </w:r>
                                 <w:r>
                                   <w:t xml:space="preserve"/>
@@ -174,7 +181,7 @@
                               <w:lang w:val="en-US"/>
                             </w:rPr>
                             <w:t xml:space="preserve"/>
-                            <w:t xml:space="preserve">2.6.0.0</w:t>
+                            <w:t xml:space="preserve">2.7.0.0</w:t>
                           </w:r>
                           <w:r>
                             <w:t xml:space="preserve"/>
@@ -184,8 +191,15 @@
                               <w:lang w:val="en-US"/>
                             </w:rPr>
                             <w:br/>
+                          </w:r>
+                          <w:proofErr w:type="spellStart"/>
+                          <w:r>
+                            <w:rPr>
+                              <w:lang w:val="en-US"/>
+                            </w:rPr>
                             <w:t>egonl</w:t>
                           </w:r>
+                          <w:proofErr w:type="spellEnd"/>
                           <w:r>
                             <w:br/>
                           </w:r>
@@ -194,7 +208,7 @@
                               <w:lang w:val="en-US"/>
                             </w:rPr>
                             <w:t xml:space="preserve"/>
-                            <w:t xml:space="preserve">September 2025</w:t>
+                            <w:t xml:space="preserve">September 2026</w:t>
                           </w:r>
                           <w:r>
                             <w:t xml:space="preserve"/>
@@ -359,7 +373,6 @@
         <w:rPr>
           <w:lang w:val="en-US"/>
         </w:rPr>
-        <w:lastRenderedPageBreak/>
         <w:t>S</w:t>
       </w:r>
       <w:r>
@@ -379,7 +392,21 @@
         <w:rPr>
           <w:lang w:val="en-US"/>
         </w:rPr>
-        <w:t xml:space="preserve">Generating documents with SharpDocx is a </w:t>
+        <w:t xml:space="preserve">Generating documents with </w:t>
+      </w:r>
+      <w:proofErr w:type="spellStart"/>
+      <w:r>
+        <w:rPr>
+          <w:lang w:val="en-US"/>
+        </w:rPr>
+        <w:t>SharpDocx</w:t>
+      </w:r>
+      <w:proofErr w:type="spellEnd"/>
+      <w:r>
+        <w:rPr>
+          <w:lang w:val="en-US"/>
+        </w:rPr>
+        <w:t xml:space="preserve"> is a </w:t>
       </w:r>
       <w:r>
         <w:rPr>
@@ -392,7 +419,9 @@
           <w:lang w:val="en-US"/>
         </w:rPr>
         <w:t xml:space="preserve"> process. First you create a view in Word. A view is a Word document which also contains C# code. Code can be inserted anywhere, e.g. </w:t>
-        <w:t xml:space="preserve">8-9-2025 23:15:03</w:t>
+        <w:t xml:space="preserve">24/09/2026 15:56:19</w:t>
+      </w:r>
+      <w:r>
         <w:t xml:space="preserve"> would insert the current date and time.</w:t>
       </w:r>
     </w:p>
@@ -565,7 +594,21 @@
         <w:rPr>
           <w:lang w:val="en-US"/>
         </w:rPr>
-        <w:t xml:space="preserve">Out of the box SharpDocx supports inserting text, tables, images and </w:t>
+        <w:t xml:space="preserve">Out of the box </w:t>
+      </w:r>
+      <w:proofErr w:type="spellStart"/>
+      <w:r>
+        <w:rPr>
+          <w:lang w:val="en-US"/>
+        </w:rPr>
+        <w:t>SharpDocx</w:t>
+      </w:r>
+      <w:proofErr w:type="spellEnd"/>
+      <w:r>
+        <w:rPr>
+          <w:lang w:val="en-US"/>
+        </w:rPr>
+        <w:t xml:space="preserve"> supports inserting text, tables, images and </w:t>
       </w:r>
       <w:r>
         <w:rPr>
@@ -642,7 +685,21 @@
         <w:rPr>
           <w:lang w:val="en-US"/>
         </w:rPr>
-        <w:t>If you want to do something that's not supported by SharpDocx, you can do so by creating your own document subclass. See the Inheritance example.</w:t>
+        <w:t xml:space="preserve">If you want to do something that's not supported by </w:t>
+      </w:r>
+      <w:proofErr w:type="spellStart"/>
+      <w:r>
+        <w:rPr>
+          <w:lang w:val="en-US"/>
+        </w:rPr>
+        <w:t>SharpDocx</w:t>
+      </w:r>
+      <w:proofErr w:type="spellEnd"/>
+      <w:r>
+        <w:rPr>
+          <w:lang w:val="en-US"/>
+        </w:rPr>
+        <w:t>, you can do so by creating your own document subclass. See the Inheritance example.</w:t>
       </w:r>
       <w:r>
         <w:rPr>
@@ -669,11 +726,19 @@
           <w:lang w:val="en-US"/>
         </w:rPr>
       </w:pPr>
-      <w:r>
-        <w:rPr>
-          <w:lang w:val="en-US"/>
-        </w:rPr>
-        <w:t>SharpDocx is inspired by Web technologies like ASP.NET and JSP. Developers familiar with those technologies should feel right at home.</w:t>
+      <w:proofErr w:type="spellStart"/>
+      <w:r>
+        <w:rPr>
+          <w:lang w:val="en-US"/>
+        </w:rPr>
+        <w:t>SharpDocx</w:t>
+      </w:r>
+      <w:proofErr w:type="spellEnd"/>
+      <w:r>
+        <w:rPr>
+          <w:lang w:val="en-US"/>
+        </w:rPr>
+        <w:t xml:space="preserve"> is inspired by Web technologies like ASP.NET and JSP. Developers familiar with those technologies should feel right at home.</w:t>
       </w:r>
       <w:r>
         <w:rPr>
@@ -740,7 +805,21 @@
         <w:rPr>
           <w:lang w:val="en-US"/>
         </w:rPr>
-        <w:t>Generating documents with SharpDocx can be very fast: a slightly modified Model sample produced 25 documents per second on my modest laptop. That’s 1500 documents per minute.</w:t>
+        <w:t xml:space="preserve">Generating documents with </w:t>
+      </w:r>
+      <w:proofErr w:type="spellStart"/>
+      <w:r>
+        <w:rPr>
+          <w:lang w:val="en-US"/>
+        </w:rPr>
+        <w:t>SharpDocx</w:t>
+      </w:r>
+      <w:proofErr w:type="spellEnd"/>
+      <w:r>
+        <w:rPr>
+          <w:lang w:val="en-US"/>
+        </w:rPr>
+        <w:t xml:space="preserve"> can be very fast: a slightly modified Model sample produced 25 documents per second on my modest laptop. That’s 1500 documents per minute.</w:t>
       </w:r>
       <w:r>
         <w:rPr>
@@ -778,7 +857,6 @@
         <w:rPr>
           <w:lang w:val="en-US"/>
         </w:rPr>
-        <w:lastRenderedPageBreak/>
         <w:t>Contents</w:t>
       </w:r>
     </w:p>
@@ -1895,7 +1973,6 @@
         <w:rPr>
           <w:lang w:val="en-US"/>
         </w:rPr>
-        <w:lastRenderedPageBreak/>
         <w:t>The basics</w:t>
       </w:r>
       <w:bookmarkEnd w:id="0"/>
@@ -1923,6 +2000,9 @@
           <w:lang w:val="en-US"/>
         </w:rPr>
         <w:t xml:space="preserve">. Like right </w:t>
+        <w:t xml:space="preserve"/>
+      </w:r>
+      <w:r>
         <w:t xml:space="preserve"/>
       </w:r>
       <w:r>
@@ -2051,13 +2131,41 @@
         <w:rPr>
           <w:lang w:val="en-US"/>
         </w:rPr>
-        <w:t xml:space="preserve">If you want to display the value of i, you can use </w:t>
-      </w:r>
-      <w:r>
-        <w:rPr>
-          <w:lang w:val="en-US"/>
-        </w:rPr>
-        <w:t>the Write method. Right now, i is</w:t>
+        <w:t xml:space="preserve">If you want to display the value of </w:t>
+      </w:r>
+      <w:proofErr w:type="spellStart"/>
+      <w:r>
+        <w:rPr>
+          <w:lang w:val="en-US"/>
+        </w:rPr>
+        <w:t>i</w:t>
+      </w:r>
+      <w:proofErr w:type="spellEnd"/>
+      <w:r>
+        <w:rPr>
+          <w:lang w:val="en-US"/>
+        </w:rPr>
+        <w:t xml:space="preserve">, you can use </w:t>
+      </w:r>
+      <w:r>
+        <w:rPr>
+          <w:lang w:val="en-US"/>
+        </w:rPr>
+        <w:t xml:space="preserve">the Write method. Right now, </w:t>
+      </w:r>
+      <w:proofErr w:type="spellStart"/>
+      <w:r>
+        <w:rPr>
+          <w:lang w:val="en-US"/>
+        </w:rPr>
+        <w:t>i</w:t>
+      </w:r>
+      <w:proofErr w:type="spellEnd"/>
+      <w:r>
+        <w:rPr>
+          <w:lang w:val="en-US"/>
+        </w:rPr>
+        <w:t xml:space="preserve"> is</w:t>
       </w:r>
       <w:r>
         <w:rPr>
@@ -2166,7 +2274,21 @@
         <w:rPr>
           <w:lang w:val="en-US"/>
         </w:rPr>
-        <w:t>There’s also a shorthand notation for the Write method: i is</w:t>
+        <w:t xml:space="preserve">There’s also a shorthand notation for the Write method: </w:t>
+      </w:r>
+      <w:proofErr w:type="spellStart"/>
+      <w:r>
+        <w:rPr>
+          <w:lang w:val="en-US"/>
+        </w:rPr>
+        <w:t>i</w:t>
+      </w:r>
+      <w:proofErr w:type="spellEnd"/>
+      <w:r>
+        <w:rPr>
+          <w:lang w:val="en-US"/>
+        </w:rPr>
+        <w:t xml:space="preserve"> is</w:t>
       </w:r>
       <w:r>
         <w:rPr>
@@ -2180,6 +2302,8 @@
         </w:rPr>
         <w:t xml:space="preserve"> </w:t>
         <w:t xml:space="preserve">1</w:t>
+      </w:r>
+      <w:r>
         <w:t xml:space="preserve">.</w:t>
       </w:r>
     </w:p>
@@ -2335,7 +2459,6 @@
         <w:rPr>
           <w:lang w:val="en-US"/>
         </w:rPr>
-        <w:lastRenderedPageBreak/>
         <w:t>Conditional content</w:t>
       </w:r>
       <w:bookmarkEnd w:id="2"/>
@@ -2809,7 +2932,51 @@
           <w:shd w:val="clear" w:color="auto" w:fill="FFFFFF"/>
           <w:lang w:val="en-US"/>
         </w:rPr>
-        <w:t xml:space="preserve"> 'tuh-MAH-toh' is the </w:t>
+        <w:t> '</w:t>
+      </w:r>
+      <w:proofErr w:type="spellStart"/>
+      <w:r>
+        <w:rPr>
+          <w:rStyle w:val="tgc"/>
+          <w:rFonts w:cstheme="minorHAnsi"/>
+          <w:color w:val="222222"/>
+          <w:shd w:val="clear" w:color="auto" w:fill="FFFFFF"/>
+          <w:lang w:val="en-US"/>
+        </w:rPr>
+        <w:t>tuh</w:t>
+      </w:r>
+      <w:proofErr w:type="spellEnd"/>
+      <w:r>
+        <w:rPr>
+          <w:rStyle w:val="tgc"/>
+          <w:rFonts w:cstheme="minorHAnsi"/>
+          <w:color w:val="222222"/>
+          <w:shd w:val="clear" w:color="auto" w:fill="FFFFFF"/>
+          <w:lang w:val="en-US"/>
+        </w:rPr>
+        <w:t>-MAH-</w:t>
+      </w:r>
+      <w:proofErr w:type="spellStart"/>
+      <w:r>
+        <w:rPr>
+          <w:rStyle w:val="tgc"/>
+          <w:rFonts w:cstheme="minorHAnsi"/>
+          <w:color w:val="222222"/>
+          <w:shd w:val="clear" w:color="auto" w:fill="FFFFFF"/>
+          <w:lang w:val="en-US"/>
+        </w:rPr>
+        <w:t>toh</w:t>
+      </w:r>
+      <w:proofErr w:type="spellEnd"/>
+      <w:r>
+        <w:rPr>
+          <w:rStyle w:val="tgc"/>
+          <w:rFonts w:cstheme="minorHAnsi"/>
+          <w:color w:val="222222"/>
+          <w:shd w:val="clear" w:color="auto" w:fill="FFFFFF"/>
+          <w:lang w:val="en-US"/>
+        </w:rPr>
+        <w:t xml:space="preserve">' is the </w:t>
       </w:r>
       <w:r>
         <w:rPr>
@@ -2840,7 +3007,51 @@
           <w:shd w:val="clear" w:color="auto" w:fill="FFFFFF"/>
           <w:lang w:val="en-US"/>
         </w:rPr>
-        <w:t> in the UK and is accepted in the US regions of New England along with parts of the lower East Coast, while 'tuh-MAY-toh' is found almost everywhere else.</w:t>
+        <w:t> in the UK and is accepted in the US regions of New England along with parts of the lower East Coast, while '</w:t>
+      </w:r>
+      <w:proofErr w:type="spellStart"/>
+      <w:r>
+        <w:rPr>
+          <w:rStyle w:val="tgc"/>
+          <w:rFonts w:cstheme="minorHAnsi"/>
+          <w:color w:val="222222"/>
+          <w:shd w:val="clear" w:color="auto" w:fill="FFFFFF"/>
+          <w:lang w:val="en-US"/>
+        </w:rPr>
+        <w:t>tuh</w:t>
+      </w:r>
+      <w:proofErr w:type="spellEnd"/>
+      <w:r>
+        <w:rPr>
+          <w:rStyle w:val="tgc"/>
+          <w:rFonts w:cstheme="minorHAnsi"/>
+          <w:color w:val="222222"/>
+          <w:shd w:val="clear" w:color="auto" w:fill="FFFFFF"/>
+          <w:lang w:val="en-US"/>
+        </w:rPr>
+        <w:t>-MAY-</w:t>
+      </w:r>
+      <w:proofErr w:type="spellStart"/>
+      <w:r>
+        <w:rPr>
+          <w:rStyle w:val="tgc"/>
+          <w:rFonts w:cstheme="minorHAnsi"/>
+          <w:color w:val="222222"/>
+          <w:shd w:val="clear" w:color="auto" w:fill="FFFFFF"/>
+          <w:lang w:val="en-US"/>
+        </w:rPr>
+        <w:t>toh</w:t>
+      </w:r>
+      <w:proofErr w:type="spellEnd"/>
+      <w:r>
+        <w:rPr>
+          <w:rStyle w:val="tgc"/>
+          <w:rFonts w:cstheme="minorHAnsi"/>
+          <w:color w:val="222222"/>
+          <w:shd w:val="clear" w:color="auto" w:fill="FFFFFF"/>
+          <w:lang w:val="en-US"/>
+        </w:rPr>
+        <w:t>' is found almost everywhere else.</w:t>
       </w:r>
     </w:p>
     <w:p>
@@ -3021,7 +3232,21 @@
         <w:rPr>
           <w:lang w:val="en-US"/>
         </w:rPr>
-        <w:t>lse statements are at the moment not supported by SharpDocx. Instead, use another if statement.</w:t>
+        <w:t xml:space="preserve">lse statements are at the moment not supported by </w:t>
+      </w:r>
+      <w:proofErr w:type="spellStart"/>
+      <w:r>
+        <w:rPr>
+          <w:lang w:val="en-US"/>
+        </w:rPr>
+        <w:t>SharpDocx</w:t>
+      </w:r>
+      <w:proofErr w:type="spellEnd"/>
+      <w:r>
+        <w:rPr>
+          <w:lang w:val="en-US"/>
+        </w:rPr>
+        <w:t>. Instead, use another if statement.</w:t>
       </w:r>
     </w:p>
     <w:p>
@@ -3034,7 +3259,35 @@
         <w:rPr>
           <w:lang w:val="en-US"/>
         </w:rPr>
-        <w:t>4. Don’t mix text blocks with the AppendRow or AppendParagraph methods: it just won’t work. Instead, use the Write method to display conditional content.</w:t>
+        <w:t xml:space="preserve">4. Don’t mix text blocks with the </w:t>
+      </w:r>
+      <w:proofErr w:type="spellStart"/>
+      <w:r>
+        <w:rPr>
+          <w:lang w:val="en-US"/>
+        </w:rPr>
+        <w:t>AppendRow</w:t>
+      </w:r>
+      <w:proofErr w:type="spellEnd"/>
+      <w:r>
+        <w:rPr>
+          <w:lang w:val="en-US"/>
+        </w:rPr>
+        <w:t xml:space="preserve"> or </w:t>
+      </w:r>
+      <w:proofErr w:type="spellStart"/>
+      <w:r>
+        <w:rPr>
+          <w:lang w:val="en-US"/>
+        </w:rPr>
+        <w:t>AppendParagraph</w:t>
+      </w:r>
+      <w:proofErr w:type="spellEnd"/>
+      <w:r>
+        <w:rPr>
+          <w:lang w:val="en-US"/>
+        </w:rPr>
+        <w:t xml:space="preserve"> methods: it just won’t work. Instead, use the Write method to display conditional content.</w:t>
       </w:r>
       <w:r>
         <w:rPr>
@@ -3061,7 +3314,6 @@
         <w:rPr>
           <w:lang w:val="en-US"/>
         </w:rPr>
-        <w:lastRenderedPageBreak/>
         <w:t>Loops</w:t>
       </w:r>
       <w:bookmarkEnd w:id="4"/>
@@ -3193,7 +3445,21 @@
         <w:rPr>
           <w:lang w:val="en-US"/>
         </w:rPr>
-        <w:t xml:space="preserve"> of i is</w:t>
+        <w:t xml:space="preserve"> of </w:t>
+      </w:r>
+      <w:proofErr w:type="spellStart"/>
+      <w:r>
+        <w:rPr>
+          <w:lang w:val="en-US"/>
+        </w:rPr>
+        <w:t>i</w:t>
+      </w:r>
+      <w:proofErr w:type="spellEnd"/>
+      <w:r>
+        <w:rPr>
+          <w:lang w:val="en-US"/>
+        </w:rPr>
+        <w:t xml:space="preserve"> is</w:t>
       </w:r>
       <w:r>
         <w:rPr>
@@ -3202,6 +3468,8 @@
         </w:rPr>
         <w:t xml:space="preserve"> </w:t>
         <w:t xml:space="preserve">1</w:t>
+      </w:r>
+      <w:r>
         <w:t xml:space="preserve">.</w:t>
       </w:r>
       <w:r>
@@ -3211,11 +3479,19 @@
         </w:rPr>
         <w:br/>
       </w:r>
-      <w:r>
-        <w:rPr>
-          <w:lang w:val="en-US"/>
-        </w:rPr>
-        <w:t xml:space="preserve">i </w:t>
+      <w:proofErr w:type="spellStart"/>
+      <w:r>
+        <w:rPr>
+          <w:lang w:val="en-US"/>
+        </w:rPr>
+        <w:t>i</w:t>
+      </w:r>
+      <w:proofErr w:type="spellEnd"/>
+      <w:r>
+        <w:rPr>
+          <w:lang w:val="en-US"/>
+        </w:rPr>
+        <w:t xml:space="preserve"> </w:t>
       </w:r>
       <w:r>
         <w:rPr>
@@ -3243,6 +3519,9 @@
         </w:rPr>
         <w:t xml:space="preserve"/>
         <w:t xml:space="preserve">1</w:t>
+      </w:r>
+      <w:r>
+        <w:t xml:space="preserve"/>
       </w:r>
     </w:p>
     <w:p>
@@ -3335,7 +3614,21 @@
         <w:rPr>
           <w:lang w:val="en-US"/>
         </w:rPr>
-        <w:t xml:space="preserve"> of i is</w:t>
+        <w:t xml:space="preserve"> of </w:t>
+      </w:r>
+      <w:proofErr w:type="spellStart"/>
+      <w:r>
+        <w:rPr>
+          <w:lang w:val="en-US"/>
+        </w:rPr>
+        <w:t>i</w:t>
+      </w:r>
+      <w:proofErr w:type="spellEnd"/>
+      <w:r>
+        <w:rPr>
+          <w:lang w:val="en-US"/>
+        </w:rPr>
+        <w:t xml:space="preserve"> is</w:t>
       </w:r>
       <w:r>
         <w:rPr>
@@ -3344,6 +3637,8 @@
         </w:rPr>
         <w:t xml:space="preserve"> </w:t>
         <w:t xml:space="preserve">2</w:t>
+      </w:r>
+      <w:r>
         <w:t xml:space="preserve">.</w:t>
       </w:r>
       <w:r>
@@ -3353,11 +3648,19 @@
         </w:rPr>
         <w:br/>
       </w:r>
-      <w:r>
-        <w:rPr>
-          <w:lang w:val="en-US"/>
-        </w:rPr>
-        <w:t xml:space="preserve">i </w:t>
+      <w:proofErr w:type="spellStart"/>
+      <w:r>
+        <w:rPr>
+          <w:lang w:val="en-US"/>
+        </w:rPr>
+        <w:t>i</w:t>
+      </w:r>
+      <w:proofErr w:type="spellEnd"/>
+      <w:r>
+        <w:rPr>
+          <w:lang w:val="en-US"/>
+        </w:rPr>
+        <w:t xml:space="preserve"> </w:t>
       </w:r>
       <w:r>
         <w:rPr>
@@ -3385,6 +3688,9 @@
         </w:rPr>
         <w:t xml:space="preserve"/>
         <w:t xml:space="preserve">4</w:t>
+      </w:r>
+      <w:r>
+        <w:t xml:space="preserve"/>
       </w:r>
     </w:p>
     <w:p>
@@ -3477,7 +3783,21 @@
         <w:rPr>
           <w:lang w:val="en-US"/>
         </w:rPr>
-        <w:t xml:space="preserve"> of i is</w:t>
+        <w:t xml:space="preserve"> of </w:t>
+      </w:r>
+      <w:proofErr w:type="spellStart"/>
+      <w:r>
+        <w:rPr>
+          <w:lang w:val="en-US"/>
+        </w:rPr>
+        <w:t>i</w:t>
+      </w:r>
+      <w:proofErr w:type="spellEnd"/>
+      <w:r>
+        <w:rPr>
+          <w:lang w:val="en-US"/>
+        </w:rPr>
+        <w:t xml:space="preserve"> is</w:t>
       </w:r>
       <w:r>
         <w:rPr>
@@ -3486,6 +3806,8 @@
         </w:rPr>
         <w:t xml:space="preserve"> </w:t>
         <w:t xml:space="preserve">3</w:t>
+      </w:r>
+      <w:r>
         <w:t xml:space="preserve">.</w:t>
       </w:r>
       <w:r>
@@ -3495,11 +3817,19 @@
         </w:rPr>
         <w:br/>
       </w:r>
-      <w:r>
-        <w:rPr>
-          <w:lang w:val="en-US"/>
-        </w:rPr>
-        <w:t xml:space="preserve">i </w:t>
+      <w:proofErr w:type="spellStart"/>
+      <w:r>
+        <w:rPr>
+          <w:lang w:val="en-US"/>
+        </w:rPr>
+        <w:t>i</w:t>
+      </w:r>
+      <w:proofErr w:type="spellEnd"/>
+      <w:r>
+        <w:rPr>
+          <w:lang w:val="en-US"/>
+        </w:rPr>
+        <w:t xml:space="preserve"> </w:t>
       </w:r>
       <w:r>
         <w:rPr>
@@ -3527,6 +3857,9 @@
         </w:rPr>
         <w:t xml:space="preserve"/>
         <w:t xml:space="preserve">9</w:t>
+      </w:r>
+      <w:r>
+        <w:t xml:space="preserve"/>
       </w:r>
     </w:p>
     <w:p>
@@ -3619,7 +3952,21 @@
         <w:rPr>
           <w:lang w:val="en-US"/>
         </w:rPr>
-        <w:t xml:space="preserve"> of i is</w:t>
+        <w:t xml:space="preserve"> of </w:t>
+      </w:r>
+      <w:proofErr w:type="spellStart"/>
+      <w:r>
+        <w:rPr>
+          <w:lang w:val="en-US"/>
+        </w:rPr>
+        <w:t>i</w:t>
+      </w:r>
+      <w:proofErr w:type="spellEnd"/>
+      <w:r>
+        <w:rPr>
+          <w:lang w:val="en-US"/>
+        </w:rPr>
+        <w:t xml:space="preserve"> is</w:t>
       </w:r>
       <w:r>
         <w:rPr>
@@ -3628,6 +3975,8 @@
         </w:rPr>
         <w:t xml:space="preserve"> </w:t>
         <w:t xml:space="preserve">4</w:t>
+      </w:r>
+      <w:r>
         <w:t xml:space="preserve">.</w:t>
       </w:r>
       <w:r>
@@ -3637,11 +3986,19 @@
         </w:rPr>
         <w:br/>
       </w:r>
-      <w:r>
-        <w:rPr>
-          <w:lang w:val="en-US"/>
-        </w:rPr>
-        <w:t xml:space="preserve">i </w:t>
+      <w:proofErr w:type="spellStart"/>
+      <w:r>
+        <w:rPr>
+          <w:lang w:val="en-US"/>
+        </w:rPr>
+        <w:t>i</w:t>
+      </w:r>
+      <w:proofErr w:type="spellEnd"/>
+      <w:r>
+        <w:rPr>
+          <w:lang w:val="en-US"/>
+        </w:rPr>
+        <w:t xml:space="preserve"> </w:t>
       </w:r>
       <w:r>
         <w:rPr>
@@ -3669,6 +4026,9 @@
         </w:rPr>
         <w:t xml:space="preserve"/>
         <w:t xml:space="preserve">16</w:t>
+      </w:r>
+      <w:r>
+        <w:t xml:space="preserve"/>
       </w:r>
     </w:p>
     <w:p>
@@ -3761,7 +4121,21 @@
         <w:rPr>
           <w:lang w:val="en-US"/>
         </w:rPr>
-        <w:t xml:space="preserve"> of i is</w:t>
+        <w:t xml:space="preserve"> of </w:t>
+      </w:r>
+      <w:proofErr w:type="spellStart"/>
+      <w:r>
+        <w:rPr>
+          <w:lang w:val="en-US"/>
+        </w:rPr>
+        <w:t>i</w:t>
+      </w:r>
+      <w:proofErr w:type="spellEnd"/>
+      <w:r>
+        <w:rPr>
+          <w:lang w:val="en-US"/>
+        </w:rPr>
+        <w:t xml:space="preserve"> is</w:t>
       </w:r>
       <w:r>
         <w:rPr>
@@ -3770,6 +4144,8 @@
         </w:rPr>
         <w:t xml:space="preserve"> </w:t>
         <w:t xml:space="preserve">5</w:t>
+      </w:r>
+      <w:r>
         <w:t xml:space="preserve">.</w:t>
       </w:r>
       <w:r>
@@ -3779,11 +4155,19 @@
         </w:rPr>
         <w:br/>
       </w:r>
-      <w:r>
-        <w:rPr>
-          <w:lang w:val="en-US"/>
-        </w:rPr>
-        <w:t xml:space="preserve">i </w:t>
+      <w:proofErr w:type="spellStart"/>
+      <w:r>
+        <w:rPr>
+          <w:lang w:val="en-US"/>
+        </w:rPr>
+        <w:t>i</w:t>
+      </w:r>
+      <w:proofErr w:type="spellEnd"/>
+      <w:r>
+        <w:rPr>
+          <w:lang w:val="en-US"/>
+        </w:rPr>
+        <w:t xml:space="preserve"> </w:t>
       </w:r>
       <w:r>
         <w:rPr>
@@ -3811,6 +4195,9 @@
         </w:rPr>
         <w:t xml:space="preserve"/>
         <w:t xml:space="preserve">25</w:t>
+      </w:r>
+      <w:r>
+        <w:t xml:space="preserve"/>
       </w:r>
     </w:p>
     <w:p>
@@ -3903,7 +4290,21 @@
         <w:rPr>
           <w:lang w:val="en-US"/>
         </w:rPr>
-        <w:t xml:space="preserve"> of i is</w:t>
+        <w:t xml:space="preserve"> of </w:t>
+      </w:r>
+      <w:proofErr w:type="spellStart"/>
+      <w:r>
+        <w:rPr>
+          <w:lang w:val="en-US"/>
+        </w:rPr>
+        <w:t>i</w:t>
+      </w:r>
+      <w:proofErr w:type="spellEnd"/>
+      <w:r>
+        <w:rPr>
+          <w:lang w:val="en-US"/>
+        </w:rPr>
+        <w:t xml:space="preserve"> is</w:t>
       </w:r>
       <w:r>
         <w:rPr>
@@ -3912,6 +4313,8 @@
         </w:rPr>
         <w:t xml:space="preserve"> </w:t>
         <w:t xml:space="preserve">6</w:t>
+      </w:r>
+      <w:r>
         <w:t xml:space="preserve">.</w:t>
       </w:r>
       <w:r>
@@ -3921,11 +4324,19 @@
         </w:rPr>
         <w:br/>
       </w:r>
-      <w:r>
-        <w:rPr>
-          <w:lang w:val="en-US"/>
-        </w:rPr>
-        <w:t xml:space="preserve">i </w:t>
+      <w:proofErr w:type="spellStart"/>
+      <w:r>
+        <w:rPr>
+          <w:lang w:val="en-US"/>
+        </w:rPr>
+        <w:t>i</w:t>
+      </w:r>
+      <w:proofErr w:type="spellEnd"/>
+      <w:r>
+        <w:rPr>
+          <w:lang w:val="en-US"/>
+        </w:rPr>
+        <w:t xml:space="preserve"> </w:t>
       </w:r>
       <w:r>
         <w:rPr>
@@ -3953,6 +4364,9 @@
         </w:rPr>
         <w:t xml:space="preserve"/>
         <w:t xml:space="preserve">36</w:t>
+      </w:r>
+      <w:r>
+        <w:t xml:space="preserve"/>
       </w:r>
     </w:p>
     <w:p>
@@ -4045,7 +4459,21 @@
         <w:rPr>
           <w:lang w:val="en-US"/>
         </w:rPr>
-        <w:t xml:space="preserve"> of i is</w:t>
+        <w:t xml:space="preserve"> of </w:t>
+      </w:r>
+      <w:proofErr w:type="spellStart"/>
+      <w:r>
+        <w:rPr>
+          <w:lang w:val="en-US"/>
+        </w:rPr>
+        <w:t>i</w:t>
+      </w:r>
+      <w:proofErr w:type="spellEnd"/>
+      <w:r>
+        <w:rPr>
+          <w:lang w:val="en-US"/>
+        </w:rPr>
+        <w:t xml:space="preserve"> is</w:t>
       </w:r>
       <w:r>
         <w:rPr>
@@ -4054,6 +4482,8 @@
         </w:rPr>
         <w:t xml:space="preserve"> </w:t>
         <w:t xml:space="preserve">7</w:t>
+      </w:r>
+      <w:r>
         <w:t xml:space="preserve">.</w:t>
       </w:r>
       <w:r>
@@ -4063,11 +4493,19 @@
         </w:rPr>
         <w:br/>
       </w:r>
-      <w:r>
-        <w:rPr>
-          <w:lang w:val="en-US"/>
-        </w:rPr>
-        <w:t xml:space="preserve">i </w:t>
+      <w:proofErr w:type="spellStart"/>
+      <w:r>
+        <w:rPr>
+          <w:lang w:val="en-US"/>
+        </w:rPr>
+        <w:t>i</w:t>
+      </w:r>
+      <w:proofErr w:type="spellEnd"/>
+      <w:r>
+        <w:rPr>
+          <w:lang w:val="en-US"/>
+        </w:rPr>
+        <w:t xml:space="preserve"> </w:t>
       </w:r>
       <w:r>
         <w:rPr>
@@ -4095,6 +4533,9 @@
         </w:rPr>
         <w:t xml:space="preserve"/>
         <w:t xml:space="preserve">49</w:t>
+      </w:r>
+      <w:r>
+        <w:t xml:space="preserve"/>
       </w:r>
     </w:p>
     <w:p>
@@ -4187,7 +4628,21 @@
         <w:rPr>
           <w:lang w:val="en-US"/>
         </w:rPr>
-        <w:t xml:space="preserve"> of i is</w:t>
+        <w:t xml:space="preserve"> of </w:t>
+      </w:r>
+      <w:proofErr w:type="spellStart"/>
+      <w:r>
+        <w:rPr>
+          <w:lang w:val="en-US"/>
+        </w:rPr>
+        <w:t>i</w:t>
+      </w:r>
+      <w:proofErr w:type="spellEnd"/>
+      <w:r>
+        <w:rPr>
+          <w:lang w:val="en-US"/>
+        </w:rPr>
+        <w:t xml:space="preserve"> is</w:t>
       </w:r>
       <w:r>
         <w:rPr>
@@ -4196,6 +4651,8 @@
         </w:rPr>
         <w:t xml:space="preserve"> </w:t>
         <w:t xml:space="preserve">8</w:t>
+      </w:r>
+      <w:r>
         <w:t xml:space="preserve">.</w:t>
       </w:r>
       <w:r>
@@ -4205,11 +4662,19 @@
         </w:rPr>
         <w:br/>
       </w:r>
-      <w:r>
-        <w:rPr>
-          <w:lang w:val="en-US"/>
-        </w:rPr>
-        <w:t xml:space="preserve">i </w:t>
+      <w:proofErr w:type="spellStart"/>
+      <w:r>
+        <w:rPr>
+          <w:lang w:val="en-US"/>
+        </w:rPr>
+        <w:t>i</w:t>
+      </w:r>
+      <w:proofErr w:type="spellEnd"/>
+      <w:r>
+        <w:rPr>
+          <w:lang w:val="en-US"/>
+        </w:rPr>
+        <w:t xml:space="preserve"> </w:t>
       </w:r>
       <w:r>
         <w:rPr>
@@ -4237,6 +4702,9 @@
         </w:rPr>
         <w:t xml:space="preserve"/>
         <w:t xml:space="preserve">64</w:t>
+      </w:r>
+      <w:r>
+        <w:t xml:space="preserve"/>
       </w:r>
     </w:p>
     <w:p>
@@ -4329,7 +4797,21 @@
         <w:rPr>
           <w:lang w:val="en-US"/>
         </w:rPr>
-        <w:t xml:space="preserve"> of i is</w:t>
+        <w:t xml:space="preserve"> of </w:t>
+      </w:r>
+      <w:proofErr w:type="spellStart"/>
+      <w:r>
+        <w:rPr>
+          <w:lang w:val="en-US"/>
+        </w:rPr>
+        <w:t>i</w:t>
+      </w:r>
+      <w:proofErr w:type="spellEnd"/>
+      <w:r>
+        <w:rPr>
+          <w:lang w:val="en-US"/>
+        </w:rPr>
+        <w:t xml:space="preserve"> is</w:t>
       </w:r>
       <w:r>
         <w:rPr>
@@ -4338,6 +4820,8 @@
         </w:rPr>
         <w:t xml:space="preserve"> </w:t>
         <w:t xml:space="preserve">9</w:t>
+      </w:r>
+      <w:r>
         <w:t xml:space="preserve">.</w:t>
       </w:r>
       <w:r>
@@ -4347,11 +4831,19 @@
         </w:rPr>
         <w:br/>
       </w:r>
-      <w:r>
-        <w:rPr>
-          <w:lang w:val="en-US"/>
-        </w:rPr>
-        <w:t xml:space="preserve">i </w:t>
+      <w:proofErr w:type="spellStart"/>
+      <w:r>
+        <w:rPr>
+          <w:lang w:val="en-US"/>
+        </w:rPr>
+        <w:t>i</w:t>
+      </w:r>
+      <w:proofErr w:type="spellEnd"/>
+      <w:r>
+        <w:rPr>
+          <w:lang w:val="en-US"/>
+        </w:rPr>
+        <w:t xml:space="preserve"> </w:t>
       </w:r>
       <w:r>
         <w:rPr>
@@ -4379,6 +4871,9 @@
         </w:rPr>
         <w:t xml:space="preserve"/>
         <w:t xml:space="preserve">81</w:t>
+      </w:r>
+      <w:r>
+        <w:t xml:space="preserve"/>
       </w:r>
     </w:p>
     <w:p>
@@ -4471,7 +4966,21 @@
         <w:rPr>
           <w:lang w:val="en-US"/>
         </w:rPr>
-        <w:t xml:space="preserve"> of i is</w:t>
+        <w:t xml:space="preserve"> of </w:t>
+      </w:r>
+      <w:proofErr w:type="spellStart"/>
+      <w:r>
+        <w:rPr>
+          <w:lang w:val="en-US"/>
+        </w:rPr>
+        <w:t>i</w:t>
+      </w:r>
+      <w:proofErr w:type="spellEnd"/>
+      <w:r>
+        <w:rPr>
+          <w:lang w:val="en-US"/>
+        </w:rPr>
+        <w:t xml:space="preserve"> is</w:t>
       </w:r>
       <w:r>
         <w:rPr>
@@ -4480,6 +4989,8 @@
         </w:rPr>
         <w:t xml:space="preserve"> </w:t>
         <w:t xml:space="preserve">10</w:t>
+      </w:r>
+      <w:r>
         <w:t xml:space="preserve">.</w:t>
       </w:r>
       <w:r>
@@ -4489,11 +5000,19 @@
         </w:rPr>
         <w:br/>
       </w:r>
-      <w:r>
-        <w:rPr>
-          <w:lang w:val="en-US"/>
-        </w:rPr>
-        <w:t xml:space="preserve">i </w:t>
+      <w:proofErr w:type="spellStart"/>
+      <w:r>
+        <w:rPr>
+          <w:lang w:val="en-US"/>
+        </w:rPr>
+        <w:t>i</w:t>
+      </w:r>
+      <w:proofErr w:type="spellEnd"/>
+      <w:r>
+        <w:rPr>
+          <w:lang w:val="en-US"/>
+        </w:rPr>
+        <w:t xml:space="preserve"> </w:t>
       </w:r>
       <w:r>
         <w:rPr>
@@ -4521,6 +5040,9 @@
         </w:rPr>
         <w:t xml:space="preserve"/>
         <w:t xml:space="preserve">100</w:t>
+      </w:r>
+      <w:r>
+        <w:t xml:space="preserve"/>
       </w:r>
     </w:p>
     <w:p>
@@ -4613,7 +5135,21 @@
         <w:rPr>
           <w:lang w:val="en-US"/>
         </w:rPr>
-        <w:t xml:space="preserve"> of i is</w:t>
+        <w:t xml:space="preserve"> of </w:t>
+      </w:r>
+      <w:proofErr w:type="spellStart"/>
+      <w:r>
+        <w:rPr>
+          <w:lang w:val="en-US"/>
+        </w:rPr>
+        <w:t>i</w:t>
+      </w:r>
+      <w:proofErr w:type="spellEnd"/>
+      <w:r>
+        <w:rPr>
+          <w:lang w:val="en-US"/>
+        </w:rPr>
+        <w:t xml:space="preserve"> is</w:t>
       </w:r>
       <w:r>
         <w:rPr>
@@ -4622,6 +5158,8 @@
         </w:rPr>
         <w:t xml:space="preserve"> </w:t>
         <w:t xml:space="preserve">11</w:t>
+      </w:r>
+      <w:r>
         <w:t xml:space="preserve">.</w:t>
       </w:r>
       <w:r>
@@ -4631,11 +5169,19 @@
         </w:rPr>
         <w:br/>
       </w:r>
-      <w:r>
-        <w:rPr>
-          <w:lang w:val="en-US"/>
-        </w:rPr>
-        <w:t xml:space="preserve">i </w:t>
+      <w:proofErr w:type="spellStart"/>
+      <w:r>
+        <w:rPr>
+          <w:lang w:val="en-US"/>
+        </w:rPr>
+        <w:t>i</w:t>
+      </w:r>
+      <w:proofErr w:type="spellEnd"/>
+      <w:r>
+        <w:rPr>
+          <w:lang w:val="en-US"/>
+        </w:rPr>
+        <w:t xml:space="preserve"> </w:t>
       </w:r>
       <w:r>
         <w:rPr>
@@ -4663,6 +5209,9 @@
         </w:rPr>
         <w:t xml:space="preserve"/>
         <w:t xml:space="preserve">121</w:t>
+      </w:r>
+      <w:r>
+        <w:t xml:space="preserve"/>
       </w:r>
     </w:p>
     <w:p>
@@ -4755,7 +5304,21 @@
         <w:rPr>
           <w:lang w:val="en-US"/>
         </w:rPr>
-        <w:t xml:space="preserve"> of i is</w:t>
+        <w:t xml:space="preserve"> of </w:t>
+      </w:r>
+      <w:proofErr w:type="spellStart"/>
+      <w:r>
+        <w:rPr>
+          <w:lang w:val="en-US"/>
+        </w:rPr>
+        <w:t>i</w:t>
+      </w:r>
+      <w:proofErr w:type="spellEnd"/>
+      <w:r>
+        <w:rPr>
+          <w:lang w:val="en-US"/>
+        </w:rPr>
+        <w:t xml:space="preserve"> is</w:t>
       </w:r>
       <w:r>
         <w:rPr>
@@ -4764,6 +5327,8 @@
         </w:rPr>
         <w:t xml:space="preserve"> </w:t>
         <w:t xml:space="preserve">12</w:t>
+      </w:r>
+      <w:r>
         <w:t xml:space="preserve">.</w:t>
       </w:r>
       <w:r>
@@ -4773,11 +5338,19 @@
         </w:rPr>
         <w:br/>
       </w:r>
-      <w:r>
-        <w:rPr>
-          <w:lang w:val="en-US"/>
-        </w:rPr>
-        <w:t xml:space="preserve">i </w:t>
+      <w:proofErr w:type="spellStart"/>
+      <w:r>
+        <w:rPr>
+          <w:lang w:val="en-US"/>
+        </w:rPr>
+        <w:t>i</w:t>
+      </w:r>
+      <w:proofErr w:type="spellEnd"/>
+      <w:r>
+        <w:rPr>
+          <w:lang w:val="en-US"/>
+        </w:rPr>
+        <w:t xml:space="preserve"> </w:t>
       </w:r>
       <w:r>
         <w:rPr>
@@ -4805,6 +5378,9 @@
         </w:rPr>
         <w:t xml:space="preserve"/>
         <w:t xml:space="preserve">144</w:t>
+      </w:r>
+      <w:r>
+        <w:t xml:space="preserve"/>
       </w:r>
     </w:p>
     <w:p>
@@ -4831,7 +5407,6 @@
         <w:rPr>
           <w:rStyle w:val="Heading2Char"/>
         </w:rPr>
-        <w:lastRenderedPageBreak/>
         <w:t>Nested loops</w:t>
       </w:r>
       <w:bookmarkEnd w:id="5"/>
@@ -4881,6 +5456,9 @@
         <w:t xml:space="preserve">Multiples of </w:t>
         <w:t xml:space="preserve">1</w:t>
       </w:r>
+      <w:r>
+        <w:t xml:space="preserve"/>
+      </w:r>
       <w:bookmarkEnd w:id="6"/>
     </w:p>
     <w:p>
@@ -4897,6 +5475,9 @@
         <w:t xml:space="preserve">1</w:t>
       </w:r>
       <w:r>
+        <w:t xml:space="preserve"/>
+      </w:r>
+      <w:r>
         <w:rPr>
           <w:lang w:val="en-US"/>
         </w:rPr>
@@ -4918,6 +5499,9 @@
         </w:rPr>
         <w:t xml:space="preserve"> = </w:t>
         <w:t xml:space="preserve">1</w:t>
+      </w:r>
+      <w:r>
+        <w:t xml:space="preserve"/>
       </w:r>
     </w:p>
     <w:p>
@@ -4934,6 +5518,9 @@
         <w:t xml:space="preserve">1</w:t>
       </w:r>
       <w:r>
+        <w:t xml:space="preserve"/>
+      </w:r>
+      <w:r>
         <w:rPr>
           <w:lang w:val="en-US"/>
         </w:rPr>
@@ -4955,6 +5542,9 @@
         </w:rPr>
         <w:t xml:space="preserve"> = </w:t>
         <w:t xml:space="preserve">2</w:t>
+      </w:r>
+      <w:r>
+        <w:t xml:space="preserve"/>
       </w:r>
     </w:p>
     <w:p>
@@ -4971,6 +5561,9 @@
         <w:t xml:space="preserve">1</w:t>
       </w:r>
       <w:r>
+        <w:t xml:space="preserve"/>
+      </w:r>
+      <w:r>
         <w:rPr>
           <w:lang w:val="en-US"/>
         </w:rPr>
@@ -4992,6 +5585,9 @@
         </w:rPr>
         <w:t xml:space="preserve"> = </w:t>
         <w:t xml:space="preserve">3</w:t>
+      </w:r>
+      <w:r>
+        <w:t xml:space="preserve"/>
       </w:r>
     </w:p>
     <w:p>
@@ -5005,6 +5601,9 @@
           <w:lang w:val="en-US"/>
         </w:rPr>
         <w:t xml:space="preserve"/>
+        <w:t xml:space="preserve"/>
+      </w:r>
+      <w:r>
         <w:t xml:space="preserve"/>
       </w:r>
       <w:r>
@@ -5047,6 +5646,9 @@
         <w:t xml:space="preserve">Multiples of </w:t>
         <w:t xml:space="preserve">2</w:t>
       </w:r>
+      <w:r>
+        <w:t xml:space="preserve"/>
+      </w:r>
       <w:bookmarkEnd w:id="6"/>
     </w:p>
     <w:p>
@@ -5063,6 +5665,9 @@
         <w:t xml:space="preserve">2</w:t>
       </w:r>
       <w:r>
+        <w:t xml:space="preserve"/>
+      </w:r>
+      <w:r>
         <w:rPr>
           <w:lang w:val="en-US"/>
         </w:rPr>
@@ -5084,6 +5689,9 @@
         </w:rPr>
         <w:t xml:space="preserve"> = </w:t>
         <w:t xml:space="preserve">2</w:t>
+      </w:r>
+      <w:r>
+        <w:t xml:space="preserve"/>
       </w:r>
     </w:p>
     <w:p>
@@ -5100,6 +5708,9 @@
         <w:t xml:space="preserve">2</w:t>
       </w:r>
       <w:r>
+        <w:t xml:space="preserve"/>
+      </w:r>
+      <w:r>
         <w:rPr>
           <w:lang w:val="en-US"/>
         </w:rPr>
@@ -5121,6 +5732,9 @@
         </w:rPr>
         <w:t xml:space="preserve"> = </w:t>
         <w:t xml:space="preserve">4</w:t>
+      </w:r>
+      <w:r>
+        <w:t xml:space="preserve"/>
       </w:r>
     </w:p>
     <w:p>
@@ -5137,6 +5751,9 @@
         <w:t xml:space="preserve">2</w:t>
       </w:r>
       <w:r>
+        <w:t xml:space="preserve"/>
+      </w:r>
+      <w:r>
         <w:rPr>
           <w:lang w:val="en-US"/>
         </w:rPr>
@@ -5158,6 +5775,9 @@
         </w:rPr>
         <w:t xml:space="preserve"> = </w:t>
         <w:t xml:space="preserve">6</w:t>
+      </w:r>
+      <w:r>
+        <w:t xml:space="preserve"/>
       </w:r>
     </w:p>
     <w:p>
@@ -5171,6 +5791,9 @@
           <w:lang w:val="en-US"/>
         </w:rPr>
         <w:t xml:space="preserve"/>
+        <w:t xml:space="preserve"/>
+      </w:r>
+      <w:r>
         <w:t xml:space="preserve"/>
       </w:r>
       <w:r>
@@ -5213,6 +5836,9 @@
         <w:t xml:space="preserve">Multiples of </w:t>
         <w:t xml:space="preserve">3</w:t>
       </w:r>
+      <w:r>
+        <w:t xml:space="preserve"/>
+      </w:r>
       <w:bookmarkEnd w:id="6"/>
     </w:p>
     <w:p>
@@ -5229,6 +5855,9 @@
         <w:t xml:space="preserve">3</w:t>
       </w:r>
       <w:r>
+        <w:t xml:space="preserve"/>
+      </w:r>
+      <w:r>
         <w:rPr>
           <w:lang w:val="en-US"/>
         </w:rPr>
@@ -5250,6 +5879,9 @@
         </w:rPr>
         <w:t xml:space="preserve"> = </w:t>
         <w:t xml:space="preserve">3</w:t>
+      </w:r>
+      <w:r>
+        <w:t xml:space="preserve"/>
       </w:r>
     </w:p>
     <w:p>
@@ -5266,6 +5898,9 @@
         <w:t xml:space="preserve"/>
       </w:r>
       <w:r>
+        <w:t xml:space="preserve"/>
+      </w:r>
+      <w:r>
         <w:rPr>
           <w:b/>
           <w:lang w:val="en-US"/>
@@ -5304,6 +5939,9 @@
         <w:t xml:space="preserve">3</w:t>
       </w:r>
       <w:r>
+        <w:t xml:space="preserve"/>
+      </w:r>
+      <w:r>
         <w:rPr>
           <w:lang w:val="en-US"/>
         </w:rPr>
@@ -5325,6 +5963,9 @@
         </w:rPr>
         <w:t xml:space="preserve"> = </w:t>
         <w:t xml:space="preserve">6</w:t>
+      </w:r>
+      <w:r>
+        <w:t xml:space="preserve"/>
       </w:r>
     </w:p>
     <w:p>
@@ -5341,6 +5982,9 @@
         <w:t xml:space="preserve"/>
       </w:r>
       <w:r>
+        <w:t xml:space="preserve"/>
+      </w:r>
+      <w:r>
         <w:rPr>
           <w:b/>
           <w:lang w:val="en-US"/>
@@ -5379,6 +6023,9 @@
         <w:t xml:space="preserve">3</w:t>
       </w:r>
       <w:r>
+        <w:t xml:space="preserve"/>
+      </w:r>
+      <w:r>
         <w:rPr>
           <w:lang w:val="en-US"/>
         </w:rPr>
@@ -5400,6 +6047,9 @@
         </w:rPr>
         <w:t xml:space="preserve"> = </w:t>
         <w:t xml:space="preserve">9</w:t>
+      </w:r>
+      <w:r>
+        <w:t xml:space="preserve"/>
       </w:r>
     </w:p>
     <w:p>
@@ -5413,6 +6063,9 @@
           <w:lang w:val="en-US"/>
         </w:rPr>
         <w:t xml:space="preserve"/>
+        <w:t xml:space="preserve"/>
+      </w:r>
+      <w:r>
         <w:t xml:space="preserve"/>
       </w:r>
       <w:r>
@@ -5455,6 +6108,9 @@
         <w:t xml:space="preserve">Multiples of </w:t>
         <w:t xml:space="preserve">4</w:t>
       </w:r>
+      <w:r>
+        <w:t xml:space="preserve"/>
+      </w:r>
       <w:bookmarkEnd w:id="6"/>
     </w:p>
     <w:p>
@@ -5471,6 +6127,9 @@
         <w:t xml:space="preserve">4</w:t>
       </w:r>
       <w:r>
+        <w:t xml:space="preserve"/>
+      </w:r>
+      <w:r>
         <w:rPr>
           <w:lang w:val="en-US"/>
         </w:rPr>
@@ -5492,6 +6151,9 @@
         </w:rPr>
         <w:t xml:space="preserve"> = </w:t>
         <w:t xml:space="preserve">4</w:t>
+      </w:r>
+      <w:r>
+        <w:t xml:space="preserve"/>
       </w:r>
     </w:p>
     <w:p>
@@ -5508,6 +6170,9 @@
         <w:t xml:space="preserve">4</w:t>
       </w:r>
       <w:r>
+        <w:t xml:space="preserve"/>
+      </w:r>
+      <w:r>
         <w:rPr>
           <w:lang w:val="en-US"/>
         </w:rPr>
@@ -5529,6 +6194,9 @@
         </w:rPr>
         <w:t xml:space="preserve"> = </w:t>
         <w:t xml:space="preserve">8</w:t>
+      </w:r>
+      <w:r>
+        <w:t xml:space="preserve"/>
       </w:r>
     </w:p>
     <w:p>
@@ -5545,6 +6213,9 @@
         <w:t xml:space="preserve">4</w:t>
       </w:r>
       <w:r>
+        <w:t xml:space="preserve"/>
+      </w:r>
+      <w:r>
         <w:rPr>
           <w:lang w:val="en-US"/>
         </w:rPr>
@@ -5566,6 +6237,9 @@
         </w:rPr>
         <w:t xml:space="preserve"> = </w:t>
         <w:t xml:space="preserve">12</w:t>
+      </w:r>
+      <w:r>
+        <w:t xml:space="preserve"/>
       </w:r>
     </w:p>
     <w:p>
@@ -5579,6 +6253,9 @@
           <w:lang w:val="en-US"/>
         </w:rPr>
         <w:t xml:space="preserve"/>
+        <w:t xml:space="preserve"/>
+      </w:r>
+      <w:r>
         <w:t xml:space="preserve"/>
       </w:r>
       <w:r>
@@ -5637,7 +6314,6 @@
         <w:rPr>
           <w:lang w:val="en-US"/>
         </w:rPr>
-        <w:lastRenderedPageBreak/>
         <w:t>Loops</w:t>
       </w:r>
       <w:r>
@@ -5656,7 +6332,21 @@
         <w:rPr>
           <w:lang w:val="en-US"/>
         </w:rPr>
-        <w:t xml:space="preserve"> and the AppendRow method</w:t>
+        <w:t xml:space="preserve"> and the </w:t>
+      </w:r>
+      <w:proofErr w:type="spellStart"/>
+      <w:r>
+        <w:rPr>
+          <w:lang w:val="en-US"/>
+        </w:rPr>
+        <w:t>AppendRow</w:t>
+      </w:r>
+      <w:proofErr w:type="spellEnd"/>
+      <w:r>
+        <w:rPr>
+          <w:lang w:val="en-US"/>
+        </w:rPr>
+        <w:t xml:space="preserve"> method</w:t>
       </w:r>
       <w:bookmarkEnd w:id="7"/>
     </w:p>
@@ -5707,7 +6397,21 @@
         <w:rPr>
           <w:lang w:val="en-US"/>
         </w:rPr>
-        <w:t xml:space="preserve"> do get appended to the table by using the AppendRow method.</w:t>
+        <w:t xml:space="preserve"> do get appended to the table by using the </w:t>
+      </w:r>
+      <w:proofErr w:type="spellStart"/>
+      <w:r>
+        <w:rPr>
+          <w:lang w:val="en-US"/>
+        </w:rPr>
+        <w:t>AppendRow</w:t>
+      </w:r>
+      <w:proofErr w:type="spellEnd"/>
+      <w:r>
+        <w:rPr>
+          <w:lang w:val="en-US"/>
+        </w:rPr>
+        <w:t xml:space="preserve"> method.</w:t>
       </w:r>
     </w:p>
     <w:tbl>
@@ -5730,7 +6434,7 @@
         <w:gridCol w:w="624"/>
         <w:gridCol w:w="1049"/>
       </w:tblGrid>
-      <w:tr IpId="6630da4782584b9abfd1a42beca605f9">
+      <w:tr IpId="a2f9eb3936a440c4a6ed705aed38c355">
         <w:trPr>
           <w:cnfStyle w:val="100000000000" w:firstRow="1" w:lastRow="0" w:firstColumn="0" w:lastColumn="0" w:oddVBand="0" w:evenVBand="0" w:oddHBand="0" w:evenHBand="0" w:firstRowFirstColumn="0" w:firstRowLastColumn="0" w:lastRowFirstColumn="0" w:lastRowLastColumn="0"/>
         </w:trPr>
@@ -5747,11 +6451,19 @@
                 <w:lang w:val="en-US"/>
               </w:rPr>
             </w:pPr>
-            <w:r>
-              <w:rPr>
-                <w:lang w:val="en-US"/>
-              </w:rPr>
-              <w:t>i * 1</w:t>
+            <w:proofErr w:type="spellStart"/>
+            <w:r>
+              <w:rPr>
+                <w:lang w:val="en-US"/>
+              </w:rPr>
+              <w:t>i</w:t>
+            </w:r>
+            <w:proofErr w:type="spellEnd"/>
+            <w:r>
+              <w:rPr>
+                <w:lang w:val="en-US"/>
+              </w:rPr>
+              <w:t xml:space="preserve"> * 1</w:t>
             </w:r>
           </w:p>
         </w:tc>
@@ -5768,11 +6480,19 @@
                 <w:lang w:val="en-US"/>
               </w:rPr>
             </w:pPr>
-            <w:r>
-              <w:rPr>
-                <w:lang w:val="en-US"/>
-              </w:rPr>
-              <w:t>i * 2</w:t>
+            <w:proofErr w:type="spellStart"/>
+            <w:r>
+              <w:rPr>
+                <w:lang w:val="en-US"/>
+              </w:rPr>
+              <w:t>i</w:t>
+            </w:r>
+            <w:proofErr w:type="spellEnd"/>
+            <w:r>
+              <w:rPr>
+                <w:lang w:val="en-US"/>
+              </w:rPr>
+              <w:t xml:space="preserve"> * 2</w:t>
             </w:r>
           </w:p>
         </w:tc>
@@ -5789,11 +6509,19 @@
                 <w:lang w:val="en-US"/>
               </w:rPr>
             </w:pPr>
-            <w:r>
-              <w:rPr>
-                <w:lang w:val="en-US"/>
-              </w:rPr>
-              <w:t>i * 3</w:t>
+            <w:proofErr w:type="spellStart"/>
+            <w:r>
+              <w:rPr>
+                <w:lang w:val="en-US"/>
+              </w:rPr>
+              <w:t>i</w:t>
+            </w:r>
+            <w:proofErr w:type="spellEnd"/>
+            <w:r>
+              <w:rPr>
+                <w:lang w:val="en-US"/>
+              </w:rPr>
+              <w:t xml:space="preserve"> * 3</w:t>
             </w:r>
           </w:p>
         </w:tc>
@@ -5810,11 +6538,19 @@
                 <w:lang w:val="en-US"/>
               </w:rPr>
             </w:pPr>
-            <w:r>
-              <w:rPr>
-                <w:lang w:val="en-US"/>
-              </w:rPr>
-              <w:t>i * 4</w:t>
+            <w:proofErr w:type="spellStart"/>
+            <w:r>
+              <w:rPr>
+                <w:lang w:val="en-US"/>
+              </w:rPr>
+              <w:t>i</w:t>
+            </w:r>
+            <w:proofErr w:type="spellEnd"/>
+            <w:r>
+              <w:rPr>
+                <w:lang w:val="en-US"/>
+              </w:rPr>
+              <w:t xml:space="preserve"> * 4</w:t>
             </w:r>
           </w:p>
         </w:tc>
@@ -5831,11 +6567,19 @@
                 <w:lang w:val="en-US"/>
               </w:rPr>
             </w:pPr>
-            <w:r>
-              <w:rPr>
-                <w:lang w:val="en-US"/>
-              </w:rPr>
-              <w:t>i * 5</w:t>
+            <w:proofErr w:type="spellStart"/>
+            <w:r>
+              <w:rPr>
+                <w:lang w:val="en-US"/>
+              </w:rPr>
+              <w:t>i</w:t>
+            </w:r>
+            <w:proofErr w:type="spellEnd"/>
+            <w:r>
+              <w:rPr>
+                <w:lang w:val="en-US"/>
+              </w:rPr>
+              <w:t xml:space="preserve"> * 5</w:t>
             </w:r>
           </w:p>
         </w:tc>
@@ -5852,11 +6596,19 @@
                 <w:lang w:val="en-US"/>
               </w:rPr>
             </w:pPr>
-            <w:r>
-              <w:rPr>
-                <w:lang w:val="en-US"/>
-              </w:rPr>
-              <w:t>i * 6</w:t>
+            <w:proofErr w:type="spellStart"/>
+            <w:r>
+              <w:rPr>
+                <w:lang w:val="en-US"/>
+              </w:rPr>
+              <w:t>i</w:t>
+            </w:r>
+            <w:proofErr w:type="spellEnd"/>
+            <w:r>
+              <w:rPr>
+                <w:lang w:val="en-US"/>
+              </w:rPr>
+              <w:t xml:space="preserve"> * 6</w:t>
             </w:r>
           </w:p>
         </w:tc>
@@ -5873,11 +6625,19 @@
                 <w:lang w:val="en-US"/>
               </w:rPr>
             </w:pPr>
-            <w:r>
-              <w:rPr>
-                <w:lang w:val="en-US"/>
-              </w:rPr>
-              <w:t>i * 7</w:t>
+            <w:proofErr w:type="spellStart"/>
+            <w:r>
+              <w:rPr>
+                <w:lang w:val="en-US"/>
+              </w:rPr>
+              <w:t>i</w:t>
+            </w:r>
+            <w:proofErr w:type="spellEnd"/>
+            <w:r>
+              <w:rPr>
+                <w:lang w:val="en-US"/>
+              </w:rPr>
+              <w:t xml:space="preserve"> * 7</w:t>
             </w:r>
           </w:p>
         </w:tc>
@@ -5894,11 +6654,19 @@
                 <w:lang w:val="en-US"/>
               </w:rPr>
             </w:pPr>
-            <w:r>
-              <w:rPr>
-                <w:lang w:val="en-US"/>
-              </w:rPr>
-              <w:t>i * 8</w:t>
+            <w:proofErr w:type="spellStart"/>
+            <w:r>
+              <w:rPr>
+                <w:lang w:val="en-US"/>
+              </w:rPr>
+              <w:t>i</w:t>
+            </w:r>
+            <w:proofErr w:type="spellEnd"/>
+            <w:r>
+              <w:rPr>
+                <w:lang w:val="en-US"/>
+              </w:rPr>
+              <w:t xml:space="preserve"> * 8</w:t>
             </w:r>
           </w:p>
         </w:tc>
@@ -5915,11 +6683,19 @@
                 <w:lang w:val="en-US"/>
               </w:rPr>
             </w:pPr>
-            <w:r>
-              <w:rPr>
-                <w:lang w:val="en-US"/>
-              </w:rPr>
-              <w:t>i * 9</w:t>
+            <w:proofErr w:type="spellStart"/>
+            <w:r>
+              <w:rPr>
+                <w:lang w:val="en-US"/>
+              </w:rPr>
+              <w:t>i</w:t>
+            </w:r>
+            <w:proofErr w:type="spellEnd"/>
+            <w:r>
+              <w:rPr>
+                <w:lang w:val="en-US"/>
+              </w:rPr>
+              <w:t xml:space="preserve"> * 9</w:t>
             </w:r>
           </w:p>
         </w:tc>
@@ -5936,11 +6712,19 @@
                 <w:lang w:val="en-US"/>
               </w:rPr>
             </w:pPr>
-            <w:r>
-              <w:rPr>
-                <w:lang w:val="en-US"/>
-              </w:rPr>
-              <w:t>i * 10</w:t>
+            <w:proofErr w:type="spellStart"/>
+            <w:r>
+              <w:rPr>
+                <w:lang w:val="en-US"/>
+              </w:rPr>
+              <w:t>i</w:t>
+            </w:r>
+            <w:proofErr w:type="spellEnd"/>
+            <w:r>
+              <w:rPr>
+                <w:lang w:val="en-US"/>
+              </w:rPr>
+              <w:t xml:space="preserve"> * 10</w:t>
             </w:r>
           </w:p>
         </w:tc>
@@ -5970,6 +6754,9 @@
               <w:t xml:space="preserve"/>
               <w:t xml:space="preserve">1</w:t>
             </w:r>
+            <w:r>
+              <w:t xml:space="preserve"/>
+            </w:r>
           </w:p>
         </w:tc>
         <w:tc>
@@ -5991,6 +6778,9 @@
               <w:t xml:space="preserve"/>
               <w:t xml:space="preserve">2</w:t>
             </w:r>
+            <w:r>
+              <w:t xml:space="preserve"/>
+            </w:r>
           </w:p>
         </w:tc>
         <w:tc>
@@ -6012,6 +6802,9 @@
               <w:t xml:space="preserve"/>
               <w:t xml:space="preserve">3</w:t>
             </w:r>
+            <w:r>
+              <w:t xml:space="preserve"/>
+            </w:r>
           </w:p>
         </w:tc>
         <w:tc>
@@ -6033,6 +6826,9 @@
               <w:t xml:space="preserve"/>
               <w:t xml:space="preserve">4</w:t>
             </w:r>
+            <w:r>
+              <w:t xml:space="preserve"/>
+            </w:r>
           </w:p>
         </w:tc>
         <w:tc>
@@ -6054,6 +6850,9 @@
               <w:t xml:space="preserve"/>
               <w:t xml:space="preserve">5</w:t>
             </w:r>
+            <w:r>
+              <w:t xml:space="preserve"/>
+            </w:r>
           </w:p>
         </w:tc>
         <w:tc>
@@ -6075,6 +6874,9 @@
               <w:t xml:space="preserve"/>
               <w:t xml:space="preserve">6</w:t>
             </w:r>
+            <w:r>
+              <w:t xml:space="preserve"/>
+            </w:r>
           </w:p>
         </w:tc>
         <w:tc>
@@ -6096,6 +6898,9 @@
               <w:t xml:space="preserve"/>
               <w:t xml:space="preserve">7</w:t>
             </w:r>
+            <w:r>
+              <w:t xml:space="preserve"/>
+            </w:r>
           </w:p>
         </w:tc>
         <w:tc>
@@ -6117,6 +6922,9 @@
               <w:t xml:space="preserve"/>
               <w:t xml:space="preserve">8</w:t>
             </w:r>
+            <w:r>
+              <w:t xml:space="preserve"/>
+            </w:r>
           </w:p>
         </w:tc>
         <w:tc>
@@ -6138,6 +6946,9 @@
               <w:t xml:space="preserve"/>
               <w:t xml:space="preserve">9</w:t>
             </w:r>
+            <w:r>
+              <w:t xml:space="preserve"/>
+            </w:r>
           </w:p>
         </w:tc>
         <w:tc>
@@ -6158,7 +6969,12 @@
               </w:rPr>
               <w:t xml:space="preserve"/>
               <w:t xml:space="preserve">10</w:t>
+            </w:r>
+            <w:r>
               <w:t xml:space="preserve"> </w:t>
+              <w:t xml:space="preserve"/>
+            </w:r>
+            <w:r>
               <w:t xml:space="preserve"/>
             </w:r>
           </w:p>
@@ -6189,6 +7005,9 @@
               <w:t xml:space="preserve"/>
               <w:t xml:space="preserve">2</w:t>
             </w:r>
+            <w:r>
+              <w:t xml:space="preserve"/>
+            </w:r>
           </w:p>
         </w:tc>
         <w:tc>
@@ -6210,6 +7029,9 @@
               <w:t xml:space="preserve"/>
               <w:t xml:space="preserve">4</w:t>
             </w:r>
+            <w:r>
+              <w:t xml:space="preserve"/>
+            </w:r>
           </w:p>
         </w:tc>
         <w:tc>
@@ -6231,6 +7053,9 @@
               <w:t xml:space="preserve"/>
               <w:t xml:space="preserve">6</w:t>
             </w:r>
+            <w:r>
+              <w:t xml:space="preserve"/>
+            </w:r>
           </w:p>
         </w:tc>
         <w:tc>
@@ -6252,6 +7077,9 @@
               <w:t xml:space="preserve"/>
               <w:t xml:space="preserve">8</w:t>
             </w:r>
+            <w:r>
+              <w:t xml:space="preserve"/>
+            </w:r>
           </w:p>
         </w:tc>
         <w:tc>
@@ -6273,6 +7101,9 @@
               <w:t xml:space="preserve"/>
               <w:t xml:space="preserve">10</w:t>
             </w:r>
+            <w:r>
+              <w:t xml:space="preserve"/>
+            </w:r>
           </w:p>
         </w:tc>
         <w:tc>
@@ -6294,6 +7125,9 @@
               <w:t xml:space="preserve"/>
               <w:t xml:space="preserve">12</w:t>
             </w:r>
+            <w:r>
+              <w:t xml:space="preserve"/>
+            </w:r>
           </w:p>
         </w:tc>
         <w:tc>
@@ -6315,6 +7149,9 @@
               <w:t xml:space="preserve"/>
               <w:t xml:space="preserve">14</w:t>
             </w:r>
+            <w:r>
+              <w:t xml:space="preserve"/>
+            </w:r>
           </w:p>
         </w:tc>
         <w:tc>
@@ -6336,6 +7173,9 @@
               <w:t xml:space="preserve"/>
               <w:t xml:space="preserve">16</w:t>
             </w:r>
+            <w:r>
+              <w:t xml:space="preserve"/>
+            </w:r>
           </w:p>
         </w:tc>
         <w:tc>
@@ -6357,6 +7197,9 @@
               <w:t xml:space="preserve"/>
               <w:t xml:space="preserve">18</w:t>
             </w:r>
+            <w:r>
+              <w:t xml:space="preserve"/>
+            </w:r>
           </w:p>
         </w:tc>
         <w:tc>
@@ -6377,7 +7220,12 @@
               </w:rPr>
               <w:t xml:space="preserve"/>
               <w:t xml:space="preserve">20</w:t>
+            </w:r>
+            <w:r>
               <w:t xml:space="preserve"> </w:t>
+              <w:t xml:space="preserve"/>
+            </w:r>
+            <w:r>
               <w:t xml:space="preserve"/>
             </w:r>
           </w:p>
@@ -6408,6 +7256,9 @@
               <w:t xml:space="preserve"/>
               <w:t xml:space="preserve">3</w:t>
             </w:r>
+            <w:r>
+              <w:t xml:space="preserve"/>
+            </w:r>
           </w:p>
         </w:tc>
         <w:tc>
@@ -6429,6 +7280,9 @@
               <w:t xml:space="preserve"/>
               <w:t xml:space="preserve">6</w:t>
             </w:r>
+            <w:r>
+              <w:t xml:space="preserve"/>
+            </w:r>
           </w:p>
         </w:tc>
         <w:tc>
@@ -6450,6 +7304,9 @@
               <w:t xml:space="preserve"/>
               <w:t xml:space="preserve">9</w:t>
             </w:r>
+            <w:r>
+              <w:t xml:space="preserve"/>
+            </w:r>
           </w:p>
         </w:tc>
         <w:tc>
@@ -6471,6 +7328,9 @@
               <w:t xml:space="preserve"/>
               <w:t xml:space="preserve">12</w:t>
             </w:r>
+            <w:r>
+              <w:t xml:space="preserve"/>
+            </w:r>
           </w:p>
         </w:tc>
         <w:tc>
@@ -6492,6 +7352,9 @@
               <w:t xml:space="preserve"/>
               <w:t xml:space="preserve">15</w:t>
             </w:r>
+            <w:r>
+              <w:t xml:space="preserve"/>
+            </w:r>
           </w:p>
         </w:tc>
         <w:tc>
@@ -6513,6 +7376,9 @@
               <w:t xml:space="preserve"/>
               <w:t xml:space="preserve">18</w:t>
             </w:r>
+            <w:r>
+              <w:t xml:space="preserve"/>
+            </w:r>
           </w:p>
         </w:tc>
         <w:tc>
@@ -6534,6 +7400,9 @@
               <w:t xml:space="preserve"/>
               <w:t xml:space="preserve">21</w:t>
             </w:r>
+            <w:r>
+              <w:t xml:space="preserve"/>
+            </w:r>
           </w:p>
         </w:tc>
         <w:tc>
@@ -6555,6 +7424,9 @@
               <w:t xml:space="preserve"/>
               <w:t xml:space="preserve">24</w:t>
             </w:r>
+            <w:r>
+              <w:t xml:space="preserve"/>
+            </w:r>
           </w:p>
         </w:tc>
         <w:tc>
@@ -6576,6 +7448,9 @@
               <w:t xml:space="preserve"/>
               <w:t xml:space="preserve">27</w:t>
             </w:r>
+            <w:r>
+              <w:t xml:space="preserve"/>
+            </w:r>
           </w:p>
         </w:tc>
         <w:tc>
@@ -6596,7 +7471,12 @@
               </w:rPr>
               <w:t xml:space="preserve"/>
               <w:t xml:space="preserve">30</w:t>
+            </w:r>
+            <w:r>
               <w:t xml:space="preserve"> </w:t>
+              <w:t xml:space="preserve"/>
+            </w:r>
+            <w:r>
               <w:t xml:space="preserve"/>
             </w:r>
           </w:p>
@@ -6627,6 +7507,9 @@
               <w:t xml:space="preserve"/>
               <w:t xml:space="preserve">4</w:t>
             </w:r>
+            <w:r>
+              <w:t xml:space="preserve"/>
+            </w:r>
           </w:p>
         </w:tc>
         <w:tc>
@@ -6648,6 +7531,9 @@
               <w:t xml:space="preserve"/>
               <w:t xml:space="preserve">8</w:t>
             </w:r>
+            <w:r>
+              <w:t xml:space="preserve"/>
+            </w:r>
           </w:p>
         </w:tc>
         <w:tc>
@@ -6669,6 +7555,9 @@
               <w:t xml:space="preserve"/>
               <w:t xml:space="preserve">12</w:t>
             </w:r>
+            <w:r>
+              <w:t xml:space="preserve"/>
+            </w:r>
           </w:p>
         </w:tc>
         <w:tc>
@@ -6690,6 +7579,9 @@
               <w:t xml:space="preserve"/>
               <w:t xml:space="preserve">16</w:t>
             </w:r>
+            <w:r>
+              <w:t xml:space="preserve"/>
+            </w:r>
           </w:p>
         </w:tc>
         <w:tc>
@@ -6711,6 +7603,9 @@
               <w:t xml:space="preserve"/>
               <w:t xml:space="preserve">20</w:t>
             </w:r>
+            <w:r>
+              <w:t xml:space="preserve"/>
+            </w:r>
           </w:p>
         </w:tc>
         <w:tc>
@@ -6732,6 +7627,9 @@
               <w:t xml:space="preserve"/>
               <w:t xml:space="preserve">24</w:t>
             </w:r>
+            <w:r>
+              <w:t xml:space="preserve"/>
+            </w:r>
           </w:p>
         </w:tc>
         <w:tc>
@@ -6753,6 +7651,9 @@
               <w:t xml:space="preserve"/>
               <w:t xml:space="preserve">28</w:t>
             </w:r>
+            <w:r>
+              <w:t xml:space="preserve"/>
+            </w:r>
           </w:p>
         </w:tc>
         <w:tc>
@@ -6774,6 +7675,9 @@
               <w:t xml:space="preserve"/>
               <w:t xml:space="preserve">32</w:t>
             </w:r>
+            <w:r>
+              <w:t xml:space="preserve"/>
+            </w:r>
           </w:p>
         </w:tc>
         <w:tc>
@@ -6795,6 +7699,9 @@
               <w:t xml:space="preserve"/>
               <w:t xml:space="preserve">36</w:t>
             </w:r>
+            <w:r>
+              <w:t xml:space="preserve"/>
+            </w:r>
           </w:p>
         </w:tc>
         <w:tc>
@@ -6815,7 +7722,12 @@
               </w:rPr>
               <w:t xml:space="preserve"/>
               <w:t xml:space="preserve">40</w:t>
+            </w:r>
+            <w:r>
               <w:t xml:space="preserve"> </w:t>
+              <w:t xml:space="preserve"/>
+            </w:r>
+            <w:r>
               <w:t xml:space="preserve"/>
             </w:r>
           </w:p>
@@ -6846,6 +7758,9 @@
               <w:t xml:space="preserve"/>
               <w:t xml:space="preserve">5</w:t>
             </w:r>
+            <w:r>
+              <w:t xml:space="preserve"/>
+            </w:r>
           </w:p>
         </w:tc>
         <w:tc>
@@ -6867,6 +7782,9 @@
               <w:t xml:space="preserve"/>
               <w:t xml:space="preserve">10</w:t>
             </w:r>
+            <w:r>
+              <w:t xml:space="preserve"/>
+            </w:r>
           </w:p>
         </w:tc>
         <w:tc>
@@ -6888,6 +7806,9 @@
               <w:t xml:space="preserve"/>
               <w:t xml:space="preserve">15</w:t>
             </w:r>
+            <w:r>
+              <w:t xml:space="preserve"/>
+            </w:r>
           </w:p>
         </w:tc>
         <w:tc>
@@ -6909,6 +7830,9 @@
               <w:t xml:space="preserve"/>
               <w:t xml:space="preserve">20</w:t>
             </w:r>
+            <w:r>
+              <w:t xml:space="preserve"/>
+            </w:r>
           </w:p>
         </w:tc>
         <w:tc>
@@ -6930,6 +7854,9 @@
               <w:t xml:space="preserve"/>
               <w:t xml:space="preserve">25</w:t>
             </w:r>
+            <w:r>
+              <w:t xml:space="preserve"/>
+            </w:r>
           </w:p>
         </w:tc>
         <w:tc>
@@ -6951,6 +7878,9 @@
               <w:t xml:space="preserve"/>
               <w:t xml:space="preserve">30</w:t>
             </w:r>
+            <w:r>
+              <w:t xml:space="preserve"/>
+            </w:r>
           </w:p>
         </w:tc>
         <w:tc>
@@ -6972,6 +7902,9 @@
               <w:t xml:space="preserve"/>
               <w:t xml:space="preserve">35</w:t>
             </w:r>
+            <w:r>
+              <w:t xml:space="preserve"/>
+            </w:r>
           </w:p>
         </w:tc>
         <w:tc>
@@ -6993,6 +7926,9 @@
               <w:t xml:space="preserve"/>
               <w:t xml:space="preserve">40</w:t>
             </w:r>
+            <w:r>
+              <w:t xml:space="preserve"/>
+            </w:r>
           </w:p>
         </w:tc>
         <w:tc>
@@ -7014,6 +7950,9 @@
               <w:t xml:space="preserve"/>
               <w:t xml:space="preserve">45</w:t>
             </w:r>
+            <w:r>
+              <w:t xml:space="preserve"/>
+            </w:r>
           </w:p>
         </w:tc>
         <w:tc>
@@ -7034,7 +7973,12 @@
               </w:rPr>
               <w:t xml:space="preserve"/>
               <w:t xml:space="preserve">50</w:t>
+            </w:r>
+            <w:r>
               <w:t xml:space="preserve"> </w:t>
+              <w:t xml:space="preserve"/>
+            </w:r>
+            <w:r>
               <w:t xml:space="preserve"/>
             </w:r>
           </w:p>
@@ -7065,6 +8009,9 @@
               <w:t xml:space="preserve"/>
               <w:t xml:space="preserve">6</w:t>
             </w:r>
+            <w:r>
+              <w:t xml:space="preserve"/>
+            </w:r>
           </w:p>
         </w:tc>
         <w:tc>
@@ -7086,6 +8033,9 @@
               <w:t xml:space="preserve"/>
               <w:t xml:space="preserve">12</w:t>
             </w:r>
+            <w:r>
+              <w:t xml:space="preserve"/>
+            </w:r>
           </w:p>
         </w:tc>
         <w:tc>
@@ -7107,6 +8057,9 @@
               <w:t xml:space="preserve"/>
               <w:t xml:space="preserve">18</w:t>
             </w:r>
+            <w:r>
+              <w:t xml:space="preserve"/>
+            </w:r>
           </w:p>
         </w:tc>
         <w:tc>
@@ -7128,6 +8081,9 @@
               <w:t xml:space="preserve"/>
               <w:t xml:space="preserve">24</w:t>
             </w:r>
+            <w:r>
+              <w:t xml:space="preserve"/>
+            </w:r>
           </w:p>
         </w:tc>
         <w:tc>
@@ -7149,6 +8105,9 @@
               <w:t xml:space="preserve"/>
               <w:t xml:space="preserve">30</w:t>
             </w:r>
+            <w:r>
+              <w:t xml:space="preserve"/>
+            </w:r>
           </w:p>
         </w:tc>
         <w:tc>
@@ -7170,6 +8129,9 @@
               <w:t xml:space="preserve"/>
               <w:t xml:space="preserve">36</w:t>
             </w:r>
+            <w:r>
+              <w:t xml:space="preserve"/>
+            </w:r>
           </w:p>
         </w:tc>
         <w:tc>
@@ -7191,6 +8153,9 @@
               <w:t xml:space="preserve"/>
               <w:t xml:space="preserve">42</w:t>
             </w:r>
+            <w:r>
+              <w:t xml:space="preserve"/>
+            </w:r>
           </w:p>
         </w:tc>
         <w:tc>
@@ -7212,6 +8177,9 @@
               <w:t xml:space="preserve"/>
               <w:t xml:space="preserve">48</w:t>
             </w:r>
+            <w:r>
+              <w:t xml:space="preserve"/>
+            </w:r>
           </w:p>
         </w:tc>
         <w:tc>
@@ -7233,6 +8201,9 @@
               <w:t xml:space="preserve"/>
               <w:t xml:space="preserve">54</w:t>
             </w:r>
+            <w:r>
+              <w:t xml:space="preserve"/>
+            </w:r>
           </w:p>
         </w:tc>
         <w:tc>
@@ -7253,7 +8224,12 @@
               </w:rPr>
               <w:t xml:space="preserve"/>
               <w:t xml:space="preserve">60</w:t>
+            </w:r>
+            <w:r>
               <w:t xml:space="preserve"> </w:t>
+              <w:t xml:space="preserve"/>
+            </w:r>
+            <w:r>
               <w:t xml:space="preserve"/>
             </w:r>
           </w:p>
@@ -7284,6 +8260,9 @@
               <w:t xml:space="preserve"/>
               <w:t xml:space="preserve">7</w:t>
             </w:r>
+            <w:r>
+              <w:t xml:space="preserve"/>
+            </w:r>
           </w:p>
         </w:tc>
         <w:tc>
@@ -7305,6 +8284,9 @@
               <w:t xml:space="preserve"/>
               <w:t xml:space="preserve">14</w:t>
             </w:r>
+            <w:r>
+              <w:t xml:space="preserve"/>
+            </w:r>
           </w:p>
         </w:tc>
         <w:tc>
@@ -7326,6 +8308,9 @@
               <w:t xml:space="preserve"/>
               <w:t xml:space="preserve">21</w:t>
             </w:r>
+            <w:r>
+              <w:t xml:space="preserve"/>
+            </w:r>
           </w:p>
         </w:tc>
         <w:tc>
@@ -7347,6 +8332,9 @@
               <w:t xml:space="preserve"/>
               <w:t xml:space="preserve">28</w:t>
             </w:r>
+            <w:r>
+              <w:t xml:space="preserve"/>
+            </w:r>
           </w:p>
         </w:tc>
         <w:tc>
@@ -7368,6 +8356,9 @@
               <w:t xml:space="preserve"/>
               <w:t xml:space="preserve">35</w:t>
             </w:r>
+            <w:r>
+              <w:t xml:space="preserve"/>
+            </w:r>
           </w:p>
         </w:tc>
         <w:tc>
@@ -7389,6 +8380,9 @@
               <w:t xml:space="preserve"/>
               <w:t xml:space="preserve">42</w:t>
             </w:r>
+            <w:r>
+              <w:t xml:space="preserve"/>
+            </w:r>
           </w:p>
         </w:tc>
         <w:tc>
@@ -7410,6 +8404,9 @@
               <w:t xml:space="preserve"/>
               <w:t xml:space="preserve">49</w:t>
             </w:r>
+            <w:r>
+              <w:t xml:space="preserve"/>
+            </w:r>
           </w:p>
         </w:tc>
         <w:tc>
@@ -7431,6 +8428,9 @@
               <w:t xml:space="preserve"/>
               <w:t xml:space="preserve">56</w:t>
             </w:r>
+            <w:r>
+              <w:t xml:space="preserve"/>
+            </w:r>
           </w:p>
         </w:tc>
         <w:tc>
@@ -7452,6 +8452,9 @@
               <w:t xml:space="preserve"/>
               <w:t xml:space="preserve">63</w:t>
             </w:r>
+            <w:r>
+              <w:t xml:space="preserve"/>
+            </w:r>
           </w:p>
         </w:tc>
         <w:tc>
@@ -7472,7 +8475,12 @@
               </w:rPr>
               <w:t xml:space="preserve"/>
               <w:t xml:space="preserve">70</w:t>
+            </w:r>
+            <w:r>
               <w:t xml:space="preserve"> </w:t>
+              <w:t xml:space="preserve"/>
+            </w:r>
+            <w:r>
               <w:t xml:space="preserve"/>
             </w:r>
           </w:p>
@@ -7503,6 +8511,9 @@
               <w:t xml:space="preserve"/>
               <w:t xml:space="preserve">8</w:t>
             </w:r>
+            <w:r>
+              <w:t xml:space="preserve"/>
+            </w:r>
           </w:p>
         </w:tc>
         <w:tc>
@@ -7524,6 +8535,9 @@
               <w:t xml:space="preserve"/>
               <w:t xml:space="preserve">16</w:t>
             </w:r>
+            <w:r>
+              <w:t xml:space="preserve"/>
+            </w:r>
           </w:p>
         </w:tc>
         <w:tc>
@@ -7545,6 +8559,9 @@
               <w:t xml:space="preserve"/>
               <w:t xml:space="preserve">24</w:t>
             </w:r>
+            <w:r>
+              <w:t xml:space="preserve"/>
+            </w:r>
           </w:p>
         </w:tc>
         <w:tc>
@@ -7566,6 +8583,9 @@
               <w:t xml:space="preserve"/>
               <w:t xml:space="preserve">32</w:t>
             </w:r>
+            <w:r>
+              <w:t xml:space="preserve"/>
+            </w:r>
           </w:p>
         </w:tc>
         <w:tc>
@@ -7587,6 +8607,9 @@
               <w:t xml:space="preserve"/>
               <w:t xml:space="preserve">40</w:t>
             </w:r>
+            <w:r>
+              <w:t xml:space="preserve"/>
+            </w:r>
           </w:p>
         </w:tc>
         <w:tc>
@@ -7608,6 +8631,9 @@
               <w:t xml:space="preserve"/>
               <w:t xml:space="preserve">48</w:t>
             </w:r>
+            <w:r>
+              <w:t xml:space="preserve"/>
+            </w:r>
           </w:p>
         </w:tc>
         <w:tc>
@@ -7629,6 +8655,9 @@
               <w:t xml:space="preserve"/>
               <w:t xml:space="preserve">56</w:t>
             </w:r>
+            <w:r>
+              <w:t xml:space="preserve"/>
+            </w:r>
           </w:p>
         </w:tc>
         <w:tc>
@@ -7650,6 +8679,9 @@
               <w:t xml:space="preserve"/>
               <w:t xml:space="preserve">64</w:t>
             </w:r>
+            <w:r>
+              <w:t xml:space="preserve"/>
+            </w:r>
           </w:p>
         </w:tc>
         <w:tc>
@@ -7671,6 +8703,9 @@
               <w:t xml:space="preserve"/>
               <w:t xml:space="preserve">72</w:t>
             </w:r>
+            <w:r>
+              <w:t xml:space="preserve"/>
+            </w:r>
           </w:p>
         </w:tc>
         <w:tc>
@@ -7691,7 +8726,12 @@
               </w:rPr>
               <w:t xml:space="preserve"/>
               <w:t xml:space="preserve">80</w:t>
+            </w:r>
+            <w:r>
               <w:t xml:space="preserve"> </w:t>
+              <w:t xml:space="preserve"/>
+            </w:r>
+            <w:r>
               <w:t xml:space="preserve"/>
             </w:r>
           </w:p>
@@ -7722,6 +8762,9 @@
               <w:t xml:space="preserve"/>
               <w:t xml:space="preserve">9</w:t>
             </w:r>
+            <w:r>
+              <w:t xml:space="preserve"/>
+            </w:r>
           </w:p>
         </w:tc>
         <w:tc>
@@ -7743,6 +8786,9 @@
               <w:t xml:space="preserve"/>
               <w:t xml:space="preserve">18</w:t>
             </w:r>
+            <w:r>
+              <w:t xml:space="preserve"/>
+            </w:r>
           </w:p>
         </w:tc>
         <w:tc>
@@ -7764,6 +8810,9 @@
               <w:t xml:space="preserve"/>
               <w:t xml:space="preserve">27</w:t>
             </w:r>
+            <w:r>
+              <w:t xml:space="preserve"/>
+            </w:r>
           </w:p>
         </w:tc>
         <w:tc>
@@ -7785,6 +8834,9 @@
               <w:t xml:space="preserve"/>
               <w:t xml:space="preserve">36</w:t>
             </w:r>
+            <w:r>
+              <w:t xml:space="preserve"/>
+            </w:r>
           </w:p>
         </w:tc>
         <w:tc>
@@ -7806,6 +8858,9 @@
               <w:t xml:space="preserve"/>
               <w:t xml:space="preserve">45</w:t>
             </w:r>
+            <w:r>
+              <w:t xml:space="preserve"/>
+            </w:r>
           </w:p>
         </w:tc>
         <w:tc>
@@ -7827,6 +8882,9 @@
               <w:t xml:space="preserve"/>
               <w:t xml:space="preserve">54</w:t>
             </w:r>
+            <w:r>
+              <w:t xml:space="preserve"/>
+            </w:r>
           </w:p>
         </w:tc>
         <w:tc>
@@ -7848,6 +8906,9 @@
               <w:t xml:space="preserve"/>
               <w:t xml:space="preserve">63</w:t>
             </w:r>
+            <w:r>
+              <w:t xml:space="preserve"/>
+            </w:r>
           </w:p>
         </w:tc>
         <w:tc>
@@ -7869,6 +8930,9 @@
               <w:t xml:space="preserve"/>
               <w:t xml:space="preserve">72</w:t>
             </w:r>
+            <w:r>
+              <w:t xml:space="preserve"/>
+            </w:r>
           </w:p>
         </w:tc>
         <w:tc>
@@ -7890,6 +8954,9 @@
               <w:t xml:space="preserve"/>
               <w:t xml:space="preserve">81</w:t>
             </w:r>
+            <w:r>
+              <w:t xml:space="preserve"/>
+            </w:r>
           </w:p>
         </w:tc>
         <w:tc>
@@ -7910,7 +8977,12 @@
               </w:rPr>
               <w:t xml:space="preserve"/>
               <w:t xml:space="preserve">90</w:t>
+            </w:r>
+            <w:r>
               <w:t xml:space="preserve"> </w:t>
+              <w:t xml:space="preserve"/>
+            </w:r>
+            <w:r>
               <w:t xml:space="preserve"/>
             </w:r>
           </w:p>
@@ -7941,6 +9013,9 @@
               <w:t xml:space="preserve"/>
               <w:t xml:space="preserve">10</w:t>
             </w:r>
+            <w:r>
+              <w:t xml:space="preserve"/>
+            </w:r>
           </w:p>
         </w:tc>
         <w:tc>
@@ -7962,6 +9037,9 @@
               <w:t xml:space="preserve"/>
               <w:t xml:space="preserve">20</w:t>
             </w:r>
+            <w:r>
+              <w:t xml:space="preserve"/>
+            </w:r>
           </w:p>
         </w:tc>
         <w:tc>
@@ -7983,6 +9061,9 @@
               <w:t xml:space="preserve"/>
               <w:t xml:space="preserve">30</w:t>
             </w:r>
+            <w:r>
+              <w:t xml:space="preserve"/>
+            </w:r>
           </w:p>
         </w:tc>
         <w:tc>
@@ -8004,6 +9085,9 @@
               <w:t xml:space="preserve"/>
               <w:t xml:space="preserve">40</w:t>
             </w:r>
+            <w:r>
+              <w:t xml:space="preserve"/>
+            </w:r>
           </w:p>
         </w:tc>
         <w:tc>
@@ -8025,6 +9109,9 @@
               <w:t xml:space="preserve"/>
               <w:t xml:space="preserve">50</w:t>
             </w:r>
+            <w:r>
+              <w:t xml:space="preserve"/>
+            </w:r>
           </w:p>
         </w:tc>
         <w:tc>
@@ -8046,6 +9133,9 @@
               <w:t xml:space="preserve"/>
               <w:t xml:space="preserve">60</w:t>
             </w:r>
+            <w:r>
+              <w:t xml:space="preserve"/>
+            </w:r>
           </w:p>
         </w:tc>
         <w:tc>
@@ -8067,6 +9157,9 @@
               <w:t xml:space="preserve"/>
               <w:t xml:space="preserve">70</w:t>
             </w:r>
+            <w:r>
+              <w:t xml:space="preserve"/>
+            </w:r>
           </w:p>
         </w:tc>
         <w:tc>
@@ -8088,6 +9181,9 @@
               <w:t xml:space="preserve"/>
               <w:t xml:space="preserve">80</w:t>
             </w:r>
+            <w:r>
+              <w:t xml:space="preserve"/>
+            </w:r>
           </w:p>
         </w:tc>
         <w:tc>
@@ -8109,6 +9205,9 @@
               <w:t xml:space="preserve"/>
               <w:t xml:space="preserve">90</w:t>
             </w:r>
+            <w:r>
+              <w:t xml:space="preserve"/>
+            </w:r>
           </w:p>
         </w:tc>
         <w:tc>
@@ -8129,7 +9228,12 @@
               </w:rPr>
               <w:t xml:space="preserve"/>
               <w:t xml:space="preserve">100</w:t>
+            </w:r>
+            <w:r>
               <w:t xml:space="preserve"> </w:t>
+              <w:t xml:space="preserve"/>
+            </w:r>
+            <w:r>
               <w:t xml:space="preserve"/>
             </w:r>
           </w:p>
@@ -8160,6 +9264,9 @@
               <w:t xml:space="preserve"/>
               <w:t xml:space="preserve">11</w:t>
             </w:r>
+            <w:r>
+              <w:t xml:space="preserve"/>
+            </w:r>
           </w:p>
         </w:tc>
         <w:tc>
@@ -8181,6 +9288,9 @@
               <w:t xml:space="preserve"/>
               <w:t xml:space="preserve">22</w:t>
             </w:r>
+            <w:r>
+              <w:t xml:space="preserve"/>
+            </w:r>
           </w:p>
         </w:tc>
         <w:tc>
@@ -8202,6 +9312,9 @@
               <w:t xml:space="preserve"/>
               <w:t xml:space="preserve">33</w:t>
             </w:r>
+            <w:r>
+              <w:t xml:space="preserve"/>
+            </w:r>
           </w:p>
         </w:tc>
         <w:tc>
@@ -8223,6 +9336,9 @@
               <w:t xml:space="preserve"/>
               <w:t xml:space="preserve">44</w:t>
             </w:r>
+            <w:r>
+              <w:t xml:space="preserve"/>
+            </w:r>
           </w:p>
         </w:tc>
         <w:tc>
@@ -8244,6 +9360,9 @@
               <w:t xml:space="preserve"/>
               <w:t xml:space="preserve">55</w:t>
             </w:r>
+            <w:r>
+              <w:t xml:space="preserve"/>
+            </w:r>
           </w:p>
         </w:tc>
         <w:tc>
@@ -8265,6 +9384,9 @@
               <w:t xml:space="preserve"/>
               <w:t xml:space="preserve">66</w:t>
             </w:r>
+            <w:r>
+              <w:t xml:space="preserve"/>
+            </w:r>
           </w:p>
         </w:tc>
         <w:tc>
@@ -8286,6 +9408,9 @@
               <w:t xml:space="preserve"/>
               <w:t xml:space="preserve">77</w:t>
             </w:r>
+            <w:r>
+              <w:t xml:space="preserve"/>
+            </w:r>
           </w:p>
         </w:tc>
         <w:tc>
@@ -8307,6 +9432,9 @@
               <w:t xml:space="preserve"/>
               <w:t xml:space="preserve">88</w:t>
             </w:r>
+            <w:r>
+              <w:t xml:space="preserve"/>
+            </w:r>
           </w:p>
         </w:tc>
         <w:tc>
@@ -8328,6 +9456,9 @@
               <w:t xml:space="preserve"/>
               <w:t xml:space="preserve">99</w:t>
             </w:r>
+            <w:r>
+              <w:t xml:space="preserve"/>
+            </w:r>
           </w:p>
         </w:tc>
         <w:tc>
@@ -8348,7 +9479,12 @@
               </w:rPr>
               <w:t xml:space="preserve"/>
               <w:t xml:space="preserve">110</w:t>
+            </w:r>
+            <w:r>
               <w:t xml:space="preserve"> </w:t>
+              <w:t xml:space="preserve"/>
+            </w:r>
+            <w:r>
               <w:t xml:space="preserve"/>
             </w:r>
           </w:p>
@@ -8379,6 +9515,9 @@
               <w:t xml:space="preserve"/>
               <w:t xml:space="preserve">12</w:t>
             </w:r>
+            <w:r>
+              <w:t xml:space="preserve"/>
+            </w:r>
           </w:p>
         </w:tc>
         <w:tc>
@@ -8400,6 +9539,9 @@
               <w:t xml:space="preserve"/>
               <w:t xml:space="preserve">24</w:t>
             </w:r>
+            <w:r>
+              <w:t xml:space="preserve"/>
+            </w:r>
           </w:p>
         </w:tc>
         <w:tc>
@@ -8421,6 +9563,9 @@
               <w:t xml:space="preserve"/>
               <w:t xml:space="preserve">36</w:t>
             </w:r>
+            <w:r>
+              <w:t xml:space="preserve"/>
+            </w:r>
           </w:p>
         </w:tc>
         <w:tc>
@@ -8442,6 +9587,9 @@
               <w:t xml:space="preserve"/>
               <w:t xml:space="preserve">48</w:t>
             </w:r>
+            <w:r>
+              <w:t xml:space="preserve"/>
+            </w:r>
           </w:p>
         </w:tc>
         <w:tc>
@@ -8463,6 +9611,9 @@
               <w:t xml:space="preserve"/>
               <w:t xml:space="preserve">60</w:t>
             </w:r>
+            <w:r>
+              <w:t xml:space="preserve"/>
+            </w:r>
           </w:p>
         </w:tc>
         <w:tc>
@@ -8484,6 +9635,9 @@
               <w:t xml:space="preserve"/>
               <w:t xml:space="preserve">72</w:t>
             </w:r>
+            <w:r>
+              <w:t xml:space="preserve"/>
+            </w:r>
           </w:p>
         </w:tc>
         <w:tc>
@@ -8505,6 +9659,9 @@
               <w:t xml:space="preserve"/>
               <w:t xml:space="preserve">84</w:t>
             </w:r>
+            <w:r>
+              <w:t xml:space="preserve"/>
+            </w:r>
           </w:p>
         </w:tc>
         <w:tc>
@@ -8526,6 +9683,9 @@
               <w:t xml:space="preserve"/>
               <w:t xml:space="preserve">96</w:t>
             </w:r>
+            <w:r>
+              <w:t xml:space="preserve"/>
+            </w:r>
           </w:p>
         </w:tc>
         <w:tc>
@@ -8547,6 +9707,9 @@
               <w:t xml:space="preserve"/>
               <w:t xml:space="preserve">108</w:t>
             </w:r>
+            <w:r>
+              <w:t xml:space="preserve"/>
+            </w:r>
           </w:p>
         </w:tc>
         <w:tc>
@@ -8567,7 +9730,12 @@
               </w:rPr>
               <w:t xml:space="preserve"/>
               <w:t xml:space="preserve">120</w:t>
+            </w:r>
+            <w:r>
               <w:t xml:space="preserve"> </w:t>
+              <w:t xml:space="preserve"/>
+            </w:r>
+            <w:r>
               <w:t xml:space="preserve"/>
             </w:r>
           </w:p>
@@ -8598,6 +9766,9 @@
               <w:t xml:space="preserve"/>
               <w:t xml:space="preserve">13</w:t>
             </w:r>
+            <w:r>
+              <w:t xml:space="preserve"/>
+            </w:r>
           </w:p>
         </w:tc>
         <w:tc>
@@ -8619,6 +9790,9 @@
               <w:t xml:space="preserve"/>
               <w:t xml:space="preserve">26</w:t>
             </w:r>
+            <w:r>
+              <w:t xml:space="preserve"/>
+            </w:r>
           </w:p>
         </w:tc>
         <w:tc>
@@ -8640,6 +9814,9 @@
               <w:t xml:space="preserve"/>
               <w:t xml:space="preserve">39</w:t>
             </w:r>
+            <w:r>
+              <w:t xml:space="preserve"/>
+            </w:r>
           </w:p>
         </w:tc>
         <w:tc>
@@ -8661,6 +9838,9 @@
               <w:t xml:space="preserve"/>
               <w:t xml:space="preserve">52</w:t>
             </w:r>
+            <w:r>
+              <w:t xml:space="preserve"/>
+            </w:r>
           </w:p>
         </w:tc>
         <w:tc>
@@ -8682,6 +9862,9 @@
               <w:t xml:space="preserve"/>
               <w:t xml:space="preserve">65</w:t>
             </w:r>
+            <w:r>
+              <w:t xml:space="preserve"/>
+            </w:r>
           </w:p>
         </w:tc>
         <w:tc>
@@ -8703,6 +9886,9 @@
               <w:t xml:space="preserve"/>
               <w:t xml:space="preserve">78</w:t>
             </w:r>
+            <w:r>
+              <w:t xml:space="preserve"/>
+            </w:r>
           </w:p>
         </w:tc>
         <w:tc>
@@ -8724,6 +9910,9 @@
               <w:t xml:space="preserve"/>
               <w:t xml:space="preserve">91</w:t>
             </w:r>
+            <w:r>
+              <w:t xml:space="preserve"/>
+            </w:r>
           </w:p>
         </w:tc>
         <w:tc>
@@ -8745,6 +9934,9 @@
               <w:t xml:space="preserve"/>
               <w:t xml:space="preserve">104</w:t>
             </w:r>
+            <w:r>
+              <w:t xml:space="preserve"/>
+            </w:r>
           </w:p>
         </w:tc>
         <w:tc>
@@ -8766,6 +9958,9 @@
               <w:t xml:space="preserve"/>
               <w:t xml:space="preserve">117</w:t>
             </w:r>
+            <w:r>
+              <w:t xml:space="preserve"/>
+            </w:r>
           </w:p>
         </w:tc>
         <w:tc>
@@ -8786,7 +9981,12 @@
               </w:rPr>
               <w:t xml:space="preserve"/>
               <w:t xml:space="preserve">130</w:t>
+            </w:r>
+            <w:r>
               <w:t xml:space="preserve"> </w:t>
+              <w:t xml:space="preserve"/>
+            </w:r>
+            <w:r>
               <w:t xml:space="preserve"/>
             </w:r>
           </w:p>
@@ -8817,6 +10017,9 @@
               <w:t xml:space="preserve"/>
               <w:t xml:space="preserve">14</w:t>
             </w:r>
+            <w:r>
+              <w:t xml:space="preserve"/>
+            </w:r>
           </w:p>
         </w:tc>
         <w:tc>
@@ -8838,6 +10041,9 @@
               <w:t xml:space="preserve"/>
               <w:t xml:space="preserve">28</w:t>
             </w:r>
+            <w:r>
+              <w:t xml:space="preserve"/>
+            </w:r>
           </w:p>
         </w:tc>
         <w:tc>
@@ -8859,6 +10065,9 @@
               <w:t xml:space="preserve"/>
               <w:t xml:space="preserve">42</w:t>
             </w:r>
+            <w:r>
+              <w:t xml:space="preserve"/>
+            </w:r>
           </w:p>
         </w:tc>
         <w:tc>
@@ -8880,6 +10089,9 @@
               <w:t xml:space="preserve"/>
               <w:t xml:space="preserve">56</w:t>
             </w:r>
+            <w:r>
+              <w:t xml:space="preserve"/>
+            </w:r>
           </w:p>
         </w:tc>
         <w:tc>
@@ -8901,6 +10113,9 @@
               <w:t xml:space="preserve"/>
               <w:t xml:space="preserve">70</w:t>
             </w:r>
+            <w:r>
+              <w:t xml:space="preserve"/>
+            </w:r>
           </w:p>
         </w:tc>
         <w:tc>
@@ -8922,6 +10137,9 @@
               <w:t xml:space="preserve"/>
               <w:t xml:space="preserve">84</w:t>
             </w:r>
+            <w:r>
+              <w:t xml:space="preserve"/>
+            </w:r>
           </w:p>
         </w:tc>
         <w:tc>
@@ -8943,6 +10161,9 @@
               <w:t xml:space="preserve"/>
               <w:t xml:space="preserve">98</w:t>
             </w:r>
+            <w:r>
+              <w:t xml:space="preserve"/>
+            </w:r>
           </w:p>
         </w:tc>
         <w:tc>
@@ -8964,6 +10185,9 @@
               <w:t xml:space="preserve"/>
               <w:t xml:space="preserve">112</w:t>
             </w:r>
+            <w:r>
+              <w:t xml:space="preserve"/>
+            </w:r>
           </w:p>
         </w:tc>
         <w:tc>
@@ -8985,6 +10209,9 @@
               <w:t xml:space="preserve"/>
               <w:t xml:space="preserve">126</w:t>
             </w:r>
+            <w:r>
+              <w:t xml:space="preserve"/>
+            </w:r>
           </w:p>
         </w:tc>
         <w:tc>
@@ -9005,7 +10232,12 @@
               </w:rPr>
               <w:t xml:space="preserve"/>
               <w:t xml:space="preserve">140</w:t>
+            </w:r>
+            <w:r>
               <w:t xml:space="preserve"> </w:t>
+              <w:t xml:space="preserve"/>
+            </w:r>
+            <w:r>
               <w:t xml:space="preserve"/>
             </w:r>
           </w:p>
@@ -9036,6 +10268,9 @@
               <w:t xml:space="preserve"/>
               <w:t xml:space="preserve">15</w:t>
             </w:r>
+            <w:r>
+              <w:t xml:space="preserve"/>
+            </w:r>
           </w:p>
         </w:tc>
         <w:tc>
@@ -9057,6 +10292,9 @@
               <w:t xml:space="preserve"/>
               <w:t xml:space="preserve">30</w:t>
             </w:r>
+            <w:r>
+              <w:t xml:space="preserve"/>
+            </w:r>
           </w:p>
         </w:tc>
         <w:tc>
@@ -9078,6 +10316,9 @@
               <w:t xml:space="preserve"/>
               <w:t xml:space="preserve">45</w:t>
             </w:r>
+            <w:r>
+              <w:t xml:space="preserve"/>
+            </w:r>
           </w:p>
         </w:tc>
         <w:tc>
@@ -9099,6 +10340,9 @@
               <w:t xml:space="preserve"/>
               <w:t xml:space="preserve">60</w:t>
             </w:r>
+            <w:r>
+              <w:t xml:space="preserve"/>
+            </w:r>
           </w:p>
         </w:tc>
         <w:tc>
@@ -9120,6 +10364,9 @@
               <w:t xml:space="preserve"/>
               <w:t xml:space="preserve">75</w:t>
             </w:r>
+            <w:r>
+              <w:t xml:space="preserve"/>
+            </w:r>
           </w:p>
         </w:tc>
         <w:tc>
@@ -9141,6 +10388,9 @@
               <w:t xml:space="preserve"/>
               <w:t xml:space="preserve">90</w:t>
             </w:r>
+            <w:r>
+              <w:t xml:space="preserve"/>
+            </w:r>
           </w:p>
         </w:tc>
         <w:tc>
@@ -9162,6 +10412,9 @@
               <w:t xml:space="preserve"/>
               <w:t xml:space="preserve">105</w:t>
             </w:r>
+            <w:r>
+              <w:t xml:space="preserve"/>
+            </w:r>
           </w:p>
         </w:tc>
         <w:tc>
@@ -9183,6 +10436,9 @@
               <w:t xml:space="preserve"/>
               <w:t xml:space="preserve">120</w:t>
             </w:r>
+            <w:r>
+              <w:t xml:space="preserve"/>
+            </w:r>
           </w:p>
         </w:tc>
         <w:tc>
@@ -9204,6 +10460,9 @@
               <w:t xml:space="preserve"/>
               <w:t xml:space="preserve">135</w:t>
             </w:r>
+            <w:r>
+              <w:t xml:space="preserve"/>
+            </w:r>
           </w:p>
         </w:tc>
         <w:tc>
@@ -9224,7 +10483,12 @@
               </w:rPr>
               <w:t xml:space="preserve"/>
               <w:t xml:space="preserve">150</w:t>
+            </w:r>
+            <w:r>
               <w:t xml:space="preserve"> </w:t>
+              <w:t xml:space="preserve"/>
+            </w:r>
+            <w:r>
               <w:t xml:space="preserve"/>
             </w:r>
           </w:p>
@@ -9255,6 +10519,9 @@
               <w:t xml:space="preserve"/>
               <w:t xml:space="preserve">16</w:t>
             </w:r>
+            <w:r>
+              <w:t xml:space="preserve"/>
+            </w:r>
           </w:p>
         </w:tc>
         <w:tc>
@@ -9276,6 +10543,9 @@
               <w:t xml:space="preserve"/>
               <w:t xml:space="preserve">32</w:t>
             </w:r>
+            <w:r>
+              <w:t xml:space="preserve"/>
+            </w:r>
           </w:p>
         </w:tc>
         <w:tc>
@@ -9297,6 +10567,9 @@
               <w:t xml:space="preserve"/>
               <w:t xml:space="preserve">48</w:t>
             </w:r>
+            <w:r>
+              <w:t xml:space="preserve"/>
+            </w:r>
           </w:p>
         </w:tc>
         <w:tc>
@@ -9318,6 +10591,9 @@
               <w:t xml:space="preserve"/>
               <w:t xml:space="preserve">64</w:t>
             </w:r>
+            <w:r>
+              <w:t xml:space="preserve"/>
+            </w:r>
           </w:p>
         </w:tc>
         <w:tc>
@@ -9339,6 +10615,9 @@
               <w:t xml:space="preserve"/>
               <w:t xml:space="preserve">80</w:t>
             </w:r>
+            <w:r>
+              <w:t xml:space="preserve"/>
+            </w:r>
           </w:p>
         </w:tc>
         <w:tc>
@@ -9360,6 +10639,9 @@
               <w:t xml:space="preserve"/>
               <w:t xml:space="preserve">96</w:t>
             </w:r>
+            <w:r>
+              <w:t xml:space="preserve"/>
+            </w:r>
           </w:p>
         </w:tc>
         <w:tc>
@@ -9381,6 +10663,9 @@
               <w:t xml:space="preserve"/>
               <w:t xml:space="preserve">112</w:t>
             </w:r>
+            <w:r>
+              <w:t xml:space="preserve"/>
+            </w:r>
           </w:p>
         </w:tc>
         <w:tc>
@@ -9402,6 +10687,9 @@
               <w:t xml:space="preserve"/>
               <w:t xml:space="preserve">128</w:t>
             </w:r>
+            <w:r>
+              <w:t xml:space="preserve"/>
+            </w:r>
           </w:p>
         </w:tc>
         <w:tc>
@@ -9423,6 +10711,9 @@
               <w:t xml:space="preserve"/>
               <w:t xml:space="preserve">144</w:t>
             </w:r>
+            <w:r>
+              <w:t xml:space="preserve"/>
+            </w:r>
           </w:p>
         </w:tc>
         <w:tc>
@@ -9443,7 +10734,12 @@
               </w:rPr>
               <w:t xml:space="preserve"/>
               <w:t xml:space="preserve">160</w:t>
+            </w:r>
+            <w:r>
               <w:t xml:space="preserve"> </w:t>
+              <w:t xml:space="preserve"/>
+            </w:r>
+            <w:r>
               <w:t xml:space="preserve"/>
             </w:r>
           </w:p>
@@ -9474,6 +10770,9 @@
               <w:t xml:space="preserve"/>
               <w:t xml:space="preserve">17</w:t>
             </w:r>
+            <w:r>
+              <w:t xml:space="preserve"/>
+            </w:r>
           </w:p>
         </w:tc>
         <w:tc>
@@ -9495,6 +10794,9 @@
               <w:t xml:space="preserve"/>
               <w:t xml:space="preserve">34</w:t>
             </w:r>
+            <w:r>
+              <w:t xml:space="preserve"/>
+            </w:r>
           </w:p>
         </w:tc>
         <w:tc>
@@ -9516,6 +10818,9 @@
               <w:t xml:space="preserve"/>
               <w:t xml:space="preserve">51</w:t>
             </w:r>
+            <w:r>
+              <w:t xml:space="preserve"/>
+            </w:r>
           </w:p>
         </w:tc>
         <w:tc>
@@ -9537,6 +10842,9 @@
               <w:t xml:space="preserve"/>
               <w:t xml:space="preserve">68</w:t>
             </w:r>
+            <w:r>
+              <w:t xml:space="preserve"/>
+            </w:r>
           </w:p>
         </w:tc>
         <w:tc>
@@ -9558,6 +10866,9 @@
               <w:t xml:space="preserve"/>
               <w:t xml:space="preserve">85</w:t>
             </w:r>
+            <w:r>
+              <w:t xml:space="preserve"/>
+            </w:r>
           </w:p>
         </w:tc>
         <w:tc>
@@ -9579,6 +10890,9 @@
               <w:t xml:space="preserve"/>
               <w:t xml:space="preserve">102</w:t>
             </w:r>
+            <w:r>
+              <w:t xml:space="preserve"/>
+            </w:r>
           </w:p>
         </w:tc>
         <w:tc>
@@ -9600,6 +10914,9 @@
               <w:t xml:space="preserve"/>
               <w:t xml:space="preserve">119</w:t>
             </w:r>
+            <w:r>
+              <w:t xml:space="preserve"/>
+            </w:r>
           </w:p>
         </w:tc>
         <w:tc>
@@ -9621,6 +10938,9 @@
               <w:t xml:space="preserve"/>
               <w:t xml:space="preserve">136</w:t>
             </w:r>
+            <w:r>
+              <w:t xml:space="preserve"/>
+            </w:r>
           </w:p>
         </w:tc>
         <w:tc>
@@ -9642,6 +10962,9 @@
               <w:t xml:space="preserve"/>
               <w:t xml:space="preserve">153</w:t>
             </w:r>
+            <w:r>
+              <w:t xml:space="preserve"/>
+            </w:r>
           </w:p>
         </w:tc>
         <w:tc>
@@ -9662,7 +10985,12 @@
               </w:rPr>
               <w:t xml:space="preserve"/>
               <w:t xml:space="preserve">170</w:t>
+            </w:r>
+            <w:r>
               <w:t xml:space="preserve"> </w:t>
+              <w:t xml:space="preserve"/>
+            </w:r>
+            <w:r>
               <w:t xml:space="preserve"/>
             </w:r>
           </w:p>
@@ -9693,6 +11021,9 @@
               <w:t xml:space="preserve"/>
               <w:t xml:space="preserve">18</w:t>
             </w:r>
+            <w:r>
+              <w:t xml:space="preserve"/>
+            </w:r>
           </w:p>
         </w:tc>
         <w:tc>
@@ -9714,6 +11045,9 @@
               <w:t xml:space="preserve"/>
               <w:t xml:space="preserve">36</w:t>
             </w:r>
+            <w:r>
+              <w:t xml:space="preserve"/>
+            </w:r>
           </w:p>
         </w:tc>
         <w:tc>
@@ -9735,6 +11069,9 @@
               <w:t xml:space="preserve"/>
               <w:t xml:space="preserve">54</w:t>
             </w:r>
+            <w:r>
+              <w:t xml:space="preserve"/>
+            </w:r>
           </w:p>
         </w:tc>
         <w:tc>
@@ -9756,6 +11093,9 @@
               <w:t xml:space="preserve"/>
               <w:t xml:space="preserve">72</w:t>
             </w:r>
+            <w:r>
+              <w:t xml:space="preserve"/>
+            </w:r>
           </w:p>
         </w:tc>
         <w:tc>
@@ -9777,6 +11117,9 @@
               <w:t xml:space="preserve"/>
               <w:t xml:space="preserve">90</w:t>
             </w:r>
+            <w:r>
+              <w:t xml:space="preserve"/>
+            </w:r>
           </w:p>
         </w:tc>
         <w:tc>
@@ -9798,6 +11141,9 @@
               <w:t xml:space="preserve"/>
               <w:t xml:space="preserve">108</w:t>
             </w:r>
+            <w:r>
+              <w:t xml:space="preserve"/>
+            </w:r>
           </w:p>
         </w:tc>
         <w:tc>
@@ -9819,6 +11165,9 @@
               <w:t xml:space="preserve"/>
               <w:t xml:space="preserve">126</w:t>
             </w:r>
+            <w:r>
+              <w:t xml:space="preserve"/>
+            </w:r>
           </w:p>
         </w:tc>
         <w:tc>
@@ -9840,6 +11189,9 @@
               <w:t xml:space="preserve"/>
               <w:t xml:space="preserve">144</w:t>
             </w:r>
+            <w:r>
+              <w:t xml:space="preserve"/>
+            </w:r>
           </w:p>
         </w:tc>
         <w:tc>
@@ -9861,6 +11213,9 @@
               <w:t xml:space="preserve"/>
               <w:t xml:space="preserve">162</w:t>
             </w:r>
+            <w:r>
+              <w:t xml:space="preserve"/>
+            </w:r>
           </w:p>
         </w:tc>
         <w:tc>
@@ -9881,7 +11236,12 @@
               </w:rPr>
               <w:t xml:space="preserve"/>
               <w:t xml:space="preserve">180</w:t>
+            </w:r>
+            <w:r>
               <w:t xml:space="preserve"> </w:t>
+              <w:t xml:space="preserve"/>
+            </w:r>
+            <w:r>
               <w:t xml:space="preserve"/>
             </w:r>
           </w:p>
@@ -9912,6 +11272,9 @@
               <w:t xml:space="preserve"/>
               <w:t xml:space="preserve">19</w:t>
             </w:r>
+            <w:r>
+              <w:t xml:space="preserve"/>
+            </w:r>
           </w:p>
         </w:tc>
         <w:tc>
@@ -9933,6 +11296,9 @@
               <w:t xml:space="preserve"/>
               <w:t xml:space="preserve">38</w:t>
             </w:r>
+            <w:r>
+              <w:t xml:space="preserve"/>
+            </w:r>
           </w:p>
         </w:tc>
         <w:tc>
@@ -9954,6 +11320,9 @@
               <w:t xml:space="preserve"/>
               <w:t xml:space="preserve">57</w:t>
             </w:r>
+            <w:r>
+              <w:t xml:space="preserve"/>
+            </w:r>
           </w:p>
         </w:tc>
         <w:tc>
@@ -9975,6 +11344,9 @@
               <w:t xml:space="preserve"/>
               <w:t xml:space="preserve">76</w:t>
             </w:r>
+            <w:r>
+              <w:t xml:space="preserve"/>
+            </w:r>
           </w:p>
         </w:tc>
         <w:tc>
@@ -9996,6 +11368,9 @@
               <w:t xml:space="preserve"/>
               <w:t xml:space="preserve">95</w:t>
             </w:r>
+            <w:r>
+              <w:t xml:space="preserve"/>
+            </w:r>
           </w:p>
         </w:tc>
         <w:tc>
@@ -10017,6 +11392,9 @@
               <w:t xml:space="preserve"/>
               <w:t xml:space="preserve">114</w:t>
             </w:r>
+            <w:r>
+              <w:t xml:space="preserve"/>
+            </w:r>
           </w:p>
         </w:tc>
         <w:tc>
@@ -10038,6 +11416,9 @@
               <w:t xml:space="preserve"/>
               <w:t xml:space="preserve">133</w:t>
             </w:r>
+            <w:r>
+              <w:t xml:space="preserve"/>
+            </w:r>
           </w:p>
         </w:tc>
         <w:tc>
@@ -10059,6 +11440,9 @@
               <w:t xml:space="preserve"/>
               <w:t xml:space="preserve">152</w:t>
             </w:r>
+            <w:r>
+              <w:t xml:space="preserve"/>
+            </w:r>
           </w:p>
         </w:tc>
         <w:tc>
@@ -10080,6 +11464,9 @@
               <w:t xml:space="preserve"/>
               <w:t xml:space="preserve">171</w:t>
             </w:r>
+            <w:r>
+              <w:t xml:space="preserve"/>
+            </w:r>
           </w:p>
         </w:tc>
         <w:tc>
@@ -10100,7 +11487,12 @@
               </w:rPr>
               <w:t xml:space="preserve"/>
               <w:t xml:space="preserve">190</w:t>
+            </w:r>
+            <w:r>
               <w:t xml:space="preserve"> </w:t>
+              <w:t xml:space="preserve"/>
+            </w:r>
+            <w:r>
               <w:t xml:space="preserve"/>
             </w:r>
           </w:p>
@@ -10131,6 +11523,9 @@
               <w:t xml:space="preserve"/>
               <w:t xml:space="preserve">20</w:t>
             </w:r>
+            <w:r>
+              <w:t xml:space="preserve"/>
+            </w:r>
           </w:p>
         </w:tc>
         <w:tc>
@@ -10152,6 +11547,9 @@
               <w:t xml:space="preserve"/>
               <w:t xml:space="preserve">40</w:t>
             </w:r>
+            <w:r>
+              <w:t xml:space="preserve"/>
+            </w:r>
           </w:p>
         </w:tc>
         <w:tc>
@@ -10173,6 +11571,9 @@
               <w:t xml:space="preserve"/>
               <w:t xml:space="preserve">60</w:t>
             </w:r>
+            <w:r>
+              <w:t xml:space="preserve"/>
+            </w:r>
           </w:p>
         </w:tc>
         <w:tc>
@@ -10194,6 +11595,9 @@
               <w:t xml:space="preserve"/>
               <w:t xml:space="preserve">80</w:t>
             </w:r>
+            <w:r>
+              <w:t xml:space="preserve"/>
+            </w:r>
           </w:p>
         </w:tc>
         <w:tc>
@@ -10215,6 +11619,9 @@
               <w:t xml:space="preserve"/>
               <w:t xml:space="preserve">100</w:t>
             </w:r>
+            <w:r>
+              <w:t xml:space="preserve"/>
+            </w:r>
           </w:p>
         </w:tc>
         <w:tc>
@@ -10236,6 +11643,9 @@
               <w:t xml:space="preserve"/>
               <w:t xml:space="preserve">120</w:t>
             </w:r>
+            <w:r>
+              <w:t xml:space="preserve"/>
+            </w:r>
           </w:p>
         </w:tc>
         <w:tc>
@@ -10257,6 +11667,9 @@
               <w:t xml:space="preserve"/>
               <w:t xml:space="preserve">140</w:t>
             </w:r>
+            <w:r>
+              <w:t xml:space="preserve"/>
+            </w:r>
           </w:p>
         </w:tc>
         <w:tc>
@@ -10278,6 +11691,9 @@
               <w:t xml:space="preserve"/>
               <w:t xml:space="preserve">160</w:t>
             </w:r>
+            <w:r>
+              <w:t xml:space="preserve"/>
+            </w:r>
           </w:p>
         </w:tc>
         <w:tc>
@@ -10299,6 +11715,9 @@
               <w:t xml:space="preserve"/>
               <w:t xml:space="preserve">180</w:t>
             </w:r>
+            <w:r>
+              <w:t xml:space="preserve"/>
+            </w:r>
           </w:p>
         </w:tc>
         <w:tc>
@@ -10319,7 +11738,12 @@
               </w:rPr>
               <w:t xml:space="preserve"/>
               <w:t xml:space="preserve">200</w:t>
+            </w:r>
+            <w:r>
               <w:t xml:space="preserve"> </w:t>
+              <w:t xml:space="preserve"/>
+            </w:r>
+            <w:r>
               <w:t xml:space="preserve"/>
             </w:r>
           </w:p>
@@ -10350,6 +11774,9 @@
               <w:t xml:space="preserve"/>
               <w:t xml:space="preserve">21</w:t>
             </w:r>
+            <w:r>
+              <w:t xml:space="preserve"/>
+            </w:r>
           </w:p>
         </w:tc>
         <w:tc>
@@ -10371,6 +11798,9 @@
               <w:t xml:space="preserve"/>
               <w:t xml:space="preserve">42</w:t>
             </w:r>
+            <w:r>
+              <w:t xml:space="preserve"/>
+            </w:r>
           </w:p>
         </w:tc>
         <w:tc>
@@ -10392,6 +11822,9 @@
               <w:t xml:space="preserve"/>
               <w:t xml:space="preserve">63</w:t>
             </w:r>
+            <w:r>
+              <w:t xml:space="preserve"/>
+            </w:r>
           </w:p>
         </w:tc>
         <w:tc>
@@ -10413,6 +11846,9 @@
               <w:t xml:space="preserve"/>
               <w:t xml:space="preserve">84</w:t>
             </w:r>
+            <w:r>
+              <w:t xml:space="preserve"/>
+            </w:r>
           </w:p>
         </w:tc>
         <w:tc>
@@ -10434,6 +11870,9 @@
               <w:t xml:space="preserve"/>
               <w:t xml:space="preserve">105</w:t>
             </w:r>
+            <w:r>
+              <w:t xml:space="preserve"/>
+            </w:r>
           </w:p>
         </w:tc>
         <w:tc>
@@ -10455,6 +11894,9 @@
               <w:t xml:space="preserve"/>
               <w:t xml:space="preserve">126</w:t>
             </w:r>
+            <w:r>
+              <w:t xml:space="preserve"/>
+            </w:r>
           </w:p>
         </w:tc>
         <w:tc>
@@ -10476,6 +11918,9 @@
               <w:t xml:space="preserve"/>
               <w:t xml:space="preserve">147</w:t>
             </w:r>
+            <w:r>
+              <w:t xml:space="preserve"/>
+            </w:r>
           </w:p>
         </w:tc>
         <w:tc>
@@ -10497,6 +11942,9 @@
               <w:t xml:space="preserve"/>
               <w:t xml:space="preserve">168</w:t>
             </w:r>
+            <w:r>
+              <w:t xml:space="preserve"/>
+            </w:r>
           </w:p>
         </w:tc>
         <w:tc>
@@ -10518,6 +11966,9 @@
               <w:t xml:space="preserve"/>
               <w:t xml:space="preserve">189</w:t>
             </w:r>
+            <w:r>
+              <w:t xml:space="preserve"/>
+            </w:r>
           </w:p>
         </w:tc>
         <w:tc>
@@ -10538,7 +11989,12 @@
               </w:rPr>
               <w:t xml:space="preserve"/>
               <w:t xml:space="preserve">210</w:t>
+            </w:r>
+            <w:r>
               <w:t xml:space="preserve"> </w:t>
+              <w:t xml:space="preserve"/>
+            </w:r>
+            <w:r>
               <w:t xml:space="preserve"/>
             </w:r>
           </w:p>
@@ -10569,6 +12025,9 @@
               <w:t xml:space="preserve"/>
               <w:t xml:space="preserve">22</w:t>
             </w:r>
+            <w:r>
+              <w:t xml:space="preserve"/>
+            </w:r>
           </w:p>
         </w:tc>
         <w:tc>
@@ -10590,6 +12049,9 @@
               <w:t xml:space="preserve"/>
               <w:t xml:space="preserve">44</w:t>
             </w:r>
+            <w:r>
+              <w:t xml:space="preserve"/>
+            </w:r>
           </w:p>
         </w:tc>
         <w:tc>
@@ -10611,6 +12073,9 @@
               <w:t xml:space="preserve"/>
               <w:t xml:space="preserve">66</w:t>
             </w:r>
+            <w:r>
+              <w:t xml:space="preserve"/>
+            </w:r>
           </w:p>
         </w:tc>
         <w:tc>
@@ -10632,6 +12097,9 @@
               <w:t xml:space="preserve"/>
               <w:t xml:space="preserve">88</w:t>
             </w:r>
+            <w:r>
+              <w:t xml:space="preserve"/>
+            </w:r>
           </w:p>
         </w:tc>
         <w:tc>
@@ -10653,6 +12121,9 @@
               <w:t xml:space="preserve"/>
               <w:t xml:space="preserve">110</w:t>
             </w:r>
+            <w:r>
+              <w:t xml:space="preserve"/>
+            </w:r>
           </w:p>
         </w:tc>
         <w:tc>
@@ -10674,6 +12145,9 @@
               <w:t xml:space="preserve"/>
               <w:t xml:space="preserve">132</w:t>
             </w:r>
+            <w:r>
+              <w:t xml:space="preserve"/>
+            </w:r>
           </w:p>
         </w:tc>
         <w:tc>
@@ -10695,6 +12169,9 @@
               <w:t xml:space="preserve"/>
               <w:t xml:space="preserve">154</w:t>
             </w:r>
+            <w:r>
+              <w:t xml:space="preserve"/>
+            </w:r>
           </w:p>
         </w:tc>
         <w:tc>
@@ -10716,6 +12193,9 @@
               <w:t xml:space="preserve"/>
               <w:t xml:space="preserve">176</w:t>
             </w:r>
+            <w:r>
+              <w:t xml:space="preserve"/>
+            </w:r>
           </w:p>
         </w:tc>
         <w:tc>
@@ -10737,6 +12217,9 @@
               <w:t xml:space="preserve"/>
               <w:t xml:space="preserve">198</w:t>
             </w:r>
+            <w:r>
+              <w:t xml:space="preserve"/>
+            </w:r>
           </w:p>
         </w:tc>
         <w:tc>
@@ -10757,7 +12240,12 @@
               </w:rPr>
               <w:t xml:space="preserve"/>
               <w:t xml:space="preserve">220</w:t>
+            </w:r>
+            <w:r>
               <w:t xml:space="preserve"> </w:t>
+              <w:t xml:space="preserve"/>
+            </w:r>
+            <w:r>
               <w:t xml:space="preserve"/>
             </w:r>
           </w:p>
@@ -10788,6 +12276,9 @@
               <w:t xml:space="preserve"/>
               <w:t xml:space="preserve">23</w:t>
             </w:r>
+            <w:r>
+              <w:t xml:space="preserve"/>
+            </w:r>
           </w:p>
         </w:tc>
         <w:tc>
@@ -10809,6 +12300,9 @@
               <w:t xml:space="preserve"/>
               <w:t xml:space="preserve">46</w:t>
             </w:r>
+            <w:r>
+              <w:t xml:space="preserve"/>
+            </w:r>
           </w:p>
         </w:tc>
         <w:tc>
@@ -10830,6 +12324,9 @@
               <w:t xml:space="preserve"/>
               <w:t xml:space="preserve">69</w:t>
             </w:r>
+            <w:r>
+              <w:t xml:space="preserve"/>
+            </w:r>
           </w:p>
         </w:tc>
         <w:tc>
@@ -10851,6 +12348,9 @@
               <w:t xml:space="preserve"/>
               <w:t xml:space="preserve">92</w:t>
             </w:r>
+            <w:r>
+              <w:t xml:space="preserve"/>
+            </w:r>
           </w:p>
         </w:tc>
         <w:tc>
@@ -10872,6 +12372,9 @@
               <w:t xml:space="preserve"/>
               <w:t xml:space="preserve">115</w:t>
             </w:r>
+            <w:r>
+              <w:t xml:space="preserve"/>
+            </w:r>
           </w:p>
         </w:tc>
         <w:tc>
@@ -10893,6 +12396,9 @@
               <w:t xml:space="preserve"/>
               <w:t xml:space="preserve">138</w:t>
             </w:r>
+            <w:r>
+              <w:t xml:space="preserve"/>
+            </w:r>
           </w:p>
         </w:tc>
         <w:tc>
@@ -10914,6 +12420,9 @@
               <w:t xml:space="preserve"/>
               <w:t xml:space="preserve">161</w:t>
             </w:r>
+            <w:r>
+              <w:t xml:space="preserve"/>
+            </w:r>
           </w:p>
         </w:tc>
         <w:tc>
@@ -10935,6 +12444,9 @@
               <w:t xml:space="preserve"/>
               <w:t xml:space="preserve">184</w:t>
             </w:r>
+            <w:r>
+              <w:t xml:space="preserve"/>
+            </w:r>
           </w:p>
         </w:tc>
         <w:tc>
@@ -10956,6 +12468,9 @@
               <w:t xml:space="preserve"/>
               <w:t xml:space="preserve">207</w:t>
             </w:r>
+            <w:r>
+              <w:t xml:space="preserve"/>
+            </w:r>
           </w:p>
         </w:tc>
         <w:tc>
@@ -10976,7 +12491,12 @@
               </w:rPr>
               <w:t xml:space="preserve"/>
               <w:t xml:space="preserve">230</w:t>
+            </w:r>
+            <w:r>
               <w:t xml:space="preserve"> </w:t>
+              <w:t xml:space="preserve"/>
+            </w:r>
+            <w:r>
               <w:t xml:space="preserve"/>
             </w:r>
           </w:p>
@@ -11007,6 +12527,9 @@
               <w:t xml:space="preserve"/>
               <w:t xml:space="preserve">24</w:t>
             </w:r>
+            <w:r>
+              <w:t xml:space="preserve"/>
+            </w:r>
           </w:p>
         </w:tc>
         <w:tc>
@@ -11028,6 +12551,9 @@
               <w:t xml:space="preserve"/>
               <w:t xml:space="preserve">48</w:t>
             </w:r>
+            <w:r>
+              <w:t xml:space="preserve"/>
+            </w:r>
           </w:p>
         </w:tc>
         <w:tc>
@@ -11049,6 +12575,9 @@
               <w:t xml:space="preserve"/>
               <w:t xml:space="preserve">72</w:t>
             </w:r>
+            <w:r>
+              <w:t xml:space="preserve"/>
+            </w:r>
           </w:p>
         </w:tc>
         <w:tc>
@@ -11070,6 +12599,9 @@
               <w:t xml:space="preserve"/>
               <w:t xml:space="preserve">96</w:t>
             </w:r>
+            <w:r>
+              <w:t xml:space="preserve"/>
+            </w:r>
           </w:p>
         </w:tc>
         <w:tc>
@@ -11091,6 +12623,9 @@
               <w:t xml:space="preserve"/>
               <w:t xml:space="preserve">120</w:t>
             </w:r>
+            <w:r>
+              <w:t xml:space="preserve"/>
+            </w:r>
           </w:p>
         </w:tc>
         <w:tc>
@@ -11112,6 +12647,9 @@
               <w:t xml:space="preserve"/>
               <w:t xml:space="preserve">144</w:t>
             </w:r>
+            <w:r>
+              <w:t xml:space="preserve"/>
+            </w:r>
           </w:p>
         </w:tc>
         <w:tc>
@@ -11133,6 +12671,9 @@
               <w:t xml:space="preserve"/>
               <w:t xml:space="preserve">168</w:t>
             </w:r>
+            <w:r>
+              <w:t xml:space="preserve"/>
+            </w:r>
           </w:p>
         </w:tc>
         <w:tc>
@@ -11154,6 +12695,9 @@
               <w:t xml:space="preserve"/>
               <w:t xml:space="preserve">192</w:t>
             </w:r>
+            <w:r>
+              <w:t xml:space="preserve"/>
+            </w:r>
           </w:p>
         </w:tc>
         <w:tc>
@@ -11175,6 +12719,9 @@
               <w:t xml:space="preserve"/>
               <w:t xml:space="preserve">216</w:t>
             </w:r>
+            <w:r>
+              <w:t xml:space="preserve"/>
+            </w:r>
           </w:p>
         </w:tc>
         <w:tc>
@@ -11195,7 +12742,12 @@
               </w:rPr>
               <w:t xml:space="preserve"/>
               <w:t xml:space="preserve">240</w:t>
+            </w:r>
+            <w:r>
               <w:t xml:space="preserve"> </w:t>
+              <w:t xml:space="preserve"/>
+            </w:r>
+            <w:r>
               <w:t xml:space="preserve"/>
             </w:r>
           </w:p>
@@ -11226,6 +12778,9 @@
               <w:t xml:space="preserve"/>
               <w:t xml:space="preserve">25</w:t>
             </w:r>
+            <w:r>
+              <w:t xml:space="preserve"/>
+            </w:r>
           </w:p>
         </w:tc>
         <w:tc>
@@ -11247,6 +12802,9 @@
               <w:t xml:space="preserve"/>
               <w:t xml:space="preserve">50</w:t>
             </w:r>
+            <w:r>
+              <w:t xml:space="preserve"/>
+            </w:r>
           </w:p>
         </w:tc>
         <w:tc>
@@ -11268,6 +12826,9 @@
               <w:t xml:space="preserve"/>
               <w:t xml:space="preserve">75</w:t>
             </w:r>
+            <w:r>
+              <w:t xml:space="preserve"/>
+            </w:r>
           </w:p>
         </w:tc>
         <w:tc>
@@ -11289,6 +12850,9 @@
               <w:t xml:space="preserve"/>
               <w:t xml:space="preserve">100</w:t>
             </w:r>
+            <w:r>
+              <w:t xml:space="preserve"/>
+            </w:r>
           </w:p>
         </w:tc>
         <w:tc>
@@ -11310,6 +12874,9 @@
               <w:t xml:space="preserve"/>
               <w:t xml:space="preserve">125</w:t>
             </w:r>
+            <w:r>
+              <w:t xml:space="preserve"/>
+            </w:r>
           </w:p>
         </w:tc>
         <w:tc>
@@ -11331,6 +12898,9 @@
               <w:t xml:space="preserve"/>
               <w:t xml:space="preserve">150</w:t>
             </w:r>
+            <w:r>
+              <w:t xml:space="preserve"/>
+            </w:r>
           </w:p>
         </w:tc>
         <w:tc>
@@ -11352,6 +12922,9 @@
               <w:t xml:space="preserve"/>
               <w:t xml:space="preserve">175</w:t>
             </w:r>
+            <w:r>
+              <w:t xml:space="preserve"/>
+            </w:r>
           </w:p>
         </w:tc>
         <w:tc>
@@ -11373,6 +12946,9 @@
               <w:t xml:space="preserve"/>
               <w:t xml:space="preserve">200</w:t>
             </w:r>
+            <w:r>
+              <w:t xml:space="preserve"/>
+            </w:r>
           </w:p>
         </w:tc>
         <w:tc>
@@ -11394,6 +12970,9 @@
               <w:t xml:space="preserve"/>
               <w:t xml:space="preserve">225</w:t>
             </w:r>
+            <w:r>
+              <w:t xml:space="preserve"/>
+            </w:r>
           </w:p>
         </w:tc>
         <w:tc>
@@ -11414,7 +12993,12 @@
               </w:rPr>
               <w:t xml:space="preserve"/>
               <w:t xml:space="preserve">250</w:t>
+            </w:r>
+            <w:r>
               <w:t xml:space="preserve"> </w:t>
+              <w:t xml:space="preserve"/>
+            </w:r>
+            <w:r>
               <w:t xml:space="preserve"/>
             </w:r>
           </w:p>
@@ -11445,6 +13029,9 @@
               <w:t xml:space="preserve"/>
               <w:t xml:space="preserve">26</w:t>
             </w:r>
+            <w:r>
+              <w:t xml:space="preserve"/>
+            </w:r>
           </w:p>
         </w:tc>
         <w:tc>
@@ -11466,6 +13053,9 @@
               <w:t xml:space="preserve"/>
               <w:t xml:space="preserve">52</w:t>
             </w:r>
+            <w:r>
+              <w:t xml:space="preserve"/>
+            </w:r>
           </w:p>
         </w:tc>
         <w:tc>
@@ -11487,6 +13077,9 @@
               <w:t xml:space="preserve"/>
               <w:t xml:space="preserve">78</w:t>
             </w:r>
+            <w:r>
+              <w:t xml:space="preserve"/>
+            </w:r>
           </w:p>
         </w:tc>
         <w:tc>
@@ -11508,6 +13101,9 @@
               <w:t xml:space="preserve"/>
               <w:t xml:space="preserve">104</w:t>
             </w:r>
+            <w:r>
+              <w:t xml:space="preserve"/>
+            </w:r>
           </w:p>
         </w:tc>
         <w:tc>
@@ -11529,6 +13125,9 @@
               <w:t xml:space="preserve"/>
               <w:t xml:space="preserve">130</w:t>
             </w:r>
+            <w:r>
+              <w:t xml:space="preserve"/>
+            </w:r>
           </w:p>
         </w:tc>
         <w:tc>
@@ -11550,6 +13149,9 @@
               <w:t xml:space="preserve"/>
               <w:t xml:space="preserve">156</w:t>
             </w:r>
+            <w:r>
+              <w:t xml:space="preserve"/>
+            </w:r>
           </w:p>
         </w:tc>
         <w:tc>
@@ -11571,6 +13173,9 @@
               <w:t xml:space="preserve"/>
               <w:t xml:space="preserve">182</w:t>
             </w:r>
+            <w:r>
+              <w:t xml:space="preserve"/>
+            </w:r>
           </w:p>
         </w:tc>
         <w:tc>
@@ -11592,6 +13197,9 @@
               <w:t xml:space="preserve"/>
               <w:t xml:space="preserve">208</w:t>
             </w:r>
+            <w:r>
+              <w:t xml:space="preserve"/>
+            </w:r>
           </w:p>
         </w:tc>
         <w:tc>
@@ -11613,6 +13221,9 @@
               <w:t xml:space="preserve"/>
               <w:t xml:space="preserve">234</w:t>
             </w:r>
+            <w:r>
+              <w:t xml:space="preserve"/>
+            </w:r>
           </w:p>
         </w:tc>
         <w:tc>
@@ -11633,7 +13244,12 @@
               </w:rPr>
               <w:t xml:space="preserve"/>
               <w:t xml:space="preserve">260</w:t>
+            </w:r>
+            <w:r>
               <w:t xml:space="preserve"> </w:t>
+              <w:t xml:space="preserve"/>
+            </w:r>
+            <w:r>
               <w:t xml:space="preserve"/>
             </w:r>
           </w:p>
@@ -11664,6 +13280,9 @@
               <w:t xml:space="preserve"/>
               <w:t xml:space="preserve">27</w:t>
             </w:r>
+            <w:r>
+              <w:t xml:space="preserve"/>
+            </w:r>
           </w:p>
         </w:tc>
         <w:tc>
@@ -11685,6 +13304,9 @@
               <w:t xml:space="preserve"/>
               <w:t xml:space="preserve">54</w:t>
             </w:r>
+            <w:r>
+              <w:t xml:space="preserve"/>
+            </w:r>
           </w:p>
         </w:tc>
         <w:tc>
@@ -11706,6 +13328,9 @@
               <w:t xml:space="preserve"/>
               <w:t xml:space="preserve">81</w:t>
             </w:r>
+            <w:r>
+              <w:t xml:space="preserve"/>
+            </w:r>
           </w:p>
         </w:tc>
         <w:tc>
@@ -11727,6 +13352,9 @@
               <w:t xml:space="preserve"/>
               <w:t xml:space="preserve">108</w:t>
             </w:r>
+            <w:r>
+              <w:t xml:space="preserve"/>
+            </w:r>
           </w:p>
         </w:tc>
         <w:tc>
@@ -11748,6 +13376,9 @@
               <w:t xml:space="preserve"/>
               <w:t xml:space="preserve">135</w:t>
             </w:r>
+            <w:r>
+              <w:t xml:space="preserve"/>
+            </w:r>
           </w:p>
         </w:tc>
         <w:tc>
@@ -11769,6 +13400,9 @@
               <w:t xml:space="preserve"/>
               <w:t xml:space="preserve">162</w:t>
             </w:r>
+            <w:r>
+              <w:t xml:space="preserve"/>
+            </w:r>
           </w:p>
         </w:tc>
         <w:tc>
@@ -11790,6 +13424,9 @@
               <w:t xml:space="preserve"/>
               <w:t xml:space="preserve">189</w:t>
             </w:r>
+            <w:r>
+              <w:t xml:space="preserve"/>
+            </w:r>
           </w:p>
         </w:tc>
         <w:tc>
@@ -11811,6 +13448,9 @@
               <w:t xml:space="preserve"/>
               <w:t xml:space="preserve">216</w:t>
             </w:r>
+            <w:r>
+              <w:t xml:space="preserve"/>
+            </w:r>
           </w:p>
         </w:tc>
         <w:tc>
@@ -11832,6 +13472,9 @@
               <w:t xml:space="preserve"/>
               <w:t xml:space="preserve">243</w:t>
             </w:r>
+            <w:r>
+              <w:t xml:space="preserve"/>
+            </w:r>
           </w:p>
         </w:tc>
         <w:tc>
@@ -11852,7 +13495,12 @@
               </w:rPr>
               <w:t xml:space="preserve"/>
               <w:t xml:space="preserve">270</w:t>
+            </w:r>
+            <w:r>
               <w:t xml:space="preserve"> </w:t>
+              <w:t xml:space="preserve"/>
+            </w:r>
+            <w:r>
               <w:t xml:space="preserve"/>
             </w:r>
           </w:p>
@@ -11883,6 +13531,9 @@
               <w:t xml:space="preserve"/>
               <w:t xml:space="preserve">28</w:t>
             </w:r>
+            <w:r>
+              <w:t xml:space="preserve"/>
+            </w:r>
           </w:p>
         </w:tc>
         <w:tc>
@@ -11904,6 +13555,9 @@
               <w:t xml:space="preserve"/>
               <w:t xml:space="preserve">56</w:t>
             </w:r>
+            <w:r>
+              <w:t xml:space="preserve"/>
+            </w:r>
           </w:p>
         </w:tc>
         <w:tc>
@@ -11925,6 +13579,9 @@
               <w:t xml:space="preserve"/>
               <w:t xml:space="preserve">84</w:t>
             </w:r>
+            <w:r>
+              <w:t xml:space="preserve"/>
+            </w:r>
           </w:p>
         </w:tc>
         <w:tc>
@@ -11946,6 +13603,9 @@
               <w:t xml:space="preserve"/>
               <w:t xml:space="preserve">112</w:t>
             </w:r>
+            <w:r>
+              <w:t xml:space="preserve"/>
+            </w:r>
           </w:p>
         </w:tc>
         <w:tc>
@@ -11967,6 +13627,9 @@
               <w:t xml:space="preserve"/>
               <w:t xml:space="preserve">140</w:t>
             </w:r>
+            <w:r>
+              <w:t xml:space="preserve"/>
+            </w:r>
           </w:p>
         </w:tc>
         <w:tc>
@@ -11988,6 +13651,9 @@
               <w:t xml:space="preserve"/>
               <w:t xml:space="preserve">168</w:t>
             </w:r>
+            <w:r>
+              <w:t xml:space="preserve"/>
+            </w:r>
           </w:p>
         </w:tc>
         <w:tc>
@@ -12009,6 +13675,9 @@
               <w:t xml:space="preserve"/>
               <w:t xml:space="preserve">196</w:t>
             </w:r>
+            <w:r>
+              <w:t xml:space="preserve"/>
+            </w:r>
           </w:p>
         </w:tc>
         <w:tc>
@@ -12030,6 +13699,9 @@
               <w:t xml:space="preserve"/>
               <w:t xml:space="preserve">224</w:t>
             </w:r>
+            <w:r>
+              <w:t xml:space="preserve"/>
+            </w:r>
           </w:p>
         </w:tc>
         <w:tc>
@@ -12051,6 +13723,9 @@
               <w:t xml:space="preserve"/>
               <w:t xml:space="preserve">252</w:t>
             </w:r>
+            <w:r>
+              <w:t xml:space="preserve"/>
+            </w:r>
           </w:p>
         </w:tc>
         <w:tc>
@@ -12071,7 +13746,12 @@
               </w:rPr>
               <w:t xml:space="preserve"/>
               <w:t xml:space="preserve">280</w:t>
+            </w:r>
+            <w:r>
               <w:t xml:space="preserve"> </w:t>
+              <w:t xml:space="preserve"/>
+            </w:r>
+            <w:r>
               <w:t xml:space="preserve"/>
             </w:r>
           </w:p>
@@ -12102,6 +13782,9 @@
               <w:t xml:space="preserve"/>
               <w:t xml:space="preserve">29</w:t>
             </w:r>
+            <w:r>
+              <w:t xml:space="preserve"/>
+            </w:r>
           </w:p>
         </w:tc>
         <w:tc>
@@ -12123,6 +13806,9 @@
               <w:t xml:space="preserve"/>
               <w:t xml:space="preserve">58</w:t>
             </w:r>
+            <w:r>
+              <w:t xml:space="preserve"/>
+            </w:r>
           </w:p>
         </w:tc>
         <w:tc>
@@ -12144,6 +13830,9 @@
               <w:t xml:space="preserve"/>
               <w:t xml:space="preserve">87</w:t>
             </w:r>
+            <w:r>
+              <w:t xml:space="preserve"/>
+            </w:r>
           </w:p>
         </w:tc>
         <w:tc>
@@ -12165,6 +13854,9 @@
               <w:t xml:space="preserve"/>
               <w:t xml:space="preserve">116</w:t>
             </w:r>
+            <w:r>
+              <w:t xml:space="preserve"/>
+            </w:r>
           </w:p>
         </w:tc>
         <w:tc>
@@ -12186,6 +13878,9 @@
               <w:t xml:space="preserve"/>
               <w:t xml:space="preserve">145</w:t>
             </w:r>
+            <w:r>
+              <w:t xml:space="preserve"/>
+            </w:r>
           </w:p>
         </w:tc>
         <w:tc>
@@ -12207,6 +13902,9 @@
               <w:t xml:space="preserve"/>
               <w:t xml:space="preserve">174</w:t>
             </w:r>
+            <w:r>
+              <w:t xml:space="preserve"/>
+            </w:r>
           </w:p>
         </w:tc>
         <w:tc>
@@ -12228,6 +13926,9 @@
               <w:t xml:space="preserve"/>
               <w:t xml:space="preserve">203</w:t>
             </w:r>
+            <w:r>
+              <w:t xml:space="preserve"/>
+            </w:r>
           </w:p>
         </w:tc>
         <w:tc>
@@ -12249,6 +13950,9 @@
               <w:t xml:space="preserve"/>
               <w:t xml:space="preserve">232</w:t>
             </w:r>
+            <w:r>
+              <w:t xml:space="preserve"/>
+            </w:r>
           </w:p>
         </w:tc>
         <w:tc>
@@ -12270,6 +13974,9 @@
               <w:t xml:space="preserve"/>
               <w:t xml:space="preserve">261</w:t>
             </w:r>
+            <w:r>
+              <w:t xml:space="preserve"/>
+            </w:r>
           </w:p>
         </w:tc>
         <w:tc>
@@ -12290,7 +13997,12 @@
               </w:rPr>
               <w:t xml:space="preserve"/>
               <w:t xml:space="preserve">290</w:t>
+            </w:r>
+            <w:r>
               <w:t xml:space="preserve"> </w:t>
+              <w:t xml:space="preserve"/>
+            </w:r>
+            <w:r>
               <w:t xml:space="preserve"/>
             </w:r>
           </w:p>
@@ -12321,6 +14033,9 @@
               <w:t xml:space="preserve"/>
               <w:t xml:space="preserve">30</w:t>
             </w:r>
+            <w:r>
+              <w:t xml:space="preserve"/>
+            </w:r>
           </w:p>
         </w:tc>
         <w:tc>
@@ -12342,6 +14057,9 @@
               <w:t xml:space="preserve"/>
               <w:t xml:space="preserve">60</w:t>
             </w:r>
+            <w:r>
+              <w:t xml:space="preserve"/>
+            </w:r>
           </w:p>
         </w:tc>
         <w:tc>
@@ -12363,6 +14081,9 @@
               <w:t xml:space="preserve"/>
               <w:t xml:space="preserve">90</w:t>
             </w:r>
+            <w:r>
+              <w:t xml:space="preserve"/>
+            </w:r>
           </w:p>
         </w:tc>
         <w:tc>
@@ -12384,6 +14105,9 @@
               <w:t xml:space="preserve"/>
               <w:t xml:space="preserve">120</w:t>
             </w:r>
+            <w:r>
+              <w:t xml:space="preserve"/>
+            </w:r>
           </w:p>
         </w:tc>
         <w:tc>
@@ -12405,6 +14129,9 @@
               <w:t xml:space="preserve"/>
               <w:t xml:space="preserve">150</w:t>
             </w:r>
+            <w:r>
+              <w:t xml:space="preserve"/>
+            </w:r>
           </w:p>
         </w:tc>
         <w:tc>
@@ -12426,6 +14153,9 @@
               <w:t xml:space="preserve"/>
               <w:t xml:space="preserve">180</w:t>
             </w:r>
+            <w:r>
+              <w:t xml:space="preserve"/>
+            </w:r>
           </w:p>
         </w:tc>
         <w:tc>
@@ -12447,6 +14177,9 @@
               <w:t xml:space="preserve"/>
               <w:t xml:space="preserve">210</w:t>
             </w:r>
+            <w:r>
+              <w:t xml:space="preserve"/>
+            </w:r>
           </w:p>
         </w:tc>
         <w:tc>
@@ -12468,6 +14201,9 @@
               <w:t xml:space="preserve"/>
               <w:t xml:space="preserve">240</w:t>
             </w:r>
+            <w:r>
+              <w:t xml:space="preserve"/>
+            </w:r>
           </w:p>
         </w:tc>
         <w:tc>
@@ -12489,6 +14225,9 @@
               <w:t xml:space="preserve"/>
               <w:t xml:space="preserve">270</w:t>
             </w:r>
+            <w:r>
+              <w:t xml:space="preserve"/>
+            </w:r>
           </w:p>
         </w:tc>
         <w:tc>
@@ -12509,7 +14248,12 @@
               </w:rPr>
               <w:t xml:space="preserve"/>
               <w:t xml:space="preserve">300</w:t>
+            </w:r>
+            <w:r>
               <w:t xml:space="preserve"> </w:t>
+              <w:t xml:space="preserve"/>
+            </w:r>
+            <w:r>
               <w:t xml:space="preserve"/>
             </w:r>
           </w:p>
@@ -12547,7 +14291,6 @@
         <w:rPr>
           <w:lang w:val="en-US"/>
         </w:rPr>
-        <w:lastRenderedPageBreak/>
         <w:t>Combining loops, text blocks and tables</w:t>
       </w:r>
       <w:bookmarkEnd w:id="8"/>
@@ -12591,6 +14334,9 @@
         </w:rPr>
         <w:t xml:space="preserve">ultiples of </w:t>
         <w:t xml:space="preserve">1</w:t>
+      </w:r>
+      <w:r>
+        <w:t xml:space="preserve"/>
       </w:r>
       <w:bookmarkEnd w:id="9"/>
     </w:p>
@@ -12609,7 +14355,7 @@
         <w:gridCol w:w="709"/>
         <w:gridCol w:w="2409"/>
       </w:tblGrid>
-      <w:tr IpId="0083e896f8114decbe6fe912201bc220">
+      <w:tr IpId="d4b252d7783c4b91b2764e3e660c2329">
         <w:trPr>
           <w:cnfStyle w:val="100000000000" w:firstRow="1" w:lastRow="0" w:firstColumn="0" w:lastColumn="0" w:oddVBand="0" w:evenVBand="0" w:oddHBand="0" w:evenHBand="0" w:firstRowFirstColumn="0" w:firstRowLastColumn="0" w:lastRowFirstColumn="0" w:lastRowLastColumn="0"/>
         </w:trPr>
@@ -12626,12 +14372,14 @@
                 <w:lang w:val="en-US"/>
               </w:rPr>
             </w:pPr>
+            <w:proofErr w:type="spellStart"/>
             <w:r>
               <w:rPr>
                 <w:lang w:val="en-US"/>
               </w:rPr>
               <w:t>i</w:t>
             </w:r>
+            <w:proofErr w:type="spellEnd"/>
           </w:p>
         </w:tc>
         <w:tc>
@@ -12696,11 +14444,19 @@
                 <w:lang w:val="en-US"/>
               </w:rPr>
             </w:pPr>
-            <w:r>
-              <w:rPr>
-                <w:lang w:val="en-US"/>
-              </w:rPr>
-              <w:t>i * j</w:t>
+            <w:proofErr w:type="spellStart"/>
+            <w:r>
+              <w:rPr>
+                <w:lang w:val="en-US"/>
+              </w:rPr>
+              <w:t>i</w:t>
+            </w:r>
+            <w:proofErr w:type="spellEnd"/>
+            <w:r>
+              <w:rPr>
+                <w:lang w:val="en-US"/>
+              </w:rPr>
+              <w:t xml:space="preserve"> * j</w:t>
             </w:r>
           </w:p>
         </w:tc>
@@ -12730,6 +14486,9 @@
               <w:t xml:space="preserve"/>
               <w:t xml:space="preserve">1</w:t>
             </w:r>
+            <w:r>
+              <w:t xml:space="preserve"/>
+            </w:r>
           </w:p>
         </w:tc>
         <w:tc>
@@ -12856,6 +14615,9 @@
               <w:t xml:space="preserve"/>
               <w:t xml:space="preserve">1</w:t>
             </w:r>
+            <w:r>
+              <w:t xml:space="preserve"/>
+            </w:r>
           </w:p>
         </w:tc>
         <w:tc>
@@ -12982,6 +14744,9 @@
               <w:t xml:space="preserve"/>
               <w:t xml:space="preserve">1</w:t>
             </w:r>
+            <w:r>
+              <w:t xml:space="preserve"/>
+            </w:r>
           </w:p>
         </w:tc>
         <w:tc>
@@ -13108,6 +14873,9 @@
               <w:t xml:space="preserve"/>
               <w:t xml:space="preserve">1</w:t>
             </w:r>
+            <w:r>
+              <w:t xml:space="preserve"/>
+            </w:r>
           </w:p>
         </w:tc>
         <w:tc>
@@ -13234,6 +15002,9 @@
               <w:t xml:space="preserve"/>
               <w:t xml:space="preserve">1</w:t>
             </w:r>
+            <w:r>
+              <w:t xml:space="preserve"/>
+            </w:r>
           </w:p>
         </w:tc>
         <w:tc>
@@ -13360,6 +15131,9 @@
               <w:t xml:space="preserve"/>
               <w:t xml:space="preserve">1</w:t>
             </w:r>
+            <w:r>
+              <w:t xml:space="preserve"/>
+            </w:r>
           </w:p>
         </w:tc>
         <w:tc>
@@ -13579,6 +15353,9 @@
         </w:rPr>
         <w:t xml:space="preserve">ultiples of </w:t>
         <w:t xml:space="preserve">2</w:t>
+      </w:r>
+      <w:r>
+        <w:t xml:space="preserve"/>
       </w:r>
       <w:bookmarkEnd w:id="9"/>
     </w:p>
@@ -13597,7 +15374,7 @@
         <w:gridCol w:w="709"/>
         <w:gridCol w:w="2409"/>
       </w:tblGrid>
-      <w:tr IpId="0083e896f8114decbe6fe912201bc220">
+      <w:tr IpId="d4b252d7783c4b91b2764e3e660c2329">
         <w:trPr>
           <w:cnfStyle w:val="100000000000" w:firstRow="1" w:lastRow="0" w:firstColumn="0" w:lastColumn="0" w:oddVBand="0" w:evenVBand="0" w:oddHBand="0" w:evenHBand="0" w:firstRowFirstColumn="0" w:firstRowLastColumn="0" w:lastRowFirstColumn="0" w:lastRowLastColumn="0"/>
         </w:trPr>
@@ -13614,12 +15391,14 @@
                 <w:lang w:val="en-US"/>
               </w:rPr>
             </w:pPr>
+            <w:proofErr w:type="spellStart"/>
             <w:r>
               <w:rPr>
                 <w:lang w:val="en-US"/>
               </w:rPr>
               <w:t>i</w:t>
             </w:r>
+            <w:proofErr w:type="spellEnd"/>
           </w:p>
         </w:tc>
         <w:tc>
@@ -13684,11 +15463,19 @@
                 <w:lang w:val="en-US"/>
               </w:rPr>
             </w:pPr>
-            <w:r>
-              <w:rPr>
-                <w:lang w:val="en-US"/>
-              </w:rPr>
-              <w:t>i * j</w:t>
+            <w:proofErr w:type="spellStart"/>
+            <w:r>
+              <w:rPr>
+                <w:lang w:val="en-US"/>
+              </w:rPr>
+              <w:t>i</w:t>
+            </w:r>
+            <w:proofErr w:type="spellEnd"/>
+            <w:r>
+              <w:rPr>
+                <w:lang w:val="en-US"/>
+              </w:rPr>
+              <w:t xml:space="preserve"> * j</w:t>
             </w:r>
           </w:p>
         </w:tc>
@@ -13718,6 +15505,9 @@
               <w:t xml:space="preserve"/>
               <w:t xml:space="preserve">2</w:t>
             </w:r>
+            <w:r>
+              <w:t xml:space="preserve"/>
+            </w:r>
           </w:p>
         </w:tc>
         <w:tc>
@@ -13844,6 +15634,9 @@
               <w:t xml:space="preserve"/>
               <w:t xml:space="preserve">2</w:t>
             </w:r>
+            <w:r>
+              <w:t xml:space="preserve"/>
+            </w:r>
           </w:p>
         </w:tc>
         <w:tc>
@@ -13970,6 +15763,9 @@
               <w:t xml:space="preserve"/>
               <w:t xml:space="preserve">2</w:t>
             </w:r>
+            <w:r>
+              <w:t xml:space="preserve"/>
+            </w:r>
           </w:p>
         </w:tc>
         <w:tc>
@@ -14096,6 +15892,9 @@
               <w:t xml:space="preserve"/>
               <w:t xml:space="preserve">2</w:t>
             </w:r>
+            <w:r>
+              <w:t xml:space="preserve"/>
+            </w:r>
           </w:p>
         </w:tc>
         <w:tc>
@@ -14222,6 +16021,9 @@
               <w:t xml:space="preserve"/>
               <w:t xml:space="preserve">2</w:t>
             </w:r>
+            <w:r>
+              <w:t xml:space="preserve"/>
+            </w:r>
           </w:p>
         </w:tc>
         <w:tc>
@@ -14348,6 +16150,9 @@
               <w:t xml:space="preserve"/>
               <w:t xml:space="preserve">2</w:t>
             </w:r>
+            <w:r>
+              <w:t xml:space="preserve"/>
+            </w:r>
           </w:p>
         </w:tc>
         <w:tc>
@@ -14567,6 +16372,9 @@
         </w:rPr>
         <w:t xml:space="preserve">ultiples of </w:t>
         <w:t xml:space="preserve">3</w:t>
+      </w:r>
+      <w:r>
+        <w:t xml:space="preserve"/>
       </w:r>
       <w:bookmarkEnd w:id="9"/>
     </w:p>
@@ -14585,7 +16393,7 @@
         <w:gridCol w:w="709"/>
         <w:gridCol w:w="2409"/>
       </w:tblGrid>
-      <w:tr IpId="0083e896f8114decbe6fe912201bc220">
+      <w:tr IpId="d4b252d7783c4b91b2764e3e660c2329">
         <w:trPr>
           <w:cnfStyle w:val="100000000000" w:firstRow="1" w:lastRow="0" w:firstColumn="0" w:lastColumn="0" w:oddVBand="0" w:evenVBand="0" w:oddHBand="0" w:evenHBand="0" w:firstRowFirstColumn="0" w:firstRowLastColumn="0" w:lastRowFirstColumn="0" w:lastRowLastColumn="0"/>
         </w:trPr>
@@ -14602,12 +16410,14 @@
                 <w:lang w:val="en-US"/>
               </w:rPr>
             </w:pPr>
+            <w:proofErr w:type="spellStart"/>
             <w:r>
               <w:rPr>
                 <w:lang w:val="en-US"/>
               </w:rPr>
               <w:t>i</w:t>
             </w:r>
+            <w:proofErr w:type="spellEnd"/>
           </w:p>
         </w:tc>
         <w:tc>
@@ -14672,11 +16482,19 @@
                 <w:lang w:val="en-US"/>
               </w:rPr>
             </w:pPr>
-            <w:r>
-              <w:rPr>
-                <w:lang w:val="en-US"/>
-              </w:rPr>
-              <w:t>i * j</w:t>
+            <w:proofErr w:type="spellStart"/>
+            <w:r>
+              <w:rPr>
+                <w:lang w:val="en-US"/>
+              </w:rPr>
+              <w:t>i</w:t>
+            </w:r>
+            <w:proofErr w:type="spellEnd"/>
+            <w:r>
+              <w:rPr>
+                <w:lang w:val="en-US"/>
+              </w:rPr>
+              <w:t xml:space="preserve"> * j</w:t>
             </w:r>
           </w:p>
         </w:tc>
@@ -14706,6 +16524,9 @@
               <w:t xml:space="preserve"/>
               <w:t xml:space="preserve">3</w:t>
             </w:r>
+            <w:r>
+              <w:t xml:space="preserve"/>
+            </w:r>
           </w:p>
         </w:tc>
         <w:tc>
@@ -14832,6 +16653,9 @@
               <w:t xml:space="preserve"/>
               <w:t xml:space="preserve">3</w:t>
             </w:r>
+            <w:r>
+              <w:t xml:space="preserve"/>
+            </w:r>
           </w:p>
         </w:tc>
         <w:tc>
@@ -14958,6 +16782,9 @@
               <w:t xml:space="preserve"/>
               <w:t xml:space="preserve">3</w:t>
             </w:r>
+            <w:r>
+              <w:t xml:space="preserve"/>
+            </w:r>
           </w:p>
         </w:tc>
         <w:tc>
@@ -15084,6 +16911,9 @@
               <w:t xml:space="preserve"/>
               <w:t xml:space="preserve">3</w:t>
             </w:r>
+            <w:r>
+              <w:t xml:space="preserve"/>
+            </w:r>
           </w:p>
         </w:tc>
         <w:tc>
@@ -15210,6 +17040,9 @@
               <w:t xml:space="preserve"/>
               <w:t xml:space="preserve">3</w:t>
             </w:r>
+            <w:r>
+              <w:t xml:space="preserve"/>
+            </w:r>
           </w:p>
         </w:tc>
         <w:tc>
@@ -15336,6 +17169,9 @@
               <w:t xml:space="preserve"/>
               <w:t xml:space="preserve">3</w:t>
             </w:r>
+            <w:r>
+              <w:t xml:space="preserve"/>
+            </w:r>
           </w:p>
         </w:tc>
         <w:tc>
@@ -15560,7 +17396,6 @@
         <w:rPr>
           <w:lang w:val="en-US"/>
         </w:rPr>
-        <w:lastRenderedPageBreak/>
         <w:t>Images</w:t>
       </w:r>
       <w:bookmarkEnd w:id="10"/>
@@ -15606,7 +17441,7 @@
                     <pic:cNvPicPr/>
                   </pic:nvPicPr>
                   <pic:blipFill>
-                    <a:blip r:embed="R841f5a61bd724cf0" cstate="print">
+                    <a:blip r:embed="R411ac6be0496465b" cstate="print">
                       <a:extLst>
                         <a:ext uri="{28A0092B-C50C-407E-A947-70E740481C1C}"/>
                       </a:extLst>
@@ -15641,7 +17476,35 @@
         <w:rPr>
           <w:lang w:val="en-US"/>
         </w:rPr>
-        <w:t>If only a file name is specified, SharpDocx searches this file in a directory specified by the ImageDirectory property.</w:t>
+        <w:t xml:space="preserve">If only a file name is specified, </w:t>
+      </w:r>
+      <w:proofErr w:type="spellStart"/>
+      <w:r>
+        <w:rPr>
+          <w:lang w:val="en-US"/>
+        </w:rPr>
+        <w:t>SharpDocx</w:t>
+      </w:r>
+      <w:proofErr w:type="spellEnd"/>
+      <w:r>
+        <w:rPr>
+          <w:lang w:val="en-US"/>
+        </w:rPr>
+        <w:t xml:space="preserve"> searches this file in a directory specified by the </w:t>
+      </w:r>
+      <w:proofErr w:type="spellStart"/>
+      <w:r>
+        <w:rPr>
+          <w:lang w:val="en-US"/>
+        </w:rPr>
+        <w:t>ImageDirectory</w:t>
+      </w:r>
+      <w:proofErr w:type="spellEnd"/>
+      <w:r>
+        <w:rPr>
+          <w:lang w:val="en-US"/>
+        </w:rPr>
+        <w:t xml:space="preserve"> property.</w:t>
       </w:r>
       <w:r>
         <w:rPr>
@@ -15666,7 +17529,10 @@
           <w:lang w:val="en-US"/>
         </w:rPr>
         <w:t xml:space="preserve"/>
-        <w:t xml:space="preserve">C:\Projects\SharpDocx\Samples\SampleProjects\Tutorial\bin\Debug\net48/../../../../../Images</w:t>
+        <w:t xml:space="preserve">C:\Projects\SharpDocx\Samples\SampleProjects\Tutorial\bin\Debug\net10.0/../../../../../Images</w:t>
+      </w:r>
+      <w:r>
+        <w:t xml:space="preserve"/>
       </w:r>
       <w:r>
         <w:rPr>
@@ -15733,7 +17599,7 @@
                     <pic:cNvPicPr/>
                   </pic:nvPicPr>
                   <pic:blipFill>
-                    <a:blip r:embed="Rfcf17a9db43b4364" cstate="print">
+                    <a:blip r:embed="R8fbcda2bd84843f2" cstate="print">
                       <a:extLst>
                         <a:ext uri="{28A0092B-C50C-407E-A947-70E740481C1C}"/>
                       </a:extLst>
@@ -15820,7 +17686,7 @@
                     <pic:cNvPicPr/>
                   </pic:nvPicPr>
                   <pic:blipFill>
-                    <a:blip r:embed="Rd3759fddac8e4acf" cstate="print">
+                    <a:blip r:embed="Rcde39933290b4d8a" cstate="print">
                       <a:extLst>
                         <a:ext uri="{28A0092B-C50C-407E-A947-70E740481C1C}"/>
                       </a:extLst>
@@ -15897,10 +17763,10 @@
           <w:color w:val="000000"/>
           <w:sz w:val="19"/>
           <w:szCs w:val="19"/>
-          <w:lang/>
         </w:rPr>
         <w:t>Image</w:t>
       </w:r>
+      <w:proofErr w:type="spellStart"/>
       <w:r>
         <w:rPr>
           <w:rFonts w:ascii="Courier New" w:hAnsi="Courier New" w:cs="Courier New"/>
@@ -15911,13 +17777,13 @@
         </w:rPr>
         <w:t>FromStream</w:t>
       </w:r>
+      <w:proofErr w:type="spellEnd"/>
       <w:r>
         <w:rPr>
           <w:rFonts w:ascii="Courier New" w:hAnsi="Courier New" w:cs="Courier New"/>
           <w:color w:val="000000"/>
           <w:sz w:val="19"/>
           <w:szCs w:val="19"/>
-          <w:lang/>
         </w:rPr>
         <w:t xml:space="preserve">(Stream stream, </w:t>
       </w:r>
@@ -15927,7 +17793,6 @@
           <w:color w:val="0000FF"/>
           <w:sz w:val="19"/>
           <w:szCs w:val="19"/>
-          <w:lang/>
         </w:rPr>
         <w:t>int</w:t>
       </w:r>
@@ -15937,7 +17802,6 @@
           <w:color w:val="000000"/>
           <w:sz w:val="19"/>
           <w:szCs w:val="19"/>
-          <w:lang/>
         </w:rPr>
         <w:t xml:space="preserve"> percentage = 100, </w:t>
       </w:r>
@@ -15947,7 +17811,6 @@
           <w:color w:val="0000FF"/>
           <w:sz w:val="19"/>
           <w:szCs w:val="19"/>
-          <w:lang/>
         </w:rPr>
         <w:t>string</w:t>
       </w:r>
@@ -15957,7 +17820,6 @@
           <w:color w:val="000000"/>
           <w:sz w:val="19"/>
           <w:szCs w:val="19"/>
-          <w:lang/>
         </w:rPr>
         <w:t xml:space="preserve"> extension = </w:t>
       </w:r>
@@ -15967,7 +17829,6 @@
           <w:color w:val="0000FF"/>
           <w:sz w:val="19"/>
           <w:szCs w:val="19"/>
-          <w:lang/>
         </w:rPr>
         <w:t>null</w:t>
       </w:r>
@@ -15977,7 +17838,6 @@
           <w:color w:val="000000"/>
           <w:sz w:val="19"/>
           <w:szCs w:val="19"/>
-          <w:lang/>
         </w:rPr>
         <w:t>)</w:t>
       </w:r>
@@ -16005,7 +17865,7 @@
                     <pic:cNvPicPr/>
                   </pic:nvPicPr>
                   <pic:blipFill>
-                    <a:blip r:embed="R52074f3b40c8485c" cstate="print">
+                    <a:blip r:embed="Rbdbf4a44df9c4425" cstate="print">
                       <a:extLst>
                         <a:ext uri="{28A0092B-C50C-407E-A947-70E740481C1C}"/>
                       </a:extLst>
@@ -16056,7 +17916,7 @@
                     <pic:cNvPicPr/>
                   </pic:nvPicPr>
                   <pic:blipFill>
-                    <a:blip r:embed="R0da34b50c5484d13" cstate="print">
+                    <a:blip r:embed="R5ef89a9dead44540" cstate="print">
                       <a:extLst>
                         <a:ext uri="{28A0092B-C50C-407E-A947-70E740481C1C}"/>
                       </a:extLst>
@@ -16101,7 +17961,6 @@
       </w:pPr>
       <w:bookmarkStart w:name="_Toc48598512" w:id="11"/>
       <w:r>
-        <w:lastRenderedPageBreak/>
         <w:t>Replacing text</w:t>
       </w:r>
       <w:bookmarkEnd w:id="11"/>
@@ -16187,7 +18046,6 @@
       </w:pPr>
       <w:bookmarkStart w:name="_Toc48598513" w:id="12"/>
       <w:r>
-        <w:lastRenderedPageBreak/>
         <w:t>Referencing assemblies and importing namespaces</w:t>
       </w:r>
       <w:bookmarkEnd w:id="12"/>
@@ -16334,7 +18192,7 @@
           <w:noProof/>
         </w:rPr>
         <w:t xml:space="preserve"/>
-        <w:t xml:space="preserve">Paramount and Activision Team For 'Call of Duty' Movie</w:t>
+        <w:t xml:space="preserve">Developer Abandons 'PS5 Linux' Project After Sony Patches AI-Discovered Exploit</w:t>
       </w:r>
       <w:r>
         <w:t xml:space="preserve"/>
@@ -16351,11 +18209,13 @@
           <w:noProof/>
         </w:rPr>
         <w:t xml:space="preserve"/>
-        <w:t xml:space="preserve">Paramount and Activision are teaming up to produce a live-action Call of Duty movie, with Paramount promising the same blockbuster treatment it gave Top Gun: Maverick.</w:t>
+        <w:t xml:space="preserve">"In April this year, we saw Andy Nguyen turning the PS5 into a Linux-powered gaming PC,"</w:t>
         <w:br/>
-        <w:t> </w:t>
+        <w:t>writes the blog It's FOSS. </w:t>
         <w:br/>
-        <w:t>David Ellison, Chairman and CE</w:t>
+        <w:t/>
+        <w:br/>
+        <w:t>It ran Steam games and emulators using the PS5's on-board hardware. But this week </w:t>
       </w:r>
       <w:r>
         <w:t xml:space="preserve"/>
@@ -16386,7 +18246,7 @@
           <w:noProof/>
         </w:rPr>
         <w:t xml:space="preserve"/>
-        <w:t xml:space="preserve">32GB of RAM On Track To Become the New Majority For Gamers</w:t>
+        <w:t xml:space="preserve">Reservations Go Live for Valve's Steam Frame VR Headset.  An Experiment in Progress?</w:t>
       </w:r>
       <w:r>
         <w:t xml:space="preserve"/>
@@ -16403,7 +18263,7 @@
           <w:noProof/>
         </w:rPr>
         <w:t xml:space="preserve"/>
-        <w:t xml:space="preserve">Steam's August 2025 hardware survey shows 32GB RAM configurations reached 35.42% of users while 16GB systems fell to 41.67%, continuing a six-month trend that positions 32GB to become the dominant mem</w:t>
+        <w:t xml:space="preserve">Reservations are now live for Valve's "Steam Frame" VR headset (with its Linux-based SteamOS and an ARM CPU). "It starts at $1,059 for 256GB or $1,299 for 1TB," reports CNET, "and every purchase inclu</w:t>
       </w:r>
       <w:r>
         <w:t xml:space="preserve"/>
@@ -16434,7 +18294,7 @@
           <w:noProof/>
         </w:rPr>
         <w:t xml:space="preserve"/>
-        <w:t xml:space="preserve">Blizzard's 'Diablo' Devs Unionize. There's Now 3,500 Unionized Microsoft Workers</w:t>
+        <w:t xml:space="preserve">Union Contract with Microsoft Ratified by 1,900 Blizzard Developers and Workers</w:t>
       </w:r>
       <w:r>
         <w:t xml:space="preserve"/>
@@ -16451,11 +18311,7 @@
           <w:noProof/>
         </w:rPr>
         <w:t xml:space="preserve"/>
-        <w:t xml:space="preserve">PC Gamer reports:</w:t>
-        <w:br/>
-        <w:t/>
-        <w:br/>
-        <w:t>The Diablo team is the next in line to unionize at Blizzard. Over 450 developers across multiple disciplines have voted to form a union under the Communications Workers of America (</w:t>
+        <w:t xml:space="preserve">Nearly 1900 Blizzard Entertainment workers "voted to ratify their first union contract with parent company Microsoft after over two years of bargaining," reports Kotaku, "consolidating Blizzard's many</w:t>
       </w:r>
       <w:r>
         <w:t xml:space="preserve"/>
@@ -16486,7 +18342,7 @@
           <w:noProof/>
         </w:rPr>
         <w:t xml:space="preserve"/>
-        <w:t xml:space="preserve">Battlefield 6 Dev Apologizes For Requiring Secure Boot To Power Anti-Cheat Tools</w:t>
+        <w:t xml:space="preserve">Male Fruit Fly Brain Trained to Play Doom</w:t>
       </w:r>
       <w:r>
         <w:t xml:space="preserve"/>
@@ -16503,7 +18359,7 @@
           <w:noProof/>
         </w:rPr>
         <w:t xml:space="preserve"/>
-        <w:t xml:space="preserve">An anonymous reader quotes a report from Ars Technica: Earlier this month, EA announced that players in its Battlefield 6 open beta on PC would have to enable Secure Boot in their Windows OS and BIOS </w:t>
+        <w:t xml:space="preserve">Last week, Google announced that it managed to produce a detailed 3D reconstruction of an adult male fruit fly's brain and central nervous system. A few days later a software engineer at Coinbase said</w:t>
       </w:r>
       <w:r>
         <w:t xml:space="preserve"/>
@@ -16534,7 +18390,7 @@
           <w:noProof/>
         </w:rPr>
         <w:t xml:space="preserve"/>
-        <w:t xml:space="preserve">Today's Game Consoles Are Historically Overpriced</w:t>
+        <w:t xml:space="preserve">PlayStation Ditched Hideo Kojima's 'Physint' on Budget Concerns, Missed Deadlines</w:t>
       </w:r>
       <w:r>
         <w:t xml:space="preserve"/>
@@ -16551,7 +18407,7 @@
           <w:noProof/>
         </w:rPr>
         <w:t xml:space="preserve"/>
-        <w:t xml:space="preserve">ArsTechnica: Today's video game consoles are hundreds of dollars more expensive than you'd expect based on historic pricing trends. That's according to an Ars Technica analysis of decades of pricing d</w:t>
+        <w:t xml:space="preserve">Sony reportedly pulled PlayStation funding from Hideo Kojima's upcoming espionage game Physint over concerns about its ballooning budget, missed deadlines, profitability, and the fact that it would no</w:t>
       </w:r>
       <w:r>
         <w:t xml:space="preserve"/>
@@ -16582,7 +18438,7 @@
           <w:noProof/>
         </w:rPr>
         <w:t xml:space="preserve"/>
-        <w:t xml:space="preserve">Microsoft Expands Xbox Cloud Gaming to Cheaper Game Pass Tiers</w:t>
+        <w:t xml:space="preserve">GOG Brings Back 'Big Box' PC Games, One Printable Template At a Time</w:t>
       </w:r>
       <w:r>
         <w:t xml:space="preserve"/>
@@ -16599,7 +18455,7 @@
           <w:noProof/>
         </w:rPr>
         <w:t xml:space="preserve"/>
-        <w:t xml:space="preserve">Microsoft is testing new Xbox Game Pass features with Insiders, letting Core and Standard subscribers stream cloud-enabled titles they own or access via subscription across more devices, including sup</w:t>
+        <w:t xml:space="preserve">An anonymous reader quotes a report from Ars Technica: Those who remember PC gaming in the days before Steam may have fond memories of the "big box" packaging that made those games stand out as shelf </w:t>
       </w:r>
       <w:r>
         <w:t xml:space="preserve"/>
@@ -16630,7 +18486,7 @@
           <w:noProof/>
         </w:rPr>
         <w:t xml:space="preserve"/>
-        <w:t xml:space="preserve">Microsoft Re-joins Handheld Gaming Fight Against Nintendo's Switch</w:t>
+        <w:t xml:space="preserve">To Promote Grand Theft Auto 6, Mayor Might Transform Miami into 'Vice City' </w:t>
       </w:r>
       <w:r>
         <w:t xml:space="preserve"/>
@@ -16647,7 +18503,7 @@
           <w:noProof/>
         </w:rPr>
         <w:t xml:space="preserve"/>
-        <w:t xml:space="preserve">Gaming handhelds are becoming the industry's new battleground as Microsoft launches its ROG Xbox Ally devices October 16, chasing Nintendo Switch 2's record-breaking 5.8 million units sold in seven we</w:t>
+        <w:t xml:space="preserve">Rockstar Games and the mayor of Miami-Dade county are discussing a joint marketing campaign transforming parts of the county to look like areas from Grand Theft Auto 6, reports the blog Rock Paper Sho</w:t>
       </w:r>
       <w:r>
         <w:t xml:space="preserve"/>
@@ -16678,7 +18534,7 @@
           <w:noProof/>
         </w:rPr>
         <w:t xml:space="preserve"/>
-        <w:t xml:space="preserve">Sony Raises PS5 Prices by $50 Across All Models in US</w:t>
+        <w:t xml:space="preserve">Xbox Cloud Gaming Switches to Monthly Hour Limits</w:t>
       </w:r>
       <w:r>
         <w:t xml:space="preserve"/>
@@ -16695,7 +18551,7 @@
           <w:noProof/>
         </w:rPr>
         <w:t xml:space="preserve"/>
-        <w:t xml:space="preserve">Sony will increase PlayStation 5 console prices by $50 across all models in the United States starting August 21. The standard PS5 rises to $550, the Digital Edition to $500, and the PS5 Pro to $750. </w:t>
+        <w:t xml:space="preserve">Microsoft is imposing monthly limits on Xbox Cloud Gaming starting in November, with Game Pass Ultimate, Premium, and Essential subscribers getting 15, 10, and 5 hours respectively before they have to</w:t>
       </w:r>
       <w:r>
         <w:t xml:space="preserve"/>
@@ -16726,7 +18582,7 @@
           <w:noProof/>
         </w:rPr>
         <w:t xml:space="preserve"/>
-        <w:t xml:space="preserve">More Game Workers at Microsoft's 'Blizzard' Join a Union</w:t>
+        <w:t xml:space="preserve">A 12TB Steam 'Teraleak' Spills More Than a Decade of Lost PC Gaming History</w:t>
       </w:r>
       <w:r>
         <w:t xml:space="preserve"/>
@@ -16743,11 +18599,7 @@
           <w:noProof/>
         </w:rPr>
         <w:t xml:space="preserve"/>
-        <w:t xml:space="preserve">This week workers on Blizzard's "Story and Franchise Development" team "strongly voted" to join America's largest communications and media labor union, the Communications Workers of America. </w:t>
-        <w:br/>
-        <w:t/>
-        <w:br/>
-        <w:t>From th</w:t>
+        <w:t xml:space="preserve">A massive 12TB archive of old Steam2 content has surfaced online, apparently containing nearly every version of games uploaded to Valve's servers between 2003 and 2013, including unreleased prototypes</w:t>
       </w:r>
       <w:r>
         <w:t xml:space="preserve"/>
@@ -16778,7 +18630,7 @@
           <w:noProof/>
         </w:rPr>
         <w:t xml:space="preserve"/>
-        <w:t xml:space="preserve">Ex-PlayStation Boss Says Game Subscription Turns Developers Into 'Wage Slaves'</w:t>
+        <w:t xml:space="preserve">Gamescom Crime Spree? Three Exhibitors Report Their Laptops Were Stolen</w:t>
       </w:r>
       <w:r>
         <w:t xml:space="preserve"/>
@@ -16795,7 +18647,13 @@
           <w:noProof/>
         </w:rPr>
         <w:t xml:space="preserve"/>
-        <w:t xml:space="preserve">Former Sony Worldwide Studios chairman Shawn Layden criticized subscription gaming services like Xbox Game Pass, arguing that developers working under such models become "wage slaves." Speaking in a r</w:t>
+        <w:t xml:space="preserve">From the gaming news site Aftermath"</w:t>
+        <w:br/>
+        <w:t/>
+        <w:br/>
+        <w:t/>
+        <w:br/>
+        <w:t>Game developer and consultant Ryan Laley traveled to Cologne, Germany from Essex, England to showcase his upcoming horror social deduction game Mimic at the annu</w:t>
       </w:r>
       <w:r>
         <w:t xml:space="preserve"/>
@@ -16826,7 +18684,7 @@
           <w:noProof/>
         </w:rPr>
         <w:t xml:space="preserve"/>
-        <w:t xml:space="preserve">Millions Flock To Grow Virtual Gardens In Viral Roblox Game</w:t>
+        <w:t xml:space="preserve">Chess.com Launches New Poker Site, Plans More Classic Game Sites with Player Ratings - Thanks to   AI Protyping</w:t>
       </w:r>
       <w:r>
         <w:t xml:space="preserve"/>
@@ -16843,7 +18701,7 @@
           <w:noProof/>
         </w:rPr>
         <w:t xml:space="preserve"/>
-        <w:t xml:space="preserve">Grow a Garden, a Roblox game created by a 16-year-old in just a few days, has shattered records for the most concurrent players in gaming history, surpassing Fortnite with over 21.6 million concurrent</w:t>
+        <w:t xml:space="preserve">In May Chess.com "quietly launched" a free educational poker site named Gambit, reports The Verge, where players can learn the game and improve an Elo-like rating without risking real money. And next </w:t>
       </w:r>
       <w:r>
         <w:t xml:space="preserve"/>
@@ -16874,7 +18732,7 @@
           <w:noProof/>
         </w:rPr>
         <w:t xml:space="preserve"/>
-        <w:t xml:space="preserve">Digital Foundry, the Most Trusted Name in Game Console Analysis, is Going Independent</w:t>
+        <w:t xml:space="preserve">'Grand Theft Auto 6' Preview Signals Blockbuster Demand, Analysts Say</w:t>
       </w:r>
       <w:r>
         <w:t xml:space="preserve"/>
@@ -16891,7 +18749,9 @@
           <w:noProof/>
         </w:rPr>
         <w:t xml:space="preserve"/>
-        <w:t xml:space="preserve">Digital Foundry, the gaming hardware analysis publication known for its technical console breakdowns, has separated from IGN ownership as of today, with founder Richard Leadbetter purchasing the outle</w:t>
+        <w:t xml:space="preserve">Rockstar Games has released a 26-minute "extended look" at Grand Theft Auto VI, due for release November 19th.</w:t>
+        <w:br/>
+        <w:t>After one day the video had nearly 10 million views on YouTube, and when Netflix streamed</w:t>
       </w:r>
       <w:r>
         <w:t xml:space="preserve"/>
@@ -16922,7 +18782,7 @@
           <w:noProof/>
         </w:rPr>
         <w:t xml:space="preserve"/>
-        <w:t xml:space="preserve">Electronic Arts Tries (Once More) To End Its Football Addiction</w:t>
+        <w:t xml:space="preserve">Roblox Is Cracking Down On Games That Reward Kids For Doomscrolling</w:t>
       </w:r>
       <w:r>
         <w:t xml:space="preserve"/>
@@ -16939,7 +18799,7 @@
           <w:noProof/>
         </w:rPr>
         <w:t xml:space="preserve"/>
-        <w:t xml:space="preserve">Electronic Arts faces a familiar challenge as it prepares to launch Battlefield 6 on October 10: breaking its dependence on the FIFA franchise, now called EA Sports FC, which drives roughly 70% of com</w:t>
+        <w:t xml:space="preserve">Roblox is restricting games that reward younger players for endlessly consuming autoplaying media feeds. The new restrictions are specifically targeting Roblox experiences like "Steal an Egg," which e</w:t>
       </w:r>
       <w:r>
         <w:t xml:space="preserve"/>
@@ -16970,7 +18830,7 @@
           <w:noProof/>
         </w:rPr>
         <w:t xml:space="preserve"/>
-        <w:t xml:space="preserve">Call of Duty's Anti-Cheat Will Require TPM 2.0 and Secure Boot for PC Players</w:t>
+        <w:t xml:space="preserve">Xbox's New Disc-to-Digital Program Gives Physical Games a Digital Future</w:t>
       </w:r>
       <w:r>
         <w:t xml:space="preserve"/>
@@ -16987,7 +18847,7 @@
           <w:noProof/>
         </w:rPr>
         <w:t xml:space="preserve"/>
-        <w:t xml:space="preserve">Activision will require PC players of Call of Duty: Black Ops 7 to enable Trusted Platform Module 2.0 and Windows Secure Boot when the game launches later this year. The company begins testing these a</w:t>
+        <w:t xml:space="preserve">An anonymous reader quotes a report from Ars Technica: For decades, console owners have faced a choice between the convenience of digital downloads and the permanence of physical game discs. Soon, Xbo</w:t>
       </w:r>
       <w:r>
         <w:t xml:space="preserve"/>
@@ -17018,7 +18878,7 @@
           <w:noProof/>
         </w:rPr>
         <w:t xml:space="preserve"/>
-        <w:t xml:space="preserve">Disney Struggles With How to Use AI - While Retaining Copyrights and Avoiding Legal Issues</w:t>
+        <w:t xml:space="preserve">23 Years After SimCity 4's Release, 'Eternal Commuter' Bug Finally Fixed</w:t>
       </w:r>
       <w:r>
         <w:t xml:space="preserve"/>
@@ -17035,11 +18895,11 @@
           <w:noProof/>
         </w:rPr>
         <w:t xml:space="preserve"/>
-        <w:t xml:space="preserve">Disney "cloned" Dwayne Johnson when filming a live-action Moana, reports the Wall Street Journal, using an AI process that they were ultimately afraid to use:</w:t>
+        <w:t xml:space="preserve">"It began life just a year after SimCity 4's 2003 launch," writes the blog PCGamesN. "Now, over 20 years later, it's still going strong with the arrival of Network Addon Mod update 50."</w:t>
         <w:br/>
         <w:t/>
         <w:br/>
-        <w:t>Under the plan they devised, Johnson's s</w:t>
+        <w:t>The SimCity 4</w:t>
       </w:r>
       <w:r>
         <w:t xml:space="preserve"/>
@@ -17110,11 +18970,19 @@
           <w:lang w:val="en-US"/>
         </w:rPr>
       </w:pPr>
-      <w:r>
-        <w:rPr>
-          <w:lang w:val="en-US"/>
-        </w:rPr>
-        <w:t>SharpDocx will automatically reference the calling assembly. So if the view model is declared in the calling assembly, you can use that model in your document without explicitly referencing that assembly. However, if the view model is defined in another assembly, you need to explicitly reference it. If you don't, you'll get compilation errors like:</w:t>
+      <w:proofErr w:type="spellStart"/>
+      <w:r>
+        <w:rPr>
+          <w:lang w:val="en-US"/>
+        </w:rPr>
+        <w:t>SharpDocx</w:t>
+      </w:r>
+      <w:proofErr w:type="spellEnd"/>
+      <w:r>
+        <w:rPr>
+          <w:lang w:val="en-US"/>
+        </w:rPr>
+        <w:t xml:space="preserve"> will automatically reference the calling assembly. So if the view model is declared in the calling assembly, you can use that model in your document without explicitly referencing that assembly. However, if the view model is defined in another assembly, you need to explicitly reference it. If you don't, you'll get compilation errors like:</w:t>
       </w:r>
     </w:p>
     <w:p>
@@ -17134,7 +19002,27 @@
           <w:sz w:val="19"/>
           <w:lang w:val="en-US"/>
         </w:rPr>
-        <w:t>Line 26: error CS0012: The type 'ClassLibrary1.Models.Country' is defined in an assembly that is not referenced. You must add a reference to assembly 'ClassLibrary1, Version=1.0.0.0, Culture=neutral, PublicKeyToken=null'.</w:t>
+        <w:t xml:space="preserve">Line 26: error CS0012: The type 'ClassLibrary1.Models.Country' is defined in an assembly that is not referenced. You must add a reference to assembly 'ClassLibrary1, Version=1.0.0.0, Culture=neutral, </w:t>
+      </w:r>
+      <w:proofErr w:type="spellStart"/>
+      <w:r>
+        <w:rPr>
+          <w:rFonts w:ascii="Consolas" w:hAnsi="Consolas"/>
+          <w:color w:val="000000"/>
+          <w:sz w:val="19"/>
+          <w:lang w:val="en-US"/>
+        </w:rPr>
+        <w:t>PublicKeyToken</w:t>
+      </w:r>
+      <w:proofErr w:type="spellEnd"/>
+      <w:r>
+        <w:rPr>
+          <w:rFonts w:ascii="Consolas" w:hAnsi="Consolas"/>
+          <w:color w:val="000000"/>
+          <w:sz w:val="19"/>
+          <w:lang w:val="en-US"/>
+        </w:rPr>
+        <w:t>=null'.</w:t>
       </w:r>
     </w:p>
     <w:p>
@@ -17160,7 +19048,6 @@
         <w:rPr>
           <w:lang w:val="en-US"/>
         </w:rPr>
-        <w:lastRenderedPageBreak/>
         <w:t>&lt;</w:t>
       </w:r>
       <w:r>
@@ -17279,6 +19166,7 @@
           <w:lang w:val="en-US"/>
         </w:rPr>
       </w:pPr>
+      <w:proofErr w:type="spellStart"/>
       <w:r>
         <w:rPr>
           <w:rFonts w:ascii="Consolas" w:hAnsi="Consolas"/>
@@ -17286,7 +19174,17 @@
           <w:sz w:val="19"/>
           <w:lang w:val="en-US"/>
         </w:rPr>
-        <w:t>System.IO.FileNotFoundException: Could not find file 'C:\Program Files\dotnet\shared\Microsoft.NETCore.App\2.0.9\ClassLibrary1.dll'.</w:t>
+        <w:t>System.IO.FileNotFoundException</w:t>
+      </w:r>
+      <w:proofErr w:type="spellEnd"/>
+      <w:r>
+        <w:rPr>
+          <w:rFonts w:ascii="Consolas" w:hAnsi="Consolas"/>
+          <w:color w:val="000000"/>
+          <w:sz w:val="19"/>
+          <w:lang w:val="en-US"/>
+        </w:rPr>
+        <w:t>: Could not find file 'C:\Program Files\dotnet\shared\Microsoft.NETCore.App\2.0.9\ClassLibrary1.dll'.</w:t>
       </w:r>
     </w:p>
     <w:p>
@@ -17311,7 +19209,21 @@
         <w:rPr>
           <w:lang w:val="en-US"/>
         </w:rPr>
-        <w:t>your own SharpDocx document subclass. See the Inheritance example.</w:t>
+        <w:t xml:space="preserve">your own </w:t>
+      </w:r>
+      <w:proofErr w:type="spellStart"/>
+      <w:r>
+        <w:rPr>
+          <w:lang w:val="en-US"/>
+        </w:rPr>
+        <w:t>SharpDocx</w:t>
+      </w:r>
+      <w:proofErr w:type="spellEnd"/>
+      <w:r>
+        <w:rPr>
+          <w:lang w:val="en-US"/>
+        </w:rPr>
+        <w:t xml:space="preserve"> document subclass. See the Inheritance example.</w:t>
       </w:r>
     </w:p>
     <w:p>
@@ -17339,7 +19251,6 @@
         <w:rPr>
           <w:lang w:val="en-US"/>
         </w:rPr>
-        <w:lastRenderedPageBreak/>
         <w:t>The Map</w:t>
       </w:r>
       <w:bookmarkEnd w:id="14"/>
@@ -17354,7 +19265,21 @@
         <w:rPr>
           <w:lang w:val="en-US"/>
         </w:rPr>
-        <w:t xml:space="preserve">The Map maps OpenXmlElements to plain text and </w:t>
+        <w:t xml:space="preserve">The Map maps </w:t>
+      </w:r>
+      <w:proofErr w:type="spellStart"/>
+      <w:r>
+        <w:rPr>
+          <w:lang w:val="en-US"/>
+        </w:rPr>
+        <w:t>OpenXmlElements</w:t>
+      </w:r>
+      <w:proofErr w:type="spellEnd"/>
+      <w:r>
+        <w:rPr>
+          <w:lang w:val="en-US"/>
+        </w:rPr>
+        <w:t xml:space="preserve"> to plain text and </w:t>
       </w:r>
       <w:r>
         <w:rPr>
@@ -17390,7 +19315,21 @@
         <w:rPr>
           <w:lang w:val="en-US"/>
         </w:rPr>
-        <w:t xml:space="preserve">, among other things. At the moment Map.Text looks </w:t>
+        <w:t xml:space="preserve">, among other things. At the moment </w:t>
+      </w:r>
+      <w:proofErr w:type="spellStart"/>
+      <w:r>
+        <w:rPr>
+          <w:lang w:val="en-US"/>
+        </w:rPr>
+        <w:t>Map.Text</w:t>
+      </w:r>
+      <w:proofErr w:type="spellEnd"/>
+      <w:r>
+        <w:rPr>
+          <w:lang w:val="en-US"/>
+        </w:rPr>
+        <w:t xml:space="preserve"> looks </w:t>
       </w:r>
       <w:r>
         <w:rPr>
@@ -17420,17 +19359,17 @@
           <w:lang w:val="en-US"/>
         </w:rPr>
         <w:t xml:space="preserve"> </w:t>
-        <w:t xml:space="preserve">Version 2.6.0.0</w:t>
+        <w:t xml:space="preserve">Version 2.7.0.0</w:t>
         <w:br/>
         <w:t>egonl</w:t>
         <w:br/>
-        <w:t>September 2025</w:t>
+        <w:t>September 2026</w:t>
         <w:br/>
-        <w:t>Version 2.6.0.0</w:t>
+        <w:t>Version 2.7.0.0</w:t>
         <w:br/>
         <w:t>egonl</w:t>
         <w:br/>
-        <w:t>September 2025</w:t>
+        <w:t>September 2026</w:t>
         <w:br/>
         <w:t>SharpDocx</w:t>
         <w:br/>
@@ -17442,13 +19381,13 @@
         <w:br/>
         <w:t>Summary</w:t>
         <w:br/>
-        <w:t>Generating documents with SharpDocx is a two-step process. First you create a view in Word. A view is a Word document which also contains C# code. Code can be inserted anywhere, e.g. 8-9-2025 23:15:03 would insert the current date and time.</w:t>
+        <w:t>Generating documents with SharpDocx is a two-step process. First you create a view in Word. A view is a Word document which also contains C# code. Code can be inserted anywhere, e.g. 24/09/2026 15:56:19 would insert the current date and time.</w:t>
         <w:br/>
         <w:t>The next step is to create documents based on this view. This requires two lines of code:</w:t>
         <w:br/>
         <w:t>    var document = DocumentFactory.Create("view.cs.docx");</w:t>
         <w:br/>
-        <w:t>    do</w:t>
+        <w:t>    </w:t>
       </w:r>
       <w:r>
         <w:t xml:space="preserve"/>
@@ -17505,8 +19444,21 @@
         <w:rPr>
           <w:lang w:val="en-US"/>
         </w:rPr>
-        <w:lastRenderedPageBreak/>
-        <w:t>The SharpDocx solution</w:t>
+        <w:t xml:space="preserve">The </w:t>
+      </w:r>
+      <w:proofErr w:type="spellStart"/>
+      <w:r>
+        <w:rPr>
+          <w:lang w:val="en-US"/>
+        </w:rPr>
+        <w:t>SharpDocx</w:t>
+      </w:r>
+      <w:proofErr w:type="spellEnd"/>
+      <w:r>
+        <w:rPr>
+          <w:lang w:val="en-US"/>
+        </w:rPr>
+        <w:t xml:space="preserve"> solution</w:t>
       </w:r>
       <w:bookmarkEnd w:id="15"/>
     </w:p>
@@ -17534,7 +19486,19 @@
         <w:rPr>
           <w:lang w:val="en-US"/>
         </w:rPr>
-        <w:t xml:space="preserve">The Tutorial, Inheritance and Model samples will by default be </w:t>
+        <w:t>The Tutorial</w:t>
+      </w:r>
+      <w:r>
+        <w:rPr>
+          <w:lang w:val="en-US"/>
+        </w:rPr>
+        <w:t xml:space="preserve"> and samples w</w:t>
+      </w:r>
+      <w:r>
+        <w:rPr>
+          <w:lang w:val="en-US"/>
+        </w:rPr>
+        <w:t xml:space="preserve">ill by default be </w:t>
       </w:r>
       <w:r>
         <w:rPr>
@@ -17546,101 +19510,24 @@
         <w:rPr>
           <w:lang w:val="en-US"/>
         </w:rPr>
-        <w:t xml:space="preserve"> for .NET Framework 4.</w:t>
-      </w:r>
-      <w:r>
-        <w:rPr>
-          <w:lang w:val="en-US"/>
-        </w:rPr>
-        <w:t xml:space="preserve">8 and </w:t>
-      </w:r>
-      <w:r>
-        <w:rPr>
-          <w:lang w:val="en-US"/>
-        </w:rPr>
-        <w:t>.NET 6.0</w:t>
-      </w:r>
-      <w:r>
-        <w:rPr>
-          <w:lang w:val="en-US"/>
-        </w:rPr>
-        <w:t>. The</w:t>
-      </w:r>
-      <w:r>
-        <w:rPr>
-          <w:lang w:val="en-US"/>
-        </w:rPr>
-        <w:t xml:space="preserve">.NET 6.0 </w:t>
-      </w:r>
-      <w:r>
-        <w:rPr>
-          <w:lang w:val="en-US"/>
-        </w:rPr>
-        <w:t>build will use the .NET Standard 2.0 version of SharpDocx.</w:t>
-      </w:r>
-    </w:p>
-    <w:p>
-      <w:pPr>
-        <w:rPr>
-          <w:lang w:val="en-US"/>
-        </w:rPr>
-      </w:pPr>
-      <w:r>
-        <w:rPr>
-          <w:lang w:val="en-US"/>
-        </w:rPr>
-        <w:t>The samples will by default run in .NET Framework 4.</w:t>
-      </w:r>
-      <w:r>
-        <w:rPr>
-          <w:lang w:val="en-US"/>
-        </w:rPr>
-        <w:t>8</w:t>
-      </w:r>
-      <w:r>
-        <w:rPr>
-          <w:lang w:val="en-US"/>
-        </w:rPr>
-        <w:t xml:space="preserve"> in Visual Studio 2022</w:t>
-      </w:r>
-      <w:r>
-        <w:rPr>
-          <w:lang w:val="en-US"/>
-        </w:rPr>
-        <w:t xml:space="preserve">. If you want to change this, right click on the </w:t>
-      </w:r>
-      <w:r>
-        <w:rPr>
-          <w:lang w:val="en-US"/>
-        </w:rPr>
-        <w:t>project</w:t>
-      </w:r>
-      <w:r>
-        <w:rPr>
-          <w:lang w:val="en-US"/>
-        </w:rPr>
-        <w:t xml:space="preserve"> file in and select </w:t>
-      </w:r>
-      <w:r>
-        <w:rPr>
-          <w:b/>
-          <w:lang w:val="en-US"/>
-        </w:rPr>
-        <w:t xml:space="preserve">Edit </w:t>
-      </w:r>
-      <w:r>
-        <w:rPr>
-          <w:b/>
-          <w:lang w:val="en-US"/>
-        </w:rPr>
-        <w:t>Project File</w:t>
-      </w:r>
-      <w:r>
-        <w:rPr>
-          <w:lang w:val="en-US"/>
-        </w:rPr>
-        <w:t>. This will open the csproj</w:t>
-      </w:r>
+        <w:t xml:space="preserve"> for .NET </w:t>
+      </w:r>
+      <w:r>
+        <w:rPr>
+          <w:lang w:val="en-US"/>
+        </w:rPr>
+        <w:t xml:space="preserve">10.0, but older target frameworks are also supported. Just change </w:t>
+      </w:r>
+      <w:proofErr w:type="spellStart"/>
+      <w:r>
+        <w:rPr>
+          <w:i/>
+          <w:iCs/>
+          <w:lang w:val="en-US"/>
+        </w:rPr>
+        <w:t>TargetFrameworks</w:t>
+      </w:r>
+      <w:proofErr w:type="spellEnd"/>
       <w:r>
         <w:rPr>
           <w:lang w:val="en-US"/>
@@ -17651,7 +19538,21 @@
         <w:rPr>
           <w:lang w:val="en-US"/>
         </w:rPr>
-        <w:t>file. The first target named on this line will be used for startup/debugging in Visual Studio:</w:t>
+        <w:t xml:space="preserve">in the </w:t>
+      </w:r>
+      <w:proofErr w:type="spellStart"/>
+      <w:r>
+        <w:rPr>
+          <w:lang w:val="en-US"/>
+        </w:rPr>
+        <w:t>csproj</w:t>
+      </w:r>
+      <w:proofErr w:type="spellEnd"/>
+      <w:r>
+        <w:rPr>
+          <w:lang w:val="en-US"/>
+        </w:rPr>
+        <w:t>-file:</w:t>
       </w:r>
     </w:p>
     <w:p>
@@ -17675,6 +19576,7 @@
         </w:rPr>
         <w:t>&lt;</w:t>
       </w:r>
+      <w:proofErr w:type="spellStart"/>
       <w:r>
         <w:rPr>
           <w:rFonts w:ascii="Consolas" w:hAnsi="Consolas" w:cs="Consolas"/>
@@ -17685,6 +19587,7 @@
         </w:rPr>
         <w:t>TargetFrameworks</w:t>
       </w:r>
+      <w:proofErr w:type="spellEnd"/>
       <w:r>
         <w:rPr>
           <w:rFonts w:ascii="Consolas" w:hAnsi="Consolas" w:cs="Consolas"/>
@@ -17718,26 +19621,6 @@
       <w:r>
         <w:rPr>
           <w:rFonts w:ascii="Consolas" w:hAnsi="Consolas" w:cs="Consolas"/>
-          <w:color w:val="000000"/>
-          <w:sz w:val="19"/>
-          <w:szCs w:val="19"/>
-          <w:lang w:val="en-US"/>
-        </w:rPr>
-        <w:t>;</w:t>
-      </w:r>
-      <w:r>
-        <w:rPr>
-          <w:rFonts w:ascii="Consolas" w:hAnsi="Consolas" w:cs="Consolas"/>
-          <w:color w:val="000000"/>
-          <w:sz w:val="19"/>
-          <w:szCs w:val="19"/>
-          <w:lang w:val="en-US"/>
-        </w:rPr>
-        <w:t>net6.0</w:t>
-      </w:r>
-      <w:r>
-        <w:rPr>
-          <w:rFonts w:ascii="Consolas" w:hAnsi="Consolas" w:cs="Consolas"/>
           <w:color w:val="0000FF"/>
           <w:sz w:val="19"/>
           <w:szCs w:val="19"/>
@@ -17745,6 +19628,7 @@
         </w:rPr>
         <w:t>&lt;/</w:t>
       </w:r>
+      <w:proofErr w:type="spellStart"/>
       <w:r>
         <w:rPr>
           <w:rFonts w:ascii="Consolas" w:hAnsi="Consolas" w:cs="Consolas"/>
@@ -17755,6 +19639,7 @@
         </w:rPr>
         <w:t>TargetFrameworks</w:t>
       </w:r>
+      <w:proofErr w:type="spellEnd"/>
       <w:r>
         <w:rPr>
           <w:rFonts w:ascii="Consolas" w:hAnsi="Consolas" w:cs="Consolas"/>
@@ -17798,7 +19683,19 @@
         <w:rPr>
           <w:lang w:val="en-US"/>
         </w:rPr>
-        <w:t xml:space="preserve"> and net7.0. </w:t>
+        <w:t xml:space="preserve">, </w:t>
+      </w:r>
+      <w:r>
+        <w:rPr>
+          <w:lang w:val="en-US"/>
+        </w:rPr>
+        <w:t>net7.0</w:t>
+      </w:r>
+      <w:r>
+        <w:rPr>
+          <w:lang w:val="en-US"/>
+        </w:rPr>
+        <w:t>, net8.0, net9.0, net10.0 and net11.0.</w:t>
       </w:r>
     </w:p>
     <w:p>
@@ -17837,7 +19734,21 @@
         <w:rPr>
           <w:lang w:val="en-US"/>
         </w:rPr>
-        <w:t>First clone the SharpDocx repository:</w:t>
+        <w:t xml:space="preserve">First clone the </w:t>
+      </w:r>
+      <w:proofErr w:type="spellStart"/>
+      <w:r>
+        <w:rPr>
+          <w:lang w:val="en-US"/>
+        </w:rPr>
+        <w:t>SharpDocx</w:t>
+      </w:r>
+      <w:proofErr w:type="spellEnd"/>
+      <w:r>
+        <w:rPr>
+          <w:lang w:val="en-US"/>
+        </w:rPr>
+        <w:t xml:space="preserve"> repository:</w:t>
       </w:r>
     </w:p>
     <w:p>
@@ -17889,8 +19800,20 @@
           <w:szCs w:val="19"/>
           <w:lang w:val="en-US"/>
         </w:rPr>
-        <w:t>cd SharpDocx</w:t>
-      </w:r>
+        <w:t xml:space="preserve">cd </w:t>
+      </w:r>
+      <w:proofErr w:type="spellStart"/>
+      <w:r>
+        <w:rPr>
+          <w:rFonts w:ascii="Consolas" w:hAnsi="Consolas" w:cs="Consolas"/>
+          <w:color w:val="000000"/>
+          <w:sz w:val="19"/>
+          <w:szCs w:val="19"/>
+          <w:lang w:val="en-US"/>
+        </w:rPr>
+        <w:t>SharpDocx</w:t>
+      </w:r>
+      <w:proofErr w:type="spellEnd"/>
       <w:r>
         <w:rPr>
           <w:rFonts w:ascii="Consolas" w:hAnsi="Consolas" w:cs="Consolas"/>
@@ -17938,8 +19861,30 @@
           <w:szCs w:val="19"/>
           <w:lang w:val="en-US"/>
         </w:rPr>
-        <w:t>dotnet build SharpDocx.sln</w:t>
-      </w:r>
+        <w:t xml:space="preserve">dotnet build </w:t>
+      </w:r>
+      <w:proofErr w:type="spellStart"/>
+      <w:r>
+        <w:rPr>
+          <w:rFonts w:ascii="Consolas" w:hAnsi="Consolas" w:cs="Consolas"/>
+          <w:color w:val="000000"/>
+          <w:sz w:val="19"/>
+          <w:szCs w:val="19"/>
+          <w:lang w:val="en-US"/>
+        </w:rPr>
+        <w:t>SharpDocx.sln</w:t>
+      </w:r>
+      <w:r>
+        <w:rPr>
+          <w:rFonts w:ascii="Consolas" w:hAnsi="Consolas" w:cs="Consolas"/>
+          <w:color w:val="000000"/>
+          <w:sz w:val="19"/>
+          <w:szCs w:val="19"/>
+          <w:lang w:val="en-US"/>
+        </w:rPr>
+        <w:t>x</w:t>
+      </w:r>
+      <w:proofErr w:type="spellEnd"/>
     </w:p>
     <w:p>
       <w:pPr>
@@ -17964,15 +19909,10 @@
           <w:szCs w:val="19"/>
           <w:lang w:val="en-US"/>
         </w:rPr>
-        <w:t>dotnet Samples/SampleProjects/Tutorial/bin/Debug/net6.0/Tutorial.dll</w:t>
-      </w:r>
-    </w:p>
-    <w:p>
-      <w:pPr>
-        <w:autoSpaceDE w:val="0"/>
-        <w:autoSpaceDN w:val="0"/>
-        <w:adjustRightInd w:val="0"/>
-        <w:spacing w:after="0" w:line="240" w:lineRule="auto"/>
+        <w:t>dotnet Samples/</w:t>
+      </w:r>
+      <w:proofErr w:type="spellStart"/>
+      <w:r>
         <w:rPr>
           <w:rFonts w:ascii="Consolas" w:hAnsi="Consolas" w:cs="Consolas"/>
           <w:color w:val="000000"/>
@@ -17980,14 +19920,10 @@
           <w:szCs w:val="19"/>
           <w:lang w:val="en-US"/>
         </w:rPr>
-      </w:pPr>
-    </w:p>
-    <w:p>
-      <w:pPr>
-        <w:autoSpaceDE w:val="0"/>
-        <w:autoSpaceDN w:val="0"/>
-        <w:adjustRightInd w:val="0"/>
-        <w:spacing w:after="0" w:line="240" w:lineRule="auto"/>
+        <w:t>SampleProjects</w:t>
+      </w:r>
+      <w:proofErr w:type="spellEnd"/>
+      <w:r>
         <w:rPr>
           <w:rFonts w:ascii="Consolas" w:hAnsi="Consolas" w:cs="Consolas"/>
           <w:color w:val="000000"/>
@@ -17995,12 +19931,27 @@
           <w:szCs w:val="19"/>
           <w:lang w:val="en-US"/>
         </w:rPr>
-      </w:pPr>
-      <w:r>
-        <w:rPr>
-          <w:lang w:val="en-US"/>
-        </w:rPr>
-        <w:t>If you want you can remove the net48 target from all projects on Unix-like systems, because they will produce Windows executables.</w:t>
+        <w:t>/Tutorial/bin/Debug/net</w:t>
+      </w:r>
+      <w:r>
+        <w:rPr>
+          <w:rFonts w:ascii="Consolas" w:hAnsi="Consolas" w:cs="Consolas"/>
+          <w:color w:val="000000"/>
+          <w:sz w:val="19"/>
+          <w:szCs w:val="19"/>
+          <w:lang w:val="en-US"/>
+        </w:rPr>
+        <w:t>10</w:t>
+      </w:r>
+      <w:r>
+        <w:rPr>
+          <w:rFonts w:ascii="Consolas" w:hAnsi="Consolas" w:cs="Consolas"/>
+          <w:color w:val="000000"/>
+          <w:sz w:val="19"/>
+          <w:szCs w:val="19"/>
+          <w:lang w:val="en-US"/>
+        </w:rPr>
+        <w:t>.0/Tutorial.dll</w:t>
       </w:r>
     </w:p>
     <w:p>
@@ -18032,7 +19983,7 @@
 </file>
 
 <file path=word/endnotes.xml><?xml version="1.0" encoding="utf-8"?>
-<w:endnotes xmlns:wpc="http://schemas.microsoft.com/office/word/2010/wordprocessingCanvas" xmlns:cx="http://schemas.microsoft.com/office/drawing/2014/chartex" xmlns:cx1="http://schemas.microsoft.com/office/drawing/2015/9/8/chartex" xmlns:cx2="http://schemas.microsoft.com/office/drawing/2015/10/21/chartex" xmlns:cx3="http://schemas.microsoft.com/office/drawing/2016/5/9/chartex" xmlns:cx4="http://schemas.microsoft.com/office/drawing/2016/5/10/chartex" xmlns:cx5="http://schemas.microsoft.com/office/drawing/2016/5/11/chartex" xmlns:cx6="http://schemas.microsoft.com/office/drawing/2016/5/12/chartex" xmlns:cx7="http://schemas.microsoft.com/office/drawing/2016/5/13/chartex" xmlns:cx8="http://schemas.microsoft.com/office/drawing/2016/5/14/chartex" xmlns:mc="http://schemas.openxmlformats.org/markup-compatibility/2006" xmlns:aink="http://schemas.microsoft.com/office/drawing/2016/ink" xmlns:am3d="http://schemas.microsoft.com/office/drawing/2017/model3d" xmlns:o="urn:schemas-microsoft-com:office:office" xmlns:oel="http://schemas.microsoft.com/office/2019/extlst" xmlns:r="http://schemas.openxmlformats.org/officeDocument/2006/relationships" xmlns:m="http://schemas.openxmlformats.org/officeDocument/2006/math" xmlns:v="urn:schemas-microsoft-com:vml" xmlns:wp14="http://schemas.microsoft.com/office/word/2010/wordprocessingDrawing" xmlns:wp="http://schemas.openxmlformats.org/drawingml/2006/wordprocessingDrawing" xmlns:w10="urn:schemas-microsoft-com:office:word" xmlns:w="http://schemas.openxmlformats.org/wordprocessingml/2006/main" xmlns:w14="http://schemas.microsoft.com/office/word/2010/wordml" xmlns:w15="http://schemas.microsoft.com/office/word/2012/wordml" xmlns:w16cex="http://schemas.microsoft.com/office/word/2018/wordml/cex" xmlns:w16cid="http://schemas.microsoft.com/office/word/2016/wordml/cid" xmlns:w16="http://schemas.microsoft.com/office/word/2018/wordml" xmlns:w16du="http://schemas.microsoft.com/office/word/2023/wordml/word16du" xmlns:w16sdtdh="http://schemas.microsoft.com/office/word/2020/wordml/sdtdatahash" xmlns:w16se="http://schemas.microsoft.com/office/word/2015/wordml/symex" xmlns:wpg="http://schemas.microsoft.com/office/word/2010/wordprocessingGroup" xmlns:wpi="http://schemas.microsoft.com/office/word/2010/wordprocessingInk" xmlns:wne="http://schemas.microsoft.com/office/word/2006/wordml" xmlns:wps="http://schemas.microsoft.com/office/word/2010/wordprocessingShape" mc:Ignorable="w14 w15 w16se w16cid w16 w16cex w16sdtdh w16du wp14">
+<w:endnotes xmlns:wpc="http://schemas.microsoft.com/office/word/2010/wordprocessingCanvas" xmlns:cx="http://schemas.microsoft.com/office/drawing/2014/chartex" xmlns:cx1="http://schemas.microsoft.com/office/drawing/2015/9/8/chartex" xmlns:cx2="http://schemas.microsoft.com/office/drawing/2015/10/21/chartex" xmlns:cx3="http://schemas.microsoft.com/office/drawing/2016/5/9/chartex" xmlns:cx4="http://schemas.microsoft.com/office/drawing/2016/5/10/chartex" xmlns:cx5="http://schemas.microsoft.com/office/drawing/2016/5/11/chartex" xmlns:cx6="http://schemas.microsoft.com/office/drawing/2016/5/12/chartex" xmlns:cx7="http://schemas.microsoft.com/office/drawing/2016/5/13/chartex" xmlns:cx8="http://schemas.microsoft.com/office/drawing/2016/5/14/chartex" xmlns:mc="http://schemas.openxmlformats.org/markup-compatibility/2006" xmlns:aink="http://schemas.microsoft.com/office/drawing/2016/ink" xmlns:am3d="http://schemas.microsoft.com/office/drawing/2017/model3d" xmlns:o="urn:schemas-microsoft-com:office:office" xmlns:oel="http://schemas.microsoft.com/office/2019/extlst" xmlns:r="http://schemas.openxmlformats.org/officeDocument/2006/relationships" xmlns:m="http://schemas.openxmlformats.org/officeDocument/2006/math" xmlns:v="urn:schemas-microsoft-com:vml" xmlns:wp14="http://schemas.microsoft.com/office/word/2010/wordprocessingDrawing" xmlns:wp="http://schemas.openxmlformats.org/drawingml/2006/wordprocessingDrawing" xmlns:w10="urn:schemas-microsoft-com:office:word" xmlns:w="http://schemas.openxmlformats.org/wordprocessingml/2006/main" xmlns:w14="http://schemas.microsoft.com/office/word/2010/wordml" xmlns:w15="http://schemas.microsoft.com/office/word/2012/wordml" xmlns:w16cex="http://schemas.microsoft.com/office/word/2018/wordml/cex" xmlns:w16cid="http://schemas.microsoft.com/office/word/2016/wordml/cid" xmlns:w16="http://schemas.microsoft.com/office/word/2018/wordml" xmlns:w16du="http://schemas.microsoft.com/office/word/2023/wordml/word16du" xmlns:w16sdtdh="http://schemas.microsoft.com/office/word/2020/wordml/sdtdatahash" xmlns:w16sdtfl="http://schemas.microsoft.com/office/word/2024/wordml/sdtformatlock" xmlns:w16se="http://schemas.microsoft.com/office/word/2015/wordml/symex" xmlns:wpg="http://schemas.microsoft.com/office/word/2010/wordprocessingGroup" xmlns:wpi="http://schemas.microsoft.com/office/word/2010/wordprocessingInk" xmlns:wne="http://schemas.microsoft.com/office/word/2006/wordml" xmlns:wps="http://schemas.microsoft.com/office/word/2010/wordprocessingShape" mc:Ignorable="w14 w15 w16se w16cid w16 w16cex w16sdtdh w16sdtfl w16du wp14">
   <w:endnote w:type="separator" w:id="-1">
     <w:p>
       <w:r>
@@ -18051,7 +20002,7 @@
 </file>
 
 <file path=word/footer1.xml><?xml version="1.0" encoding="utf-8"?>
-<w:ftr xmlns:a="http://schemas.openxmlformats.org/drawingml/2006/main" xmlns:a14="http://schemas.microsoft.com/office/drawing/2010/main" xmlns:wpc="http://schemas.microsoft.com/office/word/2010/wordprocessingCanvas" xmlns:cx="http://schemas.microsoft.com/office/drawing/2014/chartex" xmlns:cx1="http://schemas.microsoft.com/office/drawing/2015/9/8/chartex" xmlns:cx2="http://schemas.microsoft.com/office/drawing/2015/10/21/chartex" xmlns:cx3="http://schemas.microsoft.com/office/drawing/2016/5/9/chartex" xmlns:cx4="http://schemas.microsoft.com/office/drawing/2016/5/10/chartex" xmlns:cx5="http://schemas.microsoft.com/office/drawing/2016/5/11/chartex" xmlns:cx6="http://schemas.microsoft.com/office/drawing/2016/5/12/chartex" xmlns:cx7="http://schemas.microsoft.com/office/drawing/2016/5/13/chartex" xmlns:cx8="http://schemas.microsoft.com/office/drawing/2016/5/14/chartex" xmlns:mc="http://schemas.openxmlformats.org/markup-compatibility/2006" xmlns:aink="http://schemas.microsoft.com/office/drawing/2016/ink" xmlns:am3d="http://schemas.microsoft.com/office/drawing/2017/model3d" xmlns:o="urn:schemas-microsoft-com:office:office" xmlns:oel="http://schemas.microsoft.com/office/2019/extlst" xmlns:r="http://schemas.openxmlformats.org/officeDocument/2006/relationships" xmlns:m="http://schemas.openxmlformats.org/officeDocument/2006/math" xmlns:v="urn:schemas-microsoft-com:vml" xmlns:wp14="http://schemas.microsoft.com/office/word/2010/wordprocessingDrawing" xmlns:wp="http://schemas.openxmlformats.org/drawingml/2006/wordprocessingDrawing" xmlns:w10="urn:schemas-microsoft-com:office:word" xmlns:w="http://schemas.openxmlformats.org/wordprocessingml/2006/main" xmlns:w14="http://schemas.microsoft.com/office/word/2010/wordml" xmlns:w15="http://schemas.microsoft.com/office/word/2012/wordml" xmlns:w16cex="http://schemas.microsoft.com/office/word/2018/wordml/cex" xmlns:w16cid="http://schemas.microsoft.com/office/word/2016/wordml/cid" xmlns:w16="http://schemas.microsoft.com/office/word/2018/wordml" xmlns:w16du="http://schemas.microsoft.com/office/word/2023/wordml/word16du" xmlns:w16sdtdh="http://schemas.microsoft.com/office/word/2020/wordml/sdtdatahash" xmlns:w16se="http://schemas.microsoft.com/office/word/2015/wordml/symex" xmlns:wpg="http://schemas.microsoft.com/office/word/2010/wordprocessingGroup" xmlns:wpi="http://schemas.microsoft.com/office/word/2010/wordprocessingInk" xmlns:wne="http://schemas.microsoft.com/office/word/2006/wordml" xmlns:wps="http://schemas.microsoft.com/office/word/2010/wordprocessingShape" mc:Ignorable="w14 w15 w16se w16cid w16 w16cex w16sdtdh w16du wp14">
+<w:ftr xmlns:a="http://schemas.openxmlformats.org/drawingml/2006/main" xmlns:a14="http://schemas.microsoft.com/office/drawing/2010/main" xmlns:wpc="http://schemas.microsoft.com/office/word/2010/wordprocessingCanvas" xmlns:cx="http://schemas.microsoft.com/office/drawing/2014/chartex" xmlns:cx1="http://schemas.microsoft.com/office/drawing/2015/9/8/chartex" xmlns:cx2="http://schemas.microsoft.com/office/drawing/2015/10/21/chartex" xmlns:cx3="http://schemas.microsoft.com/office/drawing/2016/5/9/chartex" xmlns:cx4="http://schemas.microsoft.com/office/drawing/2016/5/10/chartex" xmlns:cx5="http://schemas.microsoft.com/office/drawing/2016/5/11/chartex" xmlns:cx6="http://schemas.microsoft.com/office/drawing/2016/5/12/chartex" xmlns:cx7="http://schemas.microsoft.com/office/drawing/2016/5/13/chartex" xmlns:cx8="http://schemas.microsoft.com/office/drawing/2016/5/14/chartex" xmlns:mc="http://schemas.openxmlformats.org/markup-compatibility/2006" xmlns:aink="http://schemas.microsoft.com/office/drawing/2016/ink" xmlns:am3d="http://schemas.microsoft.com/office/drawing/2017/model3d" xmlns:o="urn:schemas-microsoft-com:office:office" xmlns:oel="http://schemas.microsoft.com/office/2019/extlst" xmlns:r="http://schemas.openxmlformats.org/officeDocument/2006/relationships" xmlns:m="http://schemas.openxmlformats.org/officeDocument/2006/math" xmlns:v="urn:schemas-microsoft-com:vml" xmlns:wp14="http://schemas.microsoft.com/office/word/2010/wordprocessingDrawing" xmlns:wp="http://schemas.openxmlformats.org/drawingml/2006/wordprocessingDrawing" xmlns:w10="urn:schemas-microsoft-com:office:word" xmlns:w="http://schemas.openxmlformats.org/wordprocessingml/2006/main" xmlns:w14="http://schemas.microsoft.com/office/word/2010/wordml" xmlns:w15="http://schemas.microsoft.com/office/word/2012/wordml" xmlns:w16cex="http://schemas.microsoft.com/office/word/2018/wordml/cex" xmlns:w16cid="http://schemas.microsoft.com/office/word/2016/wordml/cid" xmlns:w16="http://schemas.microsoft.com/office/word/2018/wordml" xmlns:w16du="http://schemas.microsoft.com/office/word/2023/wordml/word16du" xmlns:w16sdtdh="http://schemas.microsoft.com/office/word/2020/wordml/sdtdatahash" xmlns:w16sdtfl="http://schemas.microsoft.com/office/word/2024/wordml/sdtformatlock" xmlns:w16se="http://schemas.microsoft.com/office/word/2015/wordml/symex" xmlns:wpg="http://schemas.microsoft.com/office/word/2010/wordprocessingGroup" xmlns:wpi="http://schemas.microsoft.com/office/word/2010/wordprocessingInk" xmlns:wne="http://schemas.microsoft.com/office/word/2006/wordml" xmlns:wps="http://schemas.microsoft.com/office/word/2010/wordprocessingShape" mc:Ignorable="w14 w15 w16se w16cid w16 w16cex w16sdtdh w16sdtfl w16du wp14">
   <w:p>
     <w:pPr>
       <w:pStyle w:val="Footer"/>
@@ -18233,7 +20184,7 @@
         </mc:Choice>
         <mc:Fallback>
           <w:pict>
-            <v:group id="Group 441" style="position:absolute;margin-left:0;margin-top:0;width:610.8pt;height:64.8pt;flip:y;z-index:251659264;mso-width-percent:1000;mso-height-percent:910;mso-position-horizontal:center;mso-position-horizontal-relative:page;mso-position-vertical:bottom;mso-position-vertical-relative:page;mso-width-percent:1000;mso-height-percent:910;mso-height-relative:bottom-margin-area" coordsize="12208,1439" coordorigin="8,9" o:spid="_x0000_s1026" o:allowincell="f" o:gfxdata="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" w14:anchorId="0778C64F">
+            <v:group id="Group 441" style="position:absolute;margin-left:0;margin-top:0;width:610.8pt;height:64.8pt;flip:y;z-index:251659264;mso-width-percent:1000;mso-height-percent:910;mso-position-horizontal:center;mso-position-horizontal-relative:page;mso-position-vertical:bottom;mso-position-vertical-relative:page;mso-width-percent:1000;mso-height-percent:910;mso-height-relative:bottom-margin-area" coordsize="12208,1439" coordorigin="8,9" o:spid="_x0000_s1026" o:allowincell="f" o:gfxdata="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" w14:anchorId="3D8E3098">
               <v:shapetype id="_x0000_t32" coordsize="21600,21600" o:oned="t" filled="f" o:spt="32" path="m,l21600,21600e">
                 <v:path fillok="f" arrowok="t" o:connecttype="none"/>
                 <o:lock v:ext="edit" shapetype="t"/>
@@ -18312,7 +20263,7 @@
         </mc:Choice>
         <mc:Fallback>
           <w:pict>
-            <v:rect id="Rectangle 444" style="position:absolute;margin-left:0;margin-top:0;width:7.15pt;height:64.8pt;z-index:251661312;visibility:visible;mso-wrap-style:square;mso-width-percent:0;mso-height-percent:900;mso-wrap-distance-left:9pt;mso-wrap-distance-top:0;mso-wrap-distance-right:9pt;mso-wrap-distance-bottom:0;mso-position-horizontal:center;mso-position-horizontal-relative:left-margin-area;mso-position-vertical:bottom;mso-position-vertical-relative:page;mso-width-percent:0;mso-height-percent:900;mso-width-relative:page;mso-height-relative:bottom-margin-area;v-text-anchor:top" o:spid="_x0000_s1026" fillcolor="#918485 [3208]" strokecolor="#d34817 [3204]" o:gfxdata="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" w14:anchorId="63058E69">
+            <v:rect id="Rectangle 444" style="position:absolute;margin-left:0;margin-top:0;width:7.15pt;height:64.8pt;z-index:251661312;visibility:visible;mso-wrap-style:square;mso-width-percent:0;mso-height-percent:900;mso-wrap-distance-left:9pt;mso-wrap-distance-top:0;mso-wrap-distance-right:9pt;mso-wrap-distance-bottom:0;mso-position-horizontal:center;mso-position-horizontal-relative:left-margin-area;mso-position-vertical:bottom;mso-position-vertical-relative:page;mso-width-percent:0;mso-height-percent:900;mso-width-relative:page;mso-height-relative:bottom-margin-area;v-text-anchor:top" o:spid="_x0000_s1026" fillcolor="#918485 [3208]" strokecolor="#d34817 [3204]" o:gfxdata="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" w14:anchorId="66C136C9">
               <w10:wrap anchorx="margin" anchory="page"/>
             </v:rect>
           </w:pict>
@@ -18385,7 +20336,7 @@
         </mc:Choice>
         <mc:Fallback>
           <w:pict>
-            <v:rect id="Rectangle 445" style="position:absolute;margin-left:0;margin-top:0;width:7.2pt;height:64.8pt;z-index:251660288;visibility:visible;mso-wrap-style:square;mso-width-percent:0;mso-height-percent:900;mso-wrap-distance-left:9pt;mso-wrap-distance-top:0;mso-wrap-distance-right:9pt;mso-wrap-distance-bottom:0;mso-position-horizontal:center;mso-position-horizontal-relative:right-margin-area;mso-position-vertical:bottom;mso-position-vertical-relative:page;mso-width-percent:0;mso-height-percent:900;mso-width-relative:page;mso-height-relative:bottom-margin-area;v-text-anchor:top" o:spid="_x0000_s1026" fillcolor="#918485 [3208]" strokecolor="#d34817 [3204]" o:gfxdata="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" w14:anchorId="7146210B">
+            <v:rect id="Rectangle 445" style="position:absolute;margin-left:0;margin-top:0;width:7.2pt;height:64.8pt;z-index:251660288;visibility:visible;mso-wrap-style:square;mso-width-percent:0;mso-height-percent:900;mso-wrap-distance-left:9pt;mso-wrap-distance-top:0;mso-wrap-distance-right:9pt;mso-wrap-distance-bottom:0;mso-position-horizontal:center;mso-position-horizontal-relative:right-margin-area;mso-position-vertical:bottom;mso-position-vertical-relative:page;mso-width-percent:0;mso-height-percent:900;mso-width-relative:page;mso-height-relative:bottom-margin-area;v-text-anchor:top" o:spid="_x0000_s1026" fillcolor="#918485 [3208]" strokecolor="#d34817 [3204]" o:gfxdata="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" w14:anchorId="29B18924">
               <w10:wrap anchorx="margin" anchory="page"/>
             </v:rect>
           </w:pict>
@@ -18397,7 +20348,7 @@
 </file>
 
 <file path=word/footer2.xml><?xml version="1.0" encoding="utf-8"?>
-<w:ftr xmlns:a="http://schemas.openxmlformats.org/drawingml/2006/main" xmlns:a14="http://schemas.microsoft.com/office/drawing/2010/main" xmlns:wpc="http://schemas.microsoft.com/office/word/2010/wordprocessingCanvas" xmlns:cx="http://schemas.microsoft.com/office/drawing/2014/chartex" xmlns:cx1="http://schemas.microsoft.com/office/drawing/2015/9/8/chartex" xmlns:cx2="http://schemas.microsoft.com/office/drawing/2015/10/21/chartex" xmlns:cx3="http://schemas.microsoft.com/office/drawing/2016/5/9/chartex" xmlns:cx4="http://schemas.microsoft.com/office/drawing/2016/5/10/chartex" xmlns:cx5="http://schemas.microsoft.com/office/drawing/2016/5/11/chartex" xmlns:cx6="http://schemas.microsoft.com/office/drawing/2016/5/12/chartex" xmlns:cx7="http://schemas.microsoft.com/office/drawing/2016/5/13/chartex" xmlns:cx8="http://schemas.microsoft.com/office/drawing/2016/5/14/chartex" xmlns:mc="http://schemas.openxmlformats.org/markup-compatibility/2006" xmlns:aink="http://schemas.microsoft.com/office/drawing/2016/ink" xmlns:am3d="http://schemas.microsoft.com/office/drawing/2017/model3d" xmlns:o="urn:schemas-microsoft-com:office:office" xmlns:oel="http://schemas.microsoft.com/office/2019/extlst" xmlns:r="http://schemas.openxmlformats.org/officeDocument/2006/relationships" xmlns:m="http://schemas.openxmlformats.org/officeDocument/2006/math" xmlns:v="urn:schemas-microsoft-com:vml" xmlns:wp14="http://schemas.microsoft.com/office/word/2010/wordprocessingDrawing" xmlns:wp="http://schemas.openxmlformats.org/drawingml/2006/wordprocessingDrawing" xmlns:w10="urn:schemas-microsoft-com:office:word" xmlns:w="http://schemas.openxmlformats.org/wordprocessingml/2006/main" xmlns:w14="http://schemas.microsoft.com/office/word/2010/wordml" xmlns:w15="http://schemas.microsoft.com/office/word/2012/wordml" xmlns:w16cex="http://schemas.microsoft.com/office/word/2018/wordml/cex" xmlns:w16cid="http://schemas.microsoft.com/office/word/2016/wordml/cid" xmlns:w16="http://schemas.microsoft.com/office/word/2018/wordml" xmlns:w16du="http://schemas.microsoft.com/office/word/2023/wordml/word16du" xmlns:w16sdtdh="http://schemas.microsoft.com/office/word/2020/wordml/sdtdatahash" xmlns:w16se="http://schemas.microsoft.com/office/word/2015/wordml/symex" xmlns:wpg="http://schemas.microsoft.com/office/word/2010/wordprocessingGroup" xmlns:wpi="http://schemas.microsoft.com/office/word/2010/wordprocessingInk" xmlns:wne="http://schemas.microsoft.com/office/word/2006/wordml" xmlns:wps="http://schemas.microsoft.com/office/word/2010/wordprocessingShape" mc:Ignorable="w14 w15 w16se w16cid w16 w16cex w16sdtdh w16du wp14">
+<w:ftr xmlns:a="http://schemas.openxmlformats.org/drawingml/2006/main" xmlns:a14="http://schemas.microsoft.com/office/drawing/2010/main" xmlns:wpc="http://schemas.microsoft.com/office/word/2010/wordprocessingCanvas" xmlns:cx="http://schemas.microsoft.com/office/drawing/2014/chartex" xmlns:cx1="http://schemas.microsoft.com/office/drawing/2015/9/8/chartex" xmlns:cx2="http://schemas.microsoft.com/office/drawing/2015/10/21/chartex" xmlns:cx3="http://schemas.microsoft.com/office/drawing/2016/5/9/chartex" xmlns:cx4="http://schemas.microsoft.com/office/drawing/2016/5/10/chartex" xmlns:cx5="http://schemas.microsoft.com/office/drawing/2016/5/11/chartex" xmlns:cx6="http://schemas.microsoft.com/office/drawing/2016/5/12/chartex" xmlns:cx7="http://schemas.microsoft.com/office/drawing/2016/5/13/chartex" xmlns:cx8="http://schemas.microsoft.com/office/drawing/2016/5/14/chartex" xmlns:mc="http://schemas.openxmlformats.org/markup-compatibility/2006" xmlns:aink="http://schemas.microsoft.com/office/drawing/2016/ink" xmlns:am3d="http://schemas.microsoft.com/office/drawing/2017/model3d" xmlns:o="urn:schemas-microsoft-com:office:office" xmlns:oel="http://schemas.microsoft.com/office/2019/extlst" xmlns:r="http://schemas.openxmlformats.org/officeDocument/2006/relationships" xmlns:m="http://schemas.openxmlformats.org/officeDocument/2006/math" xmlns:v="urn:schemas-microsoft-com:vml" xmlns:wp14="http://schemas.microsoft.com/office/word/2010/wordprocessingDrawing" xmlns:wp="http://schemas.openxmlformats.org/drawingml/2006/wordprocessingDrawing" xmlns:w10="urn:schemas-microsoft-com:office:word" xmlns:w="http://schemas.openxmlformats.org/wordprocessingml/2006/main" xmlns:w14="http://schemas.microsoft.com/office/word/2010/wordml" xmlns:w15="http://schemas.microsoft.com/office/word/2012/wordml" xmlns:w16cex="http://schemas.microsoft.com/office/word/2018/wordml/cex" xmlns:w16cid="http://schemas.microsoft.com/office/word/2016/wordml/cid" xmlns:w16="http://schemas.microsoft.com/office/word/2018/wordml" xmlns:w16du="http://schemas.microsoft.com/office/word/2023/wordml/word16du" xmlns:w16sdtdh="http://schemas.microsoft.com/office/word/2020/wordml/sdtdatahash" xmlns:w16sdtfl="http://schemas.microsoft.com/office/word/2024/wordml/sdtformatlock" xmlns:w16se="http://schemas.microsoft.com/office/word/2015/wordml/symex" xmlns:wpg="http://schemas.microsoft.com/office/word/2010/wordprocessingGroup" xmlns:wpi="http://schemas.microsoft.com/office/word/2010/wordprocessingInk" xmlns:wne="http://schemas.microsoft.com/office/word/2006/wordml" xmlns:wps="http://schemas.microsoft.com/office/word/2010/wordprocessingShape" mc:Ignorable="w14 w15 w16se w16cid w16 w16cex w16sdtdh w16sdtfl w16du wp14">
   <w:p>
     <w:pPr>
       <w:pStyle w:val="Footer"/>
@@ -18471,7 +20422,7 @@
                               <w:lang w:val="nl-NL"/>
                             </w:rPr>
                             <w:t xml:space="preserve"/>
-                            <w:t xml:space="preserve">8-9-2025 23:15:03</w:t>
+                            <w:t xml:space="preserve">24/09/2026 15:56:19</w:t>
                           </w:r>
                         </w:p>
                       </w:txbxContent>
@@ -18505,7 +20456,7 @@
                         <w:lang w:val="nl-NL"/>
                       </w:rPr>
                       <w:t xml:space="preserve"/>
-                      <w:t xml:space="preserve">8-9-2025 23:15:03</w:t>
+                      <w:t xml:space="preserve">24/09/2026 15:56:19</w:t>
                     </w:r>
                   </w:p>
                 </w:txbxContent>
@@ -18663,7 +20614,7 @@
         </mc:Choice>
         <mc:Fallback>
           <w:pict>
-            <v:group id="Group 460" style="position:absolute;margin-left:0;margin-top:0;width:6pt;height:66pt;z-index:251670528;mso-height-percent:780;mso-position-horizontal:left;mso-position-horizontal-relative:right-margin-area;mso-position-vertical:bottom;mso-position-vertical-relative:page;mso-height-percent:780;mso-height-relative:bottom-margin-area" coordsize="120,1320" coordorigin="2820,4935" o:spid="_x0000_s1026" o:gfxdata="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" w14:anchorId="4EE3E28A">
+            <v:group id="Group 460" style="position:absolute;margin-left:0;margin-top:0;width:6pt;height:66pt;z-index:251670528;mso-height-percent:780;mso-position-horizontal:left;mso-position-horizontal-relative:right-margin-area;mso-position-vertical:bottom;mso-position-vertical-relative:page;mso-height-percent:780;mso-height-relative:bottom-margin-area" coordsize="120,1320" coordorigin="2820,4935" o:spid="_x0000_s1026" o:gfxdata="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" w14:anchorId="0A2C404F">
               <v:shapetype id="_x0000_t32" coordsize="21600,21600" o:oned="t" filled="f" o:spt="32" path="m,l21600,21600e">
                 <v:path fillok="f" arrowok="t" o:connecttype="none"/>
                 <o:lock v:ext="edit" shapetype="t"/>
@@ -18682,7 +20633,7 @@
 </file>
 
 <file path=word/footnotes.xml><?xml version="1.0" encoding="utf-8"?>
-<w:footnotes xmlns:wpc="http://schemas.microsoft.com/office/word/2010/wordprocessingCanvas" xmlns:cx="http://schemas.microsoft.com/office/drawing/2014/chartex" xmlns:cx1="http://schemas.microsoft.com/office/drawing/2015/9/8/chartex" xmlns:cx2="http://schemas.microsoft.com/office/drawing/2015/10/21/chartex" xmlns:cx3="http://schemas.microsoft.com/office/drawing/2016/5/9/chartex" xmlns:cx4="http://schemas.microsoft.com/office/drawing/2016/5/10/chartex" xmlns:cx5="http://schemas.microsoft.com/office/drawing/2016/5/11/chartex" xmlns:cx6="http://schemas.microsoft.com/office/drawing/2016/5/12/chartex" xmlns:cx7="http://schemas.microsoft.com/office/drawing/2016/5/13/chartex" xmlns:cx8="http://schemas.microsoft.com/office/drawing/2016/5/14/chartex" xmlns:mc="http://schemas.openxmlformats.org/markup-compatibility/2006" xmlns:aink="http://schemas.microsoft.com/office/drawing/2016/ink" xmlns:am3d="http://schemas.microsoft.com/office/drawing/2017/model3d" xmlns:o="urn:schemas-microsoft-com:office:office" xmlns:oel="http://schemas.microsoft.com/office/2019/extlst" xmlns:r="http://schemas.openxmlformats.org/officeDocument/2006/relationships" xmlns:m="http://schemas.openxmlformats.org/officeDocument/2006/math" xmlns:v="urn:schemas-microsoft-com:vml" xmlns:wp14="http://schemas.microsoft.com/office/word/2010/wordprocessingDrawing" xmlns:wp="http://schemas.openxmlformats.org/drawingml/2006/wordprocessingDrawing" xmlns:w10="urn:schemas-microsoft-com:office:word" xmlns:w="http://schemas.openxmlformats.org/wordprocessingml/2006/main" xmlns:w14="http://schemas.microsoft.com/office/word/2010/wordml" xmlns:w15="http://schemas.microsoft.com/office/word/2012/wordml" xmlns:w16cex="http://schemas.microsoft.com/office/word/2018/wordml/cex" xmlns:w16cid="http://schemas.microsoft.com/office/word/2016/wordml/cid" xmlns:w16="http://schemas.microsoft.com/office/word/2018/wordml" xmlns:w16du="http://schemas.microsoft.com/office/word/2023/wordml/word16du" xmlns:w16sdtdh="http://schemas.microsoft.com/office/word/2020/wordml/sdtdatahash" xmlns:w16se="http://schemas.microsoft.com/office/word/2015/wordml/symex" xmlns:wpg="http://schemas.microsoft.com/office/word/2010/wordprocessingGroup" xmlns:wpi="http://schemas.microsoft.com/office/word/2010/wordprocessingInk" xmlns:wne="http://schemas.microsoft.com/office/word/2006/wordml" xmlns:wps="http://schemas.microsoft.com/office/word/2010/wordprocessingShape" mc:Ignorable="w14 w15 w16se w16cid w16 w16cex w16sdtdh w16du wp14">
+<w:footnotes xmlns:wpc="http://schemas.microsoft.com/office/word/2010/wordprocessingCanvas" xmlns:cx="http://schemas.microsoft.com/office/drawing/2014/chartex" xmlns:cx1="http://schemas.microsoft.com/office/drawing/2015/9/8/chartex" xmlns:cx2="http://schemas.microsoft.com/office/drawing/2015/10/21/chartex" xmlns:cx3="http://schemas.microsoft.com/office/drawing/2016/5/9/chartex" xmlns:cx4="http://schemas.microsoft.com/office/drawing/2016/5/10/chartex" xmlns:cx5="http://schemas.microsoft.com/office/drawing/2016/5/11/chartex" xmlns:cx6="http://schemas.microsoft.com/office/drawing/2016/5/12/chartex" xmlns:cx7="http://schemas.microsoft.com/office/drawing/2016/5/13/chartex" xmlns:cx8="http://schemas.microsoft.com/office/drawing/2016/5/14/chartex" xmlns:mc="http://schemas.openxmlformats.org/markup-compatibility/2006" xmlns:aink="http://schemas.microsoft.com/office/drawing/2016/ink" xmlns:am3d="http://schemas.microsoft.com/office/drawing/2017/model3d" xmlns:o="urn:schemas-microsoft-com:office:office" xmlns:oel="http://schemas.microsoft.com/office/2019/extlst" xmlns:r="http://schemas.openxmlformats.org/officeDocument/2006/relationships" xmlns:m="http://schemas.openxmlformats.org/officeDocument/2006/math" xmlns:v="urn:schemas-microsoft-com:vml" xmlns:wp14="http://schemas.microsoft.com/office/word/2010/wordprocessingDrawing" xmlns:wp="http://schemas.openxmlformats.org/drawingml/2006/wordprocessingDrawing" xmlns:w10="urn:schemas-microsoft-com:office:word" xmlns:w="http://schemas.openxmlformats.org/wordprocessingml/2006/main" xmlns:w14="http://schemas.microsoft.com/office/word/2010/wordml" xmlns:w15="http://schemas.microsoft.com/office/word/2012/wordml" xmlns:w16cex="http://schemas.microsoft.com/office/word/2018/wordml/cex" xmlns:w16cid="http://schemas.microsoft.com/office/word/2016/wordml/cid" xmlns:w16="http://schemas.microsoft.com/office/word/2018/wordml" xmlns:w16du="http://schemas.microsoft.com/office/word/2023/wordml/word16du" xmlns:w16sdtdh="http://schemas.microsoft.com/office/word/2020/wordml/sdtdatahash" xmlns:w16sdtfl="http://schemas.microsoft.com/office/word/2024/wordml/sdtformatlock" xmlns:w16se="http://schemas.microsoft.com/office/word/2015/wordml/symex" xmlns:wpg="http://schemas.microsoft.com/office/word/2010/wordprocessingGroup" xmlns:wpi="http://schemas.microsoft.com/office/word/2010/wordprocessingInk" xmlns:wne="http://schemas.microsoft.com/office/word/2006/wordml" xmlns:wps="http://schemas.microsoft.com/office/word/2010/wordprocessingShape" mc:Ignorable="w14 w15 w16se w16cid w16 w16cex w16sdtdh w16sdtfl w16du wp14">
   <w:footnote w:type="separator" w:id="-1">
     <w:p>
       <w:r>
@@ -18751,7 +20702,7 @@
 </file>
 
 <file path=word/header1.xml><?xml version="1.0" encoding="utf-8"?>
-<w:hdr xmlns:a="http://schemas.openxmlformats.org/drawingml/2006/main" xmlns:a14="http://schemas.microsoft.com/office/drawing/2010/main" xmlns:wpc="http://schemas.microsoft.com/office/word/2010/wordprocessingCanvas" xmlns:cx="http://schemas.microsoft.com/office/drawing/2014/chartex" xmlns:cx1="http://schemas.microsoft.com/office/drawing/2015/9/8/chartex" xmlns:cx2="http://schemas.microsoft.com/office/drawing/2015/10/21/chartex" xmlns:cx3="http://schemas.microsoft.com/office/drawing/2016/5/9/chartex" xmlns:cx4="http://schemas.microsoft.com/office/drawing/2016/5/10/chartex" xmlns:cx5="http://schemas.microsoft.com/office/drawing/2016/5/11/chartex" xmlns:cx6="http://schemas.microsoft.com/office/drawing/2016/5/12/chartex" xmlns:cx7="http://schemas.microsoft.com/office/drawing/2016/5/13/chartex" xmlns:cx8="http://schemas.microsoft.com/office/drawing/2016/5/14/chartex" xmlns:mc="http://schemas.openxmlformats.org/markup-compatibility/2006" xmlns:aink="http://schemas.microsoft.com/office/drawing/2016/ink" xmlns:am3d="http://schemas.microsoft.com/office/drawing/2017/model3d" xmlns:o="urn:schemas-microsoft-com:office:office" xmlns:oel="http://schemas.microsoft.com/office/2019/extlst" xmlns:r="http://schemas.openxmlformats.org/officeDocument/2006/relationships" xmlns:m="http://schemas.openxmlformats.org/officeDocument/2006/math" xmlns:v="urn:schemas-microsoft-com:vml" xmlns:wp14="http://schemas.microsoft.com/office/word/2010/wordprocessingDrawing" xmlns:wp="http://schemas.openxmlformats.org/drawingml/2006/wordprocessingDrawing" xmlns:w10="urn:schemas-microsoft-com:office:word" xmlns:w="http://schemas.openxmlformats.org/wordprocessingml/2006/main" xmlns:w14="http://schemas.microsoft.com/office/word/2010/wordml" xmlns:w15="http://schemas.microsoft.com/office/word/2012/wordml" xmlns:w16cex="http://schemas.microsoft.com/office/word/2018/wordml/cex" xmlns:w16cid="http://schemas.microsoft.com/office/word/2016/wordml/cid" xmlns:w16="http://schemas.microsoft.com/office/word/2018/wordml" xmlns:w16du="http://schemas.microsoft.com/office/word/2023/wordml/word16du" xmlns:w16sdtdh="http://schemas.microsoft.com/office/word/2020/wordml/sdtdatahash" xmlns:w16se="http://schemas.microsoft.com/office/word/2015/wordml/symex" xmlns:wpg="http://schemas.microsoft.com/office/word/2010/wordprocessingGroup" xmlns:wpi="http://schemas.microsoft.com/office/word/2010/wordprocessingInk" xmlns:wne="http://schemas.microsoft.com/office/word/2006/wordml" xmlns:wps="http://schemas.microsoft.com/office/word/2010/wordprocessingShape" mc:Ignorable="w14 w15 w16se w16cid w16 w16cex w16sdtdh w16du wp14">
+<w:hdr xmlns:a="http://schemas.openxmlformats.org/drawingml/2006/main" xmlns:a14="http://schemas.microsoft.com/office/drawing/2010/main" xmlns:wpc="http://schemas.microsoft.com/office/word/2010/wordprocessingCanvas" xmlns:cx="http://schemas.microsoft.com/office/drawing/2014/chartex" xmlns:cx1="http://schemas.microsoft.com/office/drawing/2015/9/8/chartex" xmlns:cx2="http://schemas.microsoft.com/office/drawing/2015/10/21/chartex" xmlns:cx3="http://schemas.microsoft.com/office/drawing/2016/5/9/chartex" xmlns:cx4="http://schemas.microsoft.com/office/drawing/2016/5/10/chartex" xmlns:cx5="http://schemas.microsoft.com/office/drawing/2016/5/11/chartex" xmlns:cx6="http://schemas.microsoft.com/office/drawing/2016/5/12/chartex" xmlns:cx7="http://schemas.microsoft.com/office/drawing/2016/5/13/chartex" xmlns:cx8="http://schemas.microsoft.com/office/drawing/2016/5/14/chartex" xmlns:mc="http://schemas.openxmlformats.org/markup-compatibility/2006" xmlns:aink="http://schemas.microsoft.com/office/drawing/2016/ink" xmlns:am3d="http://schemas.microsoft.com/office/drawing/2017/model3d" xmlns:o="urn:schemas-microsoft-com:office:office" xmlns:oel="http://schemas.microsoft.com/office/2019/extlst" xmlns:r="http://schemas.openxmlformats.org/officeDocument/2006/relationships" xmlns:m="http://schemas.openxmlformats.org/officeDocument/2006/math" xmlns:v="urn:schemas-microsoft-com:vml" xmlns:wp14="http://schemas.microsoft.com/office/word/2010/wordprocessingDrawing" xmlns:wp="http://schemas.openxmlformats.org/drawingml/2006/wordprocessingDrawing" xmlns:w10="urn:schemas-microsoft-com:office:word" xmlns:w="http://schemas.openxmlformats.org/wordprocessingml/2006/main" xmlns:w14="http://schemas.microsoft.com/office/word/2010/wordml" xmlns:w15="http://schemas.microsoft.com/office/word/2012/wordml" xmlns:w16cex="http://schemas.microsoft.com/office/word/2018/wordml/cex" xmlns:w16cid="http://schemas.microsoft.com/office/word/2016/wordml/cid" xmlns:w16="http://schemas.microsoft.com/office/word/2018/wordml" xmlns:w16du="http://schemas.microsoft.com/office/word/2023/wordml/word16du" xmlns:w16sdtdh="http://schemas.microsoft.com/office/word/2020/wordml/sdtdatahash" xmlns:w16sdtfl="http://schemas.microsoft.com/office/word/2024/wordml/sdtformatlock" xmlns:w16se="http://schemas.microsoft.com/office/word/2015/wordml/symex" xmlns:wpg="http://schemas.microsoft.com/office/word/2010/wordprocessingGroup" xmlns:wpi="http://schemas.microsoft.com/office/word/2010/wordprocessingInk" xmlns:wne="http://schemas.microsoft.com/office/word/2006/wordml" xmlns:wps="http://schemas.microsoft.com/office/word/2010/wordprocessingShape" mc:Ignorable="w14 w15 w16se w16cid w16 w16cex w16sdtdh w16sdtfl w16du wp14">
   <w:p>
     <w:pPr>
       <w:pStyle w:val="Header"/>
@@ -18893,7 +20844,7 @@
         </mc:Choice>
         <mc:Fallback>
           <w:pict>
-            <v:group id="Group 468" style="position:absolute;margin-left:0;margin-top:0;width:791.15pt;height:1in;z-index:251665408;mso-width-percent:1000;mso-height-percent:925;mso-position-horizontal:center;mso-position-horizontal-relative:page;mso-position-vertical:top;mso-position-vertical-relative:page;mso-width-percent:1000;mso-height-percent:925;mso-height-relative:top-margin-area" coordsize="15823,1439" coordorigin="8,9" o:spid="_x0000_s1026" o:gfxdata="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" w14:anchorId="788B4B09">
+            <v:group id="Group 468" style="position:absolute;margin-left:0;margin-top:0;width:791.15pt;height:1in;z-index:251665408;mso-width-percent:1000;mso-height-percent:925;mso-position-horizontal:center;mso-position-horizontal-relative:page;mso-position-vertical:top;mso-position-vertical-relative:page;mso-width-percent:1000;mso-height-percent:925;mso-height-relative:top-margin-area" coordsize="15823,1439" coordorigin="8,9" o:spid="_x0000_s1026" o:gfxdata="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" w14:anchorId="2A5301D7">
               <v:shapetype id="_x0000_t32" coordsize="21600,21600" o:oned="t" filled="f" o:spt="32" path="m,l21600,21600e">
                 <v:path fillok="f" arrowok="t" o:connecttype="none"/>
                 <o:lock v:ext="edit" shapetype="t"/>
@@ -18973,7 +20924,7 @@
         </mc:Choice>
         <mc:Fallback>
           <w:pict>
-            <v:rect id="Rectangle 471" style="position:absolute;margin-left:0;margin-top:0;width:7.15pt;height:64.8pt;z-index:251664384;visibility:visible;mso-wrap-style:square;mso-width-percent:0;mso-height-percent:900;mso-wrap-distance-left:9pt;mso-wrap-distance-top:0;mso-wrap-distance-right:9pt;mso-wrap-distance-bottom:0;mso-position-horizontal:center;mso-position-horizontal-relative:right-margin-area;mso-position-vertical:top;mso-position-vertical-relative:page;mso-width-percent:0;mso-height-percent:900;mso-width-relative:page;mso-height-relative:top-margin-area;v-text-anchor:top" o:spid="_x0000_s1026" fillcolor="#918485 [3208]" strokecolor="#d34817 [3204]" o:gfxdata="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" w14:anchorId="75351076">
+            <v:rect id="Rectangle 471" style="position:absolute;margin-left:0;margin-top:0;width:7.15pt;height:64.8pt;z-index:251664384;visibility:visible;mso-wrap-style:square;mso-width-percent:0;mso-height-percent:900;mso-wrap-distance-left:9pt;mso-wrap-distance-top:0;mso-wrap-distance-right:9pt;mso-wrap-distance-bottom:0;mso-position-horizontal:center;mso-position-horizontal-relative:right-margin-area;mso-position-vertical:top;mso-position-vertical-relative:page;mso-width-percent:0;mso-height-percent:900;mso-width-relative:page;mso-height-relative:top-margin-area;v-text-anchor:top" o:spid="_x0000_s1026" fillcolor="#918485 [3208]" strokecolor="#d34817 [3204]" o:gfxdata="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" w14:anchorId="401A64EC">
               <w10:wrap anchorx="margin" anchory="page"/>
             </v:rect>
           </w:pict>
@@ -19047,7 +20998,7 @@
         </mc:Choice>
         <mc:Fallback>
           <w:pict>
-            <v:rect id="Rectangle 472" style="position:absolute;margin-left:0;margin-top:0;width:7.15pt;height:64.8pt;z-index:251663360;visibility:visible;mso-wrap-style:square;mso-width-percent:0;mso-height-percent:900;mso-wrap-distance-left:9pt;mso-wrap-distance-top:0;mso-wrap-distance-right:9pt;mso-wrap-distance-bottom:0;mso-position-horizontal:center;mso-position-horizontal-relative:left-margin-area;mso-position-vertical:top;mso-position-vertical-relative:page;mso-width-percent:0;mso-height-percent:900;mso-width-relative:page;mso-height-relative:top-margin-area;v-text-anchor:top" o:spid="_x0000_s1026" fillcolor="#918485 [3208]" strokecolor="#d34817 [3204]" o:gfxdata="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" w14:anchorId="17BDADDE">
+            <v:rect id="Rectangle 472" style="position:absolute;margin-left:0;margin-top:0;width:7.15pt;height:64.8pt;z-index:251663360;visibility:visible;mso-wrap-style:square;mso-width-percent:0;mso-height-percent:900;mso-wrap-distance-left:9pt;mso-wrap-distance-top:0;mso-wrap-distance-right:9pt;mso-wrap-distance-bottom:0;mso-position-horizontal:center;mso-position-horizontal-relative:left-margin-area;mso-position-vertical:top;mso-position-vertical-relative:page;mso-width-percent:0;mso-height-percent:900;mso-width-relative:page;mso-height-relative:top-margin-area;v-text-anchor:top" o:spid="_x0000_s1026" fillcolor="#918485 [3208]" strokecolor="#d34817 [3204]" o:gfxdata="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" w14:anchorId="3E6507DA">
               <w10:wrap anchorx="margin" anchory="page"/>
             </v:rect>
           </w:pict>
@@ -19059,7 +21010,7 @@
 </file>
 
 <file path=word/header2.xml><?xml version="1.0" encoding="utf-8"?>
-<w:hdr xmlns:a="http://schemas.openxmlformats.org/drawingml/2006/main" xmlns:a14="http://schemas.microsoft.com/office/drawing/2010/main" xmlns:wpc="http://schemas.microsoft.com/office/word/2010/wordprocessingCanvas" xmlns:cx="http://schemas.microsoft.com/office/drawing/2014/chartex" xmlns:cx1="http://schemas.microsoft.com/office/drawing/2015/9/8/chartex" xmlns:cx2="http://schemas.microsoft.com/office/drawing/2015/10/21/chartex" xmlns:cx3="http://schemas.microsoft.com/office/drawing/2016/5/9/chartex" xmlns:cx4="http://schemas.microsoft.com/office/drawing/2016/5/10/chartex" xmlns:cx5="http://schemas.microsoft.com/office/drawing/2016/5/11/chartex" xmlns:cx6="http://schemas.microsoft.com/office/drawing/2016/5/12/chartex" xmlns:cx7="http://schemas.microsoft.com/office/drawing/2016/5/13/chartex" xmlns:cx8="http://schemas.microsoft.com/office/drawing/2016/5/14/chartex" xmlns:mc="http://schemas.openxmlformats.org/markup-compatibility/2006" xmlns:aink="http://schemas.microsoft.com/office/drawing/2016/ink" xmlns:am3d="http://schemas.microsoft.com/office/drawing/2017/model3d" xmlns:o="urn:schemas-microsoft-com:office:office" xmlns:oel="http://schemas.microsoft.com/office/2019/extlst" xmlns:r="http://schemas.openxmlformats.org/officeDocument/2006/relationships" xmlns:m="http://schemas.openxmlformats.org/officeDocument/2006/math" xmlns:v="urn:schemas-microsoft-com:vml" xmlns:wp14="http://schemas.microsoft.com/office/word/2010/wordprocessingDrawing" xmlns:wp="http://schemas.openxmlformats.org/drawingml/2006/wordprocessingDrawing" xmlns:w10="urn:schemas-microsoft-com:office:word" xmlns:w="http://schemas.openxmlformats.org/wordprocessingml/2006/main" xmlns:w14="http://schemas.microsoft.com/office/word/2010/wordml" xmlns:w15="http://schemas.microsoft.com/office/word/2012/wordml" xmlns:w16cex="http://schemas.microsoft.com/office/word/2018/wordml/cex" xmlns:w16cid="http://schemas.microsoft.com/office/word/2016/wordml/cid" xmlns:w16="http://schemas.microsoft.com/office/word/2018/wordml" xmlns:w16du="http://schemas.microsoft.com/office/word/2023/wordml/word16du" xmlns:w16sdtdh="http://schemas.microsoft.com/office/word/2020/wordml/sdtdatahash" xmlns:w16se="http://schemas.microsoft.com/office/word/2015/wordml/symex" xmlns:wpg="http://schemas.microsoft.com/office/word/2010/wordprocessingGroup" xmlns:wpi="http://schemas.microsoft.com/office/word/2010/wordprocessingInk" xmlns:wne="http://schemas.microsoft.com/office/word/2006/wordml" xmlns:wps="http://schemas.microsoft.com/office/word/2010/wordprocessingShape" mc:Ignorable="w14 w15 w16se w16cid w16 w16cex w16sdtdh w16du wp14">
+<w:hdr xmlns:a="http://schemas.openxmlformats.org/drawingml/2006/main" xmlns:a14="http://schemas.microsoft.com/office/drawing/2010/main" xmlns:wpc="http://schemas.microsoft.com/office/word/2010/wordprocessingCanvas" xmlns:cx="http://schemas.microsoft.com/office/drawing/2014/chartex" xmlns:cx1="http://schemas.microsoft.com/office/drawing/2015/9/8/chartex" xmlns:cx2="http://schemas.microsoft.com/office/drawing/2015/10/21/chartex" xmlns:cx3="http://schemas.microsoft.com/office/drawing/2016/5/9/chartex" xmlns:cx4="http://schemas.microsoft.com/office/drawing/2016/5/10/chartex" xmlns:cx5="http://schemas.microsoft.com/office/drawing/2016/5/11/chartex" xmlns:cx6="http://schemas.microsoft.com/office/drawing/2016/5/12/chartex" xmlns:cx7="http://schemas.microsoft.com/office/drawing/2016/5/13/chartex" xmlns:cx8="http://schemas.microsoft.com/office/drawing/2016/5/14/chartex" xmlns:mc="http://schemas.openxmlformats.org/markup-compatibility/2006" xmlns:aink="http://schemas.microsoft.com/office/drawing/2016/ink" xmlns:am3d="http://schemas.microsoft.com/office/drawing/2017/model3d" xmlns:o="urn:schemas-microsoft-com:office:office" xmlns:oel="http://schemas.microsoft.com/office/2019/extlst" xmlns:r="http://schemas.openxmlformats.org/officeDocument/2006/relationships" xmlns:m="http://schemas.openxmlformats.org/officeDocument/2006/math" xmlns:v="urn:schemas-microsoft-com:vml" xmlns:wp14="http://schemas.microsoft.com/office/word/2010/wordprocessingDrawing" xmlns:wp="http://schemas.openxmlformats.org/drawingml/2006/wordprocessingDrawing" xmlns:w10="urn:schemas-microsoft-com:office:word" xmlns:w="http://schemas.openxmlformats.org/wordprocessingml/2006/main" xmlns:w14="http://schemas.microsoft.com/office/word/2010/wordml" xmlns:w15="http://schemas.microsoft.com/office/word/2012/wordml" xmlns:w16cex="http://schemas.microsoft.com/office/word/2018/wordml/cex" xmlns:w16cid="http://schemas.microsoft.com/office/word/2016/wordml/cid" xmlns:w16="http://schemas.microsoft.com/office/word/2018/wordml" xmlns:w16du="http://schemas.microsoft.com/office/word/2023/wordml/word16du" xmlns:w16sdtdh="http://schemas.microsoft.com/office/word/2020/wordml/sdtdatahash" xmlns:w16sdtfl="http://schemas.microsoft.com/office/word/2024/wordml/sdtformatlock" xmlns:w16se="http://schemas.microsoft.com/office/word/2015/wordml/symex" xmlns:wpg="http://schemas.microsoft.com/office/word/2010/wordprocessingGroup" xmlns:wpi="http://schemas.microsoft.com/office/word/2010/wordprocessingInk" xmlns:wne="http://schemas.microsoft.com/office/word/2006/wordml" xmlns:wps="http://schemas.microsoft.com/office/word/2010/wordprocessingShape" mc:Ignorable="w14 w15 w16se w16cid w16 w16cex w16sdtdh w16sdtfl w16du wp14">
   <w:p>
     <w:pPr>
       <w:pStyle w:val="Header"/>
@@ -19360,7 +21311,7 @@
 </file>
 
 <file path=word/numbering.xml><?xml version="1.0" encoding="utf-8"?>
-<w:numbering xmlns:wpc="http://schemas.microsoft.com/office/word/2010/wordprocessingCanvas" xmlns:cx="http://schemas.microsoft.com/office/drawing/2014/chartex" xmlns:cx1="http://schemas.microsoft.com/office/drawing/2015/9/8/chartex" xmlns:cx2="http://schemas.microsoft.com/office/drawing/2015/10/21/chartex" xmlns:cx3="http://schemas.microsoft.com/office/drawing/2016/5/9/chartex" xmlns:cx4="http://schemas.microsoft.com/office/drawing/2016/5/10/chartex" xmlns:cx5="http://schemas.microsoft.com/office/drawing/2016/5/11/chartex" xmlns:cx6="http://schemas.microsoft.com/office/drawing/2016/5/12/chartex" xmlns:cx7="http://schemas.microsoft.com/office/drawing/2016/5/13/chartex" xmlns:cx8="http://schemas.microsoft.com/office/drawing/2016/5/14/chartex" xmlns:mc="http://schemas.openxmlformats.org/markup-compatibility/2006" xmlns:aink="http://schemas.microsoft.com/office/drawing/2016/ink" xmlns:am3d="http://schemas.microsoft.com/office/drawing/2017/model3d" xmlns:o="urn:schemas-microsoft-com:office:office" xmlns:oel="http://schemas.microsoft.com/office/2019/extlst" xmlns:r="http://schemas.openxmlformats.org/officeDocument/2006/relationships" xmlns:m="http://schemas.openxmlformats.org/officeDocument/2006/math" xmlns:v="urn:schemas-microsoft-com:vml" xmlns:wp14="http://schemas.microsoft.com/office/word/2010/wordprocessingDrawing" xmlns:wp="http://schemas.openxmlformats.org/drawingml/2006/wordprocessingDrawing" xmlns:w10="urn:schemas-microsoft-com:office:word" xmlns:w="http://schemas.openxmlformats.org/wordprocessingml/2006/main" xmlns:w14="http://schemas.microsoft.com/office/word/2010/wordml" xmlns:w15="http://schemas.microsoft.com/office/word/2012/wordml" xmlns:w16cex="http://schemas.microsoft.com/office/word/2018/wordml/cex" xmlns:w16cid="http://schemas.microsoft.com/office/word/2016/wordml/cid" xmlns:w16="http://schemas.microsoft.com/office/word/2018/wordml" xmlns:w16du="http://schemas.microsoft.com/office/word/2023/wordml/word16du" xmlns:w16sdtdh="http://schemas.microsoft.com/office/word/2020/wordml/sdtdatahash" xmlns:w16se="http://schemas.microsoft.com/office/word/2015/wordml/symex" xmlns:wpg="http://schemas.microsoft.com/office/word/2010/wordprocessingGroup" xmlns:wpi="http://schemas.microsoft.com/office/word/2010/wordprocessingInk" xmlns:wne="http://schemas.microsoft.com/office/word/2006/wordml" xmlns:wps="http://schemas.microsoft.com/office/word/2010/wordprocessingShape" mc:Ignorable="w14 w15 w16se w16cid w16 w16cex w16sdtdh w16du wp14">
+<w:numbering xmlns:wpc="http://schemas.microsoft.com/office/word/2010/wordprocessingCanvas" xmlns:cx="http://schemas.microsoft.com/office/drawing/2014/chartex" xmlns:cx1="http://schemas.microsoft.com/office/drawing/2015/9/8/chartex" xmlns:cx2="http://schemas.microsoft.com/office/drawing/2015/10/21/chartex" xmlns:cx3="http://schemas.microsoft.com/office/drawing/2016/5/9/chartex" xmlns:cx4="http://schemas.microsoft.com/office/drawing/2016/5/10/chartex" xmlns:cx5="http://schemas.microsoft.com/office/drawing/2016/5/11/chartex" xmlns:cx6="http://schemas.microsoft.com/office/drawing/2016/5/12/chartex" xmlns:cx7="http://schemas.microsoft.com/office/drawing/2016/5/13/chartex" xmlns:cx8="http://schemas.microsoft.com/office/drawing/2016/5/14/chartex" xmlns:mc="http://schemas.openxmlformats.org/markup-compatibility/2006" xmlns:aink="http://schemas.microsoft.com/office/drawing/2016/ink" xmlns:am3d="http://schemas.microsoft.com/office/drawing/2017/model3d" xmlns:o="urn:schemas-microsoft-com:office:office" xmlns:oel="http://schemas.microsoft.com/office/2019/extlst" xmlns:r="http://schemas.openxmlformats.org/officeDocument/2006/relationships" xmlns:m="http://schemas.openxmlformats.org/officeDocument/2006/math" xmlns:v="urn:schemas-microsoft-com:vml" xmlns:wp14="http://schemas.microsoft.com/office/word/2010/wordprocessingDrawing" xmlns:wp="http://schemas.openxmlformats.org/drawingml/2006/wordprocessingDrawing" xmlns:w10="urn:schemas-microsoft-com:office:word" xmlns:w="http://schemas.openxmlformats.org/wordprocessingml/2006/main" xmlns:w14="http://schemas.microsoft.com/office/word/2010/wordml" xmlns:w15="http://schemas.microsoft.com/office/word/2012/wordml" xmlns:w16cex="http://schemas.microsoft.com/office/word/2018/wordml/cex" xmlns:w16cid="http://schemas.microsoft.com/office/word/2016/wordml/cid" xmlns:w16="http://schemas.microsoft.com/office/word/2018/wordml" xmlns:w16du="http://schemas.microsoft.com/office/word/2023/wordml/word16du" xmlns:w16sdtdh="http://schemas.microsoft.com/office/word/2020/wordml/sdtdatahash" xmlns:w16sdtfl="http://schemas.microsoft.com/office/word/2024/wordml/sdtformatlock" xmlns:w16se="http://schemas.microsoft.com/office/word/2015/wordml/symex" xmlns:wpg="http://schemas.microsoft.com/office/word/2010/wordprocessingGroup" xmlns:wpi="http://schemas.microsoft.com/office/word/2010/wordprocessingInk" xmlns:wne="http://schemas.microsoft.com/office/word/2006/wordml" xmlns:wps="http://schemas.microsoft.com/office/word/2010/wordprocessingShape" mc:Ignorable="w14 w15 w16se w16cid w16 w16cex w16sdtdh w16sdtfl w16du wp14">
   <w:abstractNum w:abstractNumId="0" w15:restartNumberingAfterBreak="0">
     <w:nsid w:val="FFFFFFFE"/>
     <w:multiLevelType w:val="singleLevel"/>
@@ -20339,7 +22290,7 @@
 </file>
 
 <file path=word/styles.xml><?xml version="1.0" encoding="utf-8"?>
-<w:styles xmlns:mc="http://schemas.openxmlformats.org/markup-compatibility/2006" xmlns:r="http://schemas.openxmlformats.org/officeDocument/2006/relationships" xmlns:w="http://schemas.openxmlformats.org/wordprocessingml/2006/main" xmlns:w14="http://schemas.microsoft.com/office/word/2010/wordml" xmlns:w15="http://schemas.microsoft.com/office/word/2012/wordml" xmlns:w16cex="http://schemas.microsoft.com/office/word/2018/wordml/cex" xmlns:w16cid="http://schemas.microsoft.com/office/word/2016/wordml/cid" xmlns:w16="http://schemas.microsoft.com/office/word/2018/wordml" xmlns:w16du="http://schemas.microsoft.com/office/word/2023/wordml/word16du" xmlns:w16sdtdh="http://schemas.microsoft.com/office/word/2020/wordml/sdtdatahash" xmlns:w16se="http://schemas.microsoft.com/office/word/2015/wordml/symex" mc:Ignorable="w14 w15 w16se w16cid w16 w16cex w16sdtdh w16du">
+<w:styles xmlns:mc="http://schemas.openxmlformats.org/markup-compatibility/2006" xmlns:r="http://schemas.openxmlformats.org/officeDocument/2006/relationships" xmlns:w="http://schemas.openxmlformats.org/wordprocessingml/2006/main" xmlns:w14="http://schemas.microsoft.com/office/word/2010/wordml" xmlns:w15="http://schemas.microsoft.com/office/word/2012/wordml" xmlns:w16cex="http://schemas.microsoft.com/office/word/2018/wordml/cex" xmlns:w16cid="http://schemas.microsoft.com/office/word/2016/wordml/cid" xmlns:w16="http://schemas.microsoft.com/office/word/2018/wordml" xmlns:w16du="http://schemas.microsoft.com/office/word/2023/wordml/word16du" xmlns:w16sdtdh="http://schemas.microsoft.com/office/word/2020/wordml/sdtdatahash" xmlns:w16sdtfl="http://schemas.microsoft.com/office/word/2024/wordml/sdtformatlock" xmlns:w16se="http://schemas.microsoft.com/office/word/2015/wordml/symex" mc:Ignorable="w14 w15 w16se w16cid w16 w16cex w16sdtdh w16sdtfl w16du">
   <w:docDefaults>
     <w:rPrDefault>
       <w:rPr>
